--- a/sit281_crypto/task01p/summary.docx
+++ b/sit281_crypto/task01p/summary.docx
@@ -4,7 +4,7 @@
   <w:body>
     <w:p>
       <w:pPr>
-        <w:pStyle w:val="139"/>
+        <w:pStyle w:val="837"/>
         <w:pBdr/>
         <w:spacing/>
         <w:ind/>
@@ -14,11 +14,10 @@
         <w:t xml:space="preserve">Number Theory</w:t>
       </w:r>
       <w:r/>
-      <w:r/>
     </w:p>
     <w:p>
       <w:pPr>
-        <w:pStyle w:val="140"/>
+        <w:pStyle w:val="838"/>
         <w:pBdr/>
         <w:spacing/>
         <w:ind/>
@@ -28,11 +27,10 @@
         <w:t xml:space="preserve">Basics</w:t>
       </w:r>
       <w:r/>
-      <w:r/>
     </w:p>
     <w:p>
       <w:pPr>
-        <w:pStyle w:val="141"/>
+        <w:pStyle w:val="839"/>
         <w:pBdr/>
         <w:spacing/>
         <w:ind/>
@@ -52,7 +50,6 @@
           <w:highlight w:val="none"/>
         </w:rPr>
       </w:pPr>
-      <w:r/>
       <w:r>
         <w:t xml:space="preserve">When a, r, m </w:t>
       </w:r>
@@ -74,7 +71,11 @@
       <w:r>
         <w:t xml:space="preserve"> we can say that:</w:t>
       </w:r>
-      <w:r/>
+      <w:r>
+        <w:rPr>
+          <w:highlight w:val="none"/>
+        </w:rPr>
+      </w:r>
     </w:p>
     <w:p>
       <w:pPr>
@@ -129,18 +130,16 @@
     </w:p>
     <w:p>
       <w:pPr>
-        <w:pStyle w:val="141"/>
+        <w:pStyle w:val="839"/>
         <w:pBdr/>
         <w:spacing/>
         <w:ind/>
         <w:rPr/>
       </w:pPr>
-      <w:r/>
       <w:r>
         <w:t xml:space="preserve">Euclidean algorithm</w:t>
       </w:r>
       <w:r/>
-      <w:r/>
     </w:p>
     <w:p>
       <w:pPr>
@@ -151,17 +150,9 @@
           <w:vertAlign w:val="baseline"/>
         </w:rPr>
       </w:pPr>
-      <w:r/>
       <w:r>
         <w:t xml:space="preserve">When</w:t>
       </w:r>
-      <w:r/>
-      <w:r>
-        <w:rPr>
-          <w:highlight w:val="none"/>
-        </w:rPr>
-      </w:r>
-      <w:r/>
       <w:r>
         <w:t xml:space="preserve"> b &gt; a, do this until r</w:t>
       </w:r>
@@ -207,9 +198,6 @@
         <w:ind/>
         <w:rPr/>
       </w:pPr>
-      <w:r/>
-      <w:r/>
-      <w:r/>
       <w:r>
         <mc:AlternateContent>
           <mc:Choice Requires="wpg">
@@ -240,7 +228,7 @@
                         <pic:nvPr/>
                       </pic:nvPicPr>
                       <pic:blipFill rotWithShape="1">
-                        <a:blip r:embed="rId9"/>
+                        <a:blip r:embed="rId10"/>
                         <a:stretch/>
                       </pic:blipFill>
                       <pic:spPr bwMode="auto">
@@ -280,7 +268,7 @@
                 <o:lock v:ext="edit" aspectratio="t"/>
               </v:shapetype>
               <v:shape id="_x0000_i0" o:spid="_x0000_s0" type="#_x0000_t75" style="position:absolute;z-index:-2048;o:allowoverlap:true;o:allowincell:true;mso-position-horizontal-relative:text;margin-left:283.43pt;mso-position-horizontal:absolute;mso-position-vertical-relative:text;margin-top:10.17pt;mso-position-vertical:absolute;width:119.25pt;height:95.21pt;mso-wrap-distance-left:9.07pt;mso-wrap-distance-top:0.00pt;mso-wrap-distance-right:9.07pt;mso-wrap-distance-bottom:0.00pt;z-index:1;" stroked="false">
-                <v:imagedata r:id="rId9" o:title=""/>
+                <v:imagedata r:id="rId10" o:title=""/>
                 <o:lock v:ext="edit" rotation="t"/>
               </v:shape>
             </w:pict>
@@ -288,10 +276,6 @@
         </mc:AlternateContent>
       </w:r>
       <w:r/>
-      <w:r/>
-      <w:r/>
-      <w:r/>
-      <w:r/>
     </w:p>
     <w:p>
       <w:pPr>
@@ -300,7 +284,6 @@
         <w:ind/>
         <w:rPr/>
       </w:pPr>
-      <w:r/>
       <w:r>
         <mc:AlternateContent>
           <mc:Choice Requires="wpg">
@@ -331,7 +314,7 @@
                         <pic:nvPr/>
                       </pic:nvPicPr>
                       <pic:blipFill rotWithShape="1">
-                        <a:blip r:embed="rId10"/>
+                        <a:blip r:embed="rId11"/>
                         <a:stretch/>
                       </pic:blipFill>
                       <pic:spPr bwMode="auto">
@@ -371,7 +354,7 @@
                 <o:lock v:ext="edit" aspectratio="t"/>
               </v:shapetype>
               <v:shape id="_x0000_i1" o:spid="_x0000_s1" type="#_x0000_t75" style="position:absolute;z-index:-6144;o:allowoverlap:true;o:allowincell:true;mso-position-horizontal-relative:text;margin-left:109.14pt;mso-position-horizontal:absolute;mso-position-vertical-relative:text;margin-top:1.50pt;mso-position-vertical:absolute;width:152.71pt;height:63.47pt;mso-wrap-distance-left:9.07pt;mso-wrap-distance-top:0.00pt;mso-wrap-distance-right:9.07pt;mso-wrap-distance-bottom:0.00pt;z-index:1;" stroked="false">
-                <v:imagedata r:id="rId10" o:title=""/>
+                <v:imagedata r:id="rId11" o:title=""/>
                 <o:lock v:ext="edit" rotation="t"/>
               </v:shape>
             </w:pict>
@@ -379,8 +362,14 @@
         </mc:AlternateContent>
       </w:r>
       <w:r/>
-      <w:r/>
-      <w:r/>
+    </w:p>
+    <w:p>
+      <w:pPr>
+        <w:pBdr/>
+        <w:spacing/>
+        <w:ind/>
+        <w:rPr/>
+      </w:pPr>
       <w:r/>
       <w:r/>
     </w:p>
@@ -393,7 +382,6 @@
       </w:pPr>
       <w:r/>
       <w:r/>
-      <w:r/>
     </w:p>
     <w:p>
       <w:pPr>
@@ -402,32 +390,17 @@
         <w:ind/>
         <w:rPr/>
       </w:pPr>
-      <w:r/>
-      <w:r/>
-      <w:r/>
       <w:r/>
       <w:r/>
     </w:p>
     <w:p>
       <w:pPr>
+        <w:pStyle w:val="839"/>
         <w:pBdr/>
         <w:spacing/>
         <w:ind/>
         <w:rPr/>
       </w:pPr>
-      <w:r/>
-      <w:r/>
-      <w:r/>
-    </w:p>
-    <w:p>
-      <w:pPr>
-        <w:pStyle w:val="141"/>
-        <w:pBdr/>
-        <w:spacing/>
-        <w:ind/>
-        <w:rPr/>
-      </w:pPr>
-      <w:r/>
       <w:r>
         <w:t xml:space="preserve">Bezouts Lemma</w:t>
       </w:r>
@@ -440,7 +413,6 @@
         <w:ind/>
         <w:rPr/>
       </w:pPr>
-      <w:r/>
       <w:r>
         <w:t xml:space="preserve">If gcd(a, b) = c, then, </w:t>
       </w:r>
@@ -478,16 +450,63 @@
         <w:t xml:space="preserve">m ⋅ a + n ⋅ b = 1</w:t>
       </w:r>
       <w:r/>
+    </w:p>
+    <w:p>
+      <w:pPr>
+        <w:pBdr/>
+        <w:spacing/>
+        <w:ind/>
+        <w:rPr/>
+      </w:pPr>
+      <w:r>
+        <w:t xml:space="preserve">Instead of trying to guess m and n by substituting a and b, just re-arrange the equations. Use b – a*m = r</w:t>
+      </w:r>
+      <w:r>
+        <w:rPr>
+          <w:vertAlign w:val="subscript"/>
+        </w:rPr>
+        <w:t xml:space="preserve">1</w:t>
+      </w:r>
+      <w:r>
+        <w:t xml:space="preserve">, </w:t>
+      </w:r>
+      <w:r>
+        <w:t xml:space="preserve">and substitute values from where necessary and keep on doing that until the final equation comes to the form said above, with m and n being real integers.</w:t>
+      </w:r>
       <w:r/>
     </w:p>
     <w:p>
       <w:pPr>
+        <w:pStyle w:val="839"/>
         <w:pBdr/>
         <w:spacing/>
         <w:ind/>
         <w:rPr/>
       </w:pPr>
+      <w:r>
+        <w:t xml:space="preserve">Modular Inverse</w:t>
+      </w:r>
       <w:r/>
+    </w:p>
+    <w:p>
+      <w:pPr>
+        <w:pBdr/>
+        <w:spacing/>
+        <w:ind/>
+        <w:rPr/>
+      </w:pPr>
+      <w:r/>
+      <w:r/>
+      <w:r>
+        <w:t xml:space="preserve">The modular inverse of a number x mod p is a number y such that xy ≡ 1 (mod p).</w:t>
+      </w:r>
+      <w:r>
+        <w:t xml:space="preserve"> </w:t>
+      </w:r>
+      <w:r/>
+      <w:r>
+        <w:t xml:space="preserve">For a positive integer p, a number m has an inverse mod p if and only if m and p are relatively prime (gcd(m, p) = 1).</w:t>
+      </w:r>
       <w:r/>
       <w:r/>
     </w:p>
@@ -496,9 +515,81 @@
         <w:pBdr/>
         <w:spacing/>
         <w:ind/>
+        <w:jc w:val="center"/>
         <w:rPr/>
       </w:pPr>
       <w:r/>
+      <w:r/>
+      <w:r/>
+      <w:r>
+        <mc:AlternateContent>
+          <mc:Choice Requires="wpg">
+            <w:drawing>
+              <wp:inline xmlns:wp="http://schemas.openxmlformats.org/drawingml/2006/wordprocessingDrawing" distT="0" distB="0" distL="0" distR="0">
+                <wp:extent cx="3045713" cy="3100889"/>
+                <wp:effectExtent l="0" t="0" r="0" b="0"/>
+                <wp:docPr id="3" name=""/>
+                <wp:cNvGraphicFramePr>
+                  <a:graphicFrameLocks xmlns:a="http://schemas.openxmlformats.org/drawingml/2006/main" noChangeAspect="1"/>
+                </wp:cNvGraphicFramePr>
+                <a:graphic xmlns:a="http://schemas.openxmlformats.org/drawingml/2006/main">
+                  <a:graphicData uri="http://schemas.openxmlformats.org/drawingml/2006/picture">
+                    <pic:pic xmlns:pic="http://schemas.openxmlformats.org/drawingml/2006/picture">
+                      <pic:nvPicPr>
+                        <pic:cNvPr id="813692656" name=""/>
+                        <pic:cNvPicPr>
+                          <a:picLocks noChangeAspect="1"/>
+                        </pic:cNvPicPr>
+                        <pic:nvPr/>
+                      </pic:nvPicPr>
+                      <pic:blipFill rotWithShape="1">
+                        <a:blip r:embed="rId12"/>
+                        <a:stretch/>
+                      </pic:blipFill>
+                      <pic:spPr bwMode="auto">
+                        <a:xfrm flipH="0" flipV="0">
+                          <a:off x="0" y="0"/>
+                          <a:ext cx="3045713" cy="3100889"/>
+                        </a:xfrm>
+                        <a:prstGeom prst="rect">
+                          <a:avLst/>
+                        </a:prstGeom>
+                      </pic:spPr>
+                    </pic:pic>
+                  </a:graphicData>
+                </a:graphic>
+              </wp:inline>
+            </w:drawing>
+          </mc:Choice>
+          <mc:Fallback>
+            <w:pict>
+              <v:shapetype id="_x0000_t75" coordsize="21600,21600" o:spt="75" o:preferrelative="t" path="m@4@5l@4@11@9@11@9@5xe" filled="f" stroked="f">
+                <v:stroke joinstyle="miter"/>
+                <v:formulas>
+                  <v:f eqn="if lineDrawn pixelLineWidth 0"/>
+                  <v:f eqn="sum @0 1 0"/>
+                  <v:f eqn="sum 0 0 @1"/>
+                  <v:f eqn="prod @2 1 2"/>
+                  <v:f eqn="prod @3 21600 pixelWidth"/>
+                  <v:f eqn="prod @3 21600 pixelHeight"/>
+                  <v:f eqn="sum @0 0 1"/>
+                  <v:f eqn="prod @6 1 2"/>
+                  <v:f eqn="prod @7 21600 pixelWidth"/>
+                  <v:f eqn="sum @8 21600 0"/>
+                  <v:f eqn="prod @7 21600 pixelHeight"/>
+                  <v:f eqn="sum @10 21600 0"/>
+                </v:formulas>
+                <v:path o:extrusionok="f" gradientshapeok="t" o:connecttype="rect"/>
+                <o:lock v:ext="edit" aspectratio="t"/>
+              </v:shapetype>
+              <v:shape id="_x0000_i2" o:spid="_x0000_s2" type="#_x0000_t75" style="width:239.82pt;height:244.16pt;mso-wrap-distance-left:0.00pt;mso-wrap-distance-top:0.00pt;mso-wrap-distance-right:0.00pt;mso-wrap-distance-bottom:0.00pt;z-index:1;" stroked="false">
+                <v:imagedata r:id="rId12" o:title=""/>
+                <o:lock v:ext="edit" rotation="t"/>
+              </v:shape>
+            </w:pict>
+          </mc:Fallback>
+        </mc:AlternateContent>
+      </w:r>
       <w:r/>
       <w:r/>
     </w:p>
@@ -511,7 +602,6 @@
       </w:pPr>
       <w:r/>
       <w:r/>
-      <w:r/>
     </w:p>
     <w:p>
       <w:pPr>
@@ -520,18 +610,20 @@
         <w:ind/>
         <w:rPr/>
       </w:pPr>
-      <w:r/>
       <w:r/>
       <w:r/>
     </w:p>
     <w:p>
       <w:pPr>
+        <w:pStyle w:val="839"/>
         <w:pBdr/>
         <w:spacing/>
         <w:ind/>
         <w:rPr/>
       </w:pPr>
-      <w:r/>
+      <w:r>
+        <w:t xml:space="preserve">Solving Linear Equations in Modular Arithmetic</w:t>
+      </w:r>
       <w:r/>
       <w:r/>
     </w:p>
@@ -540,20 +632,175 @@
         <w:pBdr/>
         <w:spacing/>
         <w:ind/>
+        <w:rPr>
+          <w:highlight w:val="none"/>
+        </w:rPr>
+      </w:pPr>
+      <w:r>
+        <w:t xml:space="preserve">If gcd(m, p) = 1, then for any number x the equation mx = a (mod p) has a solution.</w:t>
+      </w:r>
+      <w:r/>
+    </w:p>
+    <w:p>
+      <w:pPr>
+        <w:pBdr/>
+        <w:spacing/>
+        <w:ind/>
         <w:rPr/>
       </w:pPr>
+      <w:r>
+        <w:rPr>
+          <w:highlight w:val="none"/>
+        </w:rPr>
+        <w:t xml:space="preserve">To prove, the multiply the inverse of m on both sides.</w:t>
+      </w:r>
+      <w:r>
+        <w:rPr>
+          <w:highlight w:val="none"/>
+        </w:rPr>
+      </w:r>
+      <w:r>
+        <w:rPr>
+          <w:highlight w:val="none"/>
+        </w:rPr>
+      </w:r>
+    </w:p>
+    <w:p>
+      <w:pPr>
+        <w:pBdr/>
+        <w:spacing/>
+        <w:ind/>
+        <w:rPr>
+          <w:highlight w:val="none"/>
+        </w:rPr>
+      </w:pPr>
       <w:r/>
+      <w:r>
+        <w:t xml:space="preserve">To solve </w:t>
+      </w:r>
+      <w:r>
+        <w:t xml:space="preserve">ax ≡ b (mod p) if  gcd(a, p) = 1,</w:t>
+      </w:r>
       <w:r/>
       <w:r/>
     </w:p>
     <w:p>
       <w:pPr>
+        <w:pStyle w:val="900"/>
+        <w:numPr>
+          <w:ilvl w:val="0"/>
+          <w:numId w:val="1"/>
+        </w:numPr>
         <w:pBdr/>
         <w:spacing/>
         <w:ind/>
         <w:rPr/>
       </w:pPr>
+      <w:r>
+        <w:rPr>
+          <w:highlight w:val="none"/>
+        </w:rPr>
+      </w:r>
+      <w:r>
+        <w:rPr>
+          <w:highlight w:val="none"/>
+        </w:rPr>
+        <w:t xml:space="preserve">Find the inverse s of a modulo p  using the extended Euclidean algorithm. </w:t>
+      </w:r>
+      <w:r>
+        <w:rPr>
+          <w:highlight w:val="none"/>
+        </w:rPr>
+      </w:r>
       <w:r/>
+    </w:p>
+    <w:p>
+      <w:pPr>
+        <w:pStyle w:val="900"/>
+        <w:numPr>
+          <w:ilvl w:val="0"/>
+          <w:numId w:val="1"/>
+        </w:numPr>
+        <w:pBdr/>
+        <w:spacing/>
+        <w:ind/>
+        <w:rPr>
+          <w:highlight w:val="none"/>
+        </w:rPr>
+      </w:pPr>
+      <w:r>
+        <w:rPr>
+          <w:highlight w:val="none"/>
+        </w:rPr>
+      </w:r>
+      <w:r>
+        <w:rPr>
+          <w:highlight w:val="none"/>
+        </w:rPr>
+      </w:r>
+      <w:r>
+        <w:rPr>
+          <w:highlight w:val="none"/>
+        </w:rPr>
+        <w:t xml:space="preserve">Multiply both sides of the equation by s: asx ≡ bs (mod p). </w:t>
+      </w:r>
+      <w:r/>
+    </w:p>
+    <w:p>
+      <w:pPr>
+        <w:pStyle w:val="900"/>
+        <w:numPr>
+          <w:ilvl w:val="0"/>
+          <w:numId w:val="1"/>
+        </w:numPr>
+        <w:pBdr/>
+        <w:spacing/>
+        <w:ind/>
+        <w:rPr/>
+      </w:pPr>
+      <w:r>
+        <w:rPr>
+          <w:highlight w:val="none"/>
+        </w:rPr>
+        <w:t xml:space="preserve">This results in the solution </w:t>
+      </w:r>
+      <w:r>
+        <w:rPr>
+          <w:highlight w:val="none"/>
+        </w:rPr>
+        <w:t xml:space="preserve">x ≡ bs (mod p).</w:t>
+      </w:r>
+      <w:r>
+        <w:rPr>
+          <w:highlight w:val="none"/>
+        </w:rPr>
+      </w:r>
+      <w:r/>
+      <w:r/>
+      <w:r>
+        <w:rPr>
+          <w:highlight w:val="none"/>
+        </w:rPr>
+      </w:r>
+      <w:r>
+        <w:rPr>
+          <w:highlight w:val="none"/>
+        </w:rPr>
+      </w:r>
+      <w:r>
+        <w:rPr>
+          <w:highlight w:val="none"/>
+        </w:rPr>
+      </w:r>
+      <w:r/>
+    </w:p>
+    <w:p>
+      <w:pPr>
+        <w:pBdr/>
+        <w:spacing/>
+        <w:ind/>
+        <w:rPr/>
+      </w:pPr>
       <w:r/>
       <w:r/>
     </w:p>
@@ -566,7 +813,6 @@
       </w:pPr>
       <w:r/>
       <w:r/>
-      <w:r/>
     </w:p>
     <w:p>
       <w:pPr>
@@ -575,7 +821,6 @@
         <w:ind/>
         <w:rPr/>
       </w:pPr>
-      <w:r/>
       <w:r/>
       <w:r/>
     </w:p>
@@ -588,7 +833,6 @@
       </w:pPr>
       <w:r/>
       <w:r/>
-      <w:r/>
     </w:p>
     <w:p>
       <w:pPr>
@@ -597,7 +841,6 @@
         <w:ind/>
         <w:rPr/>
       </w:pPr>
-      <w:r/>
       <w:r/>
       <w:r/>
     </w:p>
@@ -610,7 +853,6 @@
       </w:pPr>
       <w:r/>
       <w:r/>
-      <w:r/>
     </w:p>
     <w:p>
       <w:pPr>
@@ -619,7 +861,6 @@
         <w:ind/>
         <w:rPr/>
       </w:pPr>
-      <w:r/>
       <w:r/>
       <w:r/>
     </w:p>
@@ -632,7 +873,6 @@
       </w:pPr>
       <w:r/>
       <w:r/>
-      <w:r/>
     </w:p>
     <w:p>
       <w:pPr>
@@ -641,7 +881,6 @@
         <w:ind/>
         <w:rPr/>
       </w:pPr>
-      <w:r/>
       <w:r/>
       <w:r/>
     </w:p>
@@ -654,20 +893,9 @@
       </w:pPr>
       <w:r/>
       <w:r/>
-      <w:r/>
-    </w:p>
-    <w:p>
-      <w:pPr>
-        <w:pBdr/>
-        <w:spacing/>
-        <w:ind/>
-        <w:rPr/>
-      </w:pPr>
-      <w:r/>
-      <w:r/>
     </w:p>
     <w:sectPr>
-      <w:headerReference w:type="default" r:id="rId8"/>
+      <w:headerReference w:type="default" r:id="rId9"/>
       <w:footnotePr/>
       <w:endnotePr/>
       <w:type w:val="nextPage"/>
@@ -689,7 +917,6 @@
         <w:ind/>
         <w:rPr/>
       </w:pPr>
-      <w:r/>
       <w:r>
         <w:separator/>
       </w:r>
@@ -704,7 +931,6 @@
         <w:ind/>
         <w:rPr/>
       </w:pPr>
-      <w:r/>
       <w:r>
         <w:continuationSeparator/>
       </w:r>
@@ -724,7 +950,6 @@
         <w:ind/>
         <w:rPr/>
       </w:pPr>
-      <w:r/>
       <w:r>
         <w:separator/>
       </w:r>
@@ -739,7 +964,6 @@
         <w:ind/>
         <w:rPr/>
       </w:pPr>
-      <w:r/>
       <w:r>
         <w:continuationSeparator/>
       </w:r>
@@ -753,7 +977,7 @@
 <w:hdr xmlns:wpc="http://schemas.microsoft.com/office/word/2010/wordprocessingCanvas" xmlns:mc="http://schemas.openxmlformats.org/markup-compatibility/2006" xmlns:o="urn:schemas-microsoft-com:office:office" xmlns:r="http://schemas.openxmlformats.org/officeDocument/2006/relationships" xmlns:m="http://schemas.openxmlformats.org/officeDocument/2006/math" xmlns:v="urn:schemas-microsoft-com:vml" xmlns:wp14="http://schemas.microsoft.com/office/word/2010/wordprocessingDrawing" xmlns:wp="http://schemas.openxmlformats.org/drawingml/2006/wordprocessingDrawing" xmlns:w10="urn:schemas-microsoft-com:office:word" xmlns:w="http://schemas.openxmlformats.org/wordprocessingml/2006/main" xmlns:w14="http://schemas.microsoft.com/office/word/2010/wordml" xmlns:w15="http://schemas.microsoft.com/office/word/2012/wordml" xmlns:wpg="http://schemas.microsoft.com/office/word/2010/wordprocessingGroup" xmlns:wpi="http://schemas.microsoft.com/office/word/2010/wordprocessingInk" xmlns:wne="http://schemas.microsoft.com/office/word/2006/wordml" xmlns:a="http://schemas.openxmlformats.org/drawingml/2006/main" xmlns:wps="http://schemas.microsoft.com/office/word/2010/wordprocessingShape" mc:Ignorable="w14 w15 wp14">
   <w:p>
     <w:pPr>
-      <w:pStyle w:val="176"/>
+      <w:pStyle w:val="871"/>
       <w:pBdr/>
       <w:spacing/>
       <w:ind/>
@@ -763,6 +987,161 @@
     <w:r/>
   </w:p>
 </w:hdr>
+</file>
+
+<file path=word/numbering.xml><?xml version="1.0" encoding="utf-8"?>
+<w:numbering xmlns:wpc="http://schemas.microsoft.com/office/word/2010/wordprocessingCanvas" xmlns:mc="http://schemas.openxmlformats.org/markup-compatibility/2006" xmlns:o="urn:schemas-microsoft-com:office:office" xmlns:r="http://schemas.openxmlformats.org/officeDocument/2006/relationships" xmlns:m="http://schemas.openxmlformats.org/officeDocument/2006/math" xmlns:v="urn:schemas-microsoft-com:vml" xmlns:wp14="http://schemas.microsoft.com/office/word/2010/wordprocessingDrawing" xmlns:wp="http://schemas.openxmlformats.org/drawingml/2006/wordprocessingDrawing" xmlns:w10="urn:schemas-microsoft-com:office:word" xmlns:w="http://schemas.openxmlformats.org/wordprocessingml/2006/main" xmlns:w14="http://schemas.microsoft.com/office/word/2010/wordml" xmlns:w15="http://schemas.microsoft.com/office/word/2012/wordml" xmlns:wpg="http://schemas.microsoft.com/office/word/2010/wordprocessingGroup" xmlns:wpi="http://schemas.microsoft.com/office/word/2010/wordprocessingInk" xmlns:wne="http://schemas.microsoft.com/office/word/2006/wordml" xmlns:wps="http://schemas.microsoft.com/office/word/2010/wordprocessingShape" mc:Ignorable="w14 w15 wp14">
+  <w:abstractNum w:abstractNumId="0">
+    <w:nsid w:val="18E40B33"/>
+    <w:lvl w:ilvl="0">
+      <w:isLgl w:val="false"/>
+      <w:lvlJc w:val="left"/>
+      <w:lvlText w:val="–"/>
+      <w:numFmt w:val="bullet"/>
+      <w:pPr>
+        <w:pBdr/>
+        <w:spacing/>
+        <w:ind w:hanging="360" w:left="709"/>
+      </w:pPr>
+      <w:rPr>
+        <w:rFonts w:hint="default" w:ascii="Arial" w:hAnsi="Arial" w:eastAsia="Arial" w:cs="Arial"/>
+      </w:rPr>
+      <w:start w:val="1"/>
+      <w:suff w:val="tab"/>
+    </w:lvl>
+    <w:lvl w:ilvl="1">
+      <w:isLgl w:val="false"/>
+      <w:lvlJc w:val="left"/>
+      <w:lvlText w:val="o"/>
+      <w:numFmt w:val="bullet"/>
+      <w:pPr>
+        <w:pBdr/>
+        <w:spacing/>
+        <w:ind w:hanging="360" w:left="1429"/>
+      </w:pPr>
+      <w:rPr>
+        <w:rFonts w:hint="default" w:ascii="Courier New" w:hAnsi="Courier New" w:eastAsia="Courier New" w:cs="Courier New"/>
+      </w:rPr>
+      <w:start w:val="1"/>
+      <w:suff w:val="tab"/>
+    </w:lvl>
+    <w:lvl w:ilvl="2">
+      <w:isLgl w:val="false"/>
+      <w:lvlJc w:val="left"/>
+      <w:lvlText w:val="§"/>
+      <w:numFmt w:val="bullet"/>
+      <w:pPr>
+        <w:pBdr/>
+        <w:spacing/>
+        <w:ind w:hanging="360" w:left="2149"/>
+      </w:pPr>
+      <w:rPr>
+        <w:rFonts w:hint="default" w:ascii="Wingdings" w:hAnsi="Wingdings" w:eastAsia="Wingdings" w:cs="Wingdings"/>
+      </w:rPr>
+      <w:start w:val="1"/>
+      <w:suff w:val="tab"/>
+    </w:lvl>
+    <w:lvl w:ilvl="3">
+      <w:isLgl w:val="false"/>
+      <w:lvlJc w:val="left"/>
+      <w:lvlText w:val="·"/>
+      <w:numFmt w:val="bullet"/>
+      <w:pPr>
+        <w:pBdr/>
+        <w:spacing/>
+        <w:ind w:hanging="360" w:left="2869"/>
+      </w:pPr>
+      <w:rPr>
+        <w:rFonts w:hint="default" w:ascii="Symbol" w:hAnsi="Symbol" w:eastAsia="Symbol" w:cs="Symbol"/>
+      </w:rPr>
+      <w:start w:val="1"/>
+      <w:suff w:val="tab"/>
+    </w:lvl>
+    <w:lvl w:ilvl="4">
+      <w:isLgl w:val="false"/>
+      <w:lvlJc w:val="left"/>
+      <w:lvlText w:val="o"/>
+      <w:numFmt w:val="bullet"/>
+      <w:pPr>
+        <w:pBdr/>
+        <w:spacing/>
+        <w:ind w:hanging="360" w:left="3589"/>
+      </w:pPr>
+      <w:rPr>
+        <w:rFonts w:hint="default" w:ascii="Courier New" w:hAnsi="Courier New" w:eastAsia="Courier New" w:cs="Courier New"/>
+      </w:rPr>
+      <w:start w:val="1"/>
+      <w:suff w:val="tab"/>
+    </w:lvl>
+    <w:lvl w:ilvl="5">
+      <w:isLgl w:val="false"/>
+      <w:lvlJc w:val="left"/>
+      <w:lvlText w:val="§"/>
+      <w:numFmt w:val="bullet"/>
+      <w:pPr>
+        <w:pBdr/>
+        <w:spacing/>
+        <w:ind w:hanging="360" w:left="4309"/>
+      </w:pPr>
+      <w:rPr>
+        <w:rFonts w:hint="default" w:ascii="Wingdings" w:hAnsi="Wingdings" w:eastAsia="Wingdings" w:cs="Wingdings"/>
+      </w:rPr>
+      <w:start w:val="1"/>
+      <w:suff w:val="tab"/>
+    </w:lvl>
+    <w:lvl w:ilvl="6">
+      <w:isLgl w:val="false"/>
+      <w:lvlJc w:val="left"/>
+      <w:lvlText w:val="·"/>
+      <w:numFmt w:val="bullet"/>
+      <w:pPr>
+        <w:pBdr/>
+        <w:spacing/>
+        <w:ind w:hanging="360" w:left="5029"/>
+      </w:pPr>
+      <w:rPr>
+        <w:rFonts w:hint="default" w:ascii="Symbol" w:hAnsi="Symbol" w:eastAsia="Symbol" w:cs="Symbol"/>
+      </w:rPr>
+      <w:start w:val="1"/>
+      <w:suff w:val="tab"/>
+    </w:lvl>
+    <w:lvl w:ilvl="7">
+      <w:isLgl w:val="false"/>
+      <w:lvlJc w:val="left"/>
+      <w:lvlText w:val="o"/>
+      <w:numFmt w:val="bullet"/>
+      <w:pPr>
+        <w:pBdr/>
+        <w:spacing/>
+        <w:ind w:hanging="360" w:left="5749"/>
+      </w:pPr>
+      <w:rPr>
+        <w:rFonts w:hint="default" w:ascii="Courier New" w:hAnsi="Courier New" w:eastAsia="Courier New" w:cs="Courier New"/>
+      </w:rPr>
+      <w:start w:val="1"/>
+      <w:suff w:val="tab"/>
+    </w:lvl>
+    <w:lvl w:ilvl="8">
+      <w:isLgl w:val="false"/>
+      <w:lvlJc w:val="left"/>
+      <w:lvlText w:val="§"/>
+      <w:numFmt w:val="bullet"/>
+      <w:pPr>
+        <w:pBdr/>
+        <w:spacing/>
+        <w:ind w:hanging="360" w:left="6469"/>
+      </w:pPr>
+      <w:rPr>
+        <w:rFonts w:hint="default" w:ascii="Wingdings" w:hAnsi="Wingdings" w:eastAsia="Wingdings" w:cs="Wingdings"/>
+      </w:rPr>
+      <w:start w:val="1"/>
+      <w:suff w:val="tab"/>
+    </w:lvl>
+  </w:abstractNum>
+  <w:num w:numId="1">
+    <w:abstractNumId w:val="0"/>
+  </w:num>
+</w:numbering>
 </file>
 
 <file path=word/styles.xml><?xml version="1.0" encoding="utf-8"?>
@@ -923,9 +1302,9 @@
     <w:lsdException w:name="Bibliography" w:uiPriority="37"/>
     <w:lsdException w:name="TOC Heading" w:uiPriority="39" w:qFormat="1"/>
   </w:latentStyles>
-  <w:style w:type="table" w:styleId="12">
+  <w:style w:type="table" w:styleId="711">
     <w:name w:val="Table Grid"/>
-    <w:basedOn w:val="665"/>
+    <w:basedOn w:val="897"/>
     <w:uiPriority w:val="59"/>
     <w:pPr>
       <w:pBdr/>
@@ -1122,9 +1501,9 @@
       </w:tcPr>
     </w:tblStylePr>
   </w:style>
-  <w:style w:type="table" w:styleId="13">
+  <w:style w:type="table" w:styleId="712">
     <w:name w:val="Table Grid Light"/>
-    <w:basedOn w:val="665"/>
+    <w:basedOn w:val="897"/>
     <w:uiPriority w:val="59"/>
     <w:pPr>
       <w:pBdr/>
@@ -1321,9 +1700,9 @@
       </w:tcPr>
     </w:tblStylePr>
   </w:style>
-  <w:style w:type="table" w:styleId="14">
+  <w:style w:type="table" w:styleId="713">
     <w:name w:val="Plain Table 1"/>
-    <w:basedOn w:val="665"/>
+    <w:basedOn w:val="897"/>
     <w:uiPriority w:val="59"/>
     <w:pPr>
       <w:pBdr/>
@@ -1546,9 +1925,9 @@
       </w:tcPr>
     </w:tblStylePr>
   </w:style>
-  <w:style w:type="table" w:styleId="15">
+  <w:style w:type="table" w:styleId="714">
     <w:name w:val="Plain Table 2"/>
-    <w:basedOn w:val="665"/>
+    <w:basedOn w:val="897"/>
     <w:uiPriority w:val="59"/>
     <w:pPr>
       <w:pBdr/>
@@ -1779,9 +2158,9 @@
       </w:tcPr>
     </w:tblStylePr>
   </w:style>
-  <w:style w:type="table" w:styleId="16">
+  <w:style w:type="table" w:styleId="715">
     <w:name w:val="Plain Table 3"/>
-    <w:basedOn w:val="665"/>
+    <w:basedOn w:val="897"/>
     <w:uiPriority w:val="99"/>
     <w:pPr>
       <w:pBdr/>
@@ -2009,9 +2388,9 @@
       </w:tcPr>
     </w:tblStylePr>
   </w:style>
-  <w:style w:type="table" w:styleId="17">
+  <w:style w:type="table" w:styleId="716">
     <w:name w:val="Plain Table 4"/>
-    <w:basedOn w:val="665"/>
+    <w:basedOn w:val="897"/>
     <w:uiPriority w:val="99"/>
     <w:pPr>
       <w:pBdr/>
@@ -2225,9 +2604,9 @@
       </w:tcPr>
     </w:tblStylePr>
   </w:style>
-  <w:style w:type="table" w:styleId="18">
+  <w:style w:type="table" w:styleId="717">
     <w:name w:val="Plain Table 5"/>
-    <w:basedOn w:val="665"/>
+    <w:basedOn w:val="897"/>
     <w:uiPriority w:val="99"/>
     <w:pPr>
       <w:pBdr/>
@@ -2458,9 +2837,9 @@
       </w:tcPr>
     </w:tblStylePr>
   </w:style>
-  <w:style w:type="table" w:styleId="19">
+  <w:style w:type="table" w:styleId="718">
     <w:name w:val="Grid Table 1 Light"/>
-    <w:basedOn w:val="665"/>
+    <w:basedOn w:val="897"/>
     <w:uiPriority w:val="99"/>
     <w:pPr>
       <w:pBdr/>
@@ -2681,9 +3060,9 @@
       </w:tcPr>
     </w:tblStylePr>
   </w:style>
-  <w:style w:type="table" w:styleId="20">
+  <w:style w:type="table" w:styleId="719">
     <w:name w:val="Grid Table 1 Light - Accent 1"/>
-    <w:basedOn w:val="665"/>
+    <w:basedOn w:val="897"/>
     <w:uiPriority w:val="99"/>
     <w:pPr>
       <w:pBdr/>
@@ -2904,9 +3283,9 @@
       </w:tcPr>
     </w:tblStylePr>
   </w:style>
-  <w:style w:type="table" w:styleId="21">
+  <w:style w:type="table" w:styleId="720">
     <w:name w:val="Grid Table 1 Light - Accent 2"/>
-    <w:basedOn w:val="665"/>
+    <w:basedOn w:val="897"/>
     <w:uiPriority w:val="99"/>
     <w:pPr>
       <w:pBdr/>
@@ -3127,9 +3506,9 @@
       </w:tcPr>
     </w:tblStylePr>
   </w:style>
-  <w:style w:type="table" w:styleId="22">
+  <w:style w:type="table" w:styleId="721">
     <w:name w:val="Grid Table 1 Light - Accent 3"/>
-    <w:basedOn w:val="665"/>
+    <w:basedOn w:val="897"/>
     <w:uiPriority w:val="99"/>
     <w:pPr>
       <w:pBdr/>
@@ -3350,9 +3729,9 @@
       </w:tcPr>
     </w:tblStylePr>
   </w:style>
-  <w:style w:type="table" w:styleId="23">
+  <w:style w:type="table" w:styleId="722">
     <w:name w:val="Grid Table 1 Light - Accent 4"/>
-    <w:basedOn w:val="665"/>
+    <w:basedOn w:val="897"/>
     <w:uiPriority w:val="99"/>
     <w:pPr>
       <w:pBdr/>
@@ -3573,9 +3952,9 @@
       </w:tcPr>
     </w:tblStylePr>
   </w:style>
-  <w:style w:type="table" w:styleId="24">
+  <w:style w:type="table" w:styleId="723">
     <w:name w:val="Grid Table 1 Light - Accent 5"/>
-    <w:basedOn w:val="665"/>
+    <w:basedOn w:val="897"/>
     <w:uiPriority w:val="99"/>
     <w:pPr>
       <w:pBdr/>
@@ -3796,9 +4175,9 @@
       </w:tcPr>
     </w:tblStylePr>
   </w:style>
-  <w:style w:type="table" w:styleId="25">
+  <w:style w:type="table" w:styleId="724">
     <w:name w:val="Grid Table 1 Light - Accent 6"/>
-    <w:basedOn w:val="665"/>
+    <w:basedOn w:val="897"/>
     <w:uiPriority w:val="99"/>
     <w:pPr>
       <w:pBdr/>
@@ -4019,9 +4398,9 @@
       </w:tcPr>
     </w:tblStylePr>
   </w:style>
-  <w:style w:type="table" w:styleId="26">
+  <w:style w:type="table" w:styleId="725">
     <w:name w:val="Grid Table 2"/>
-    <w:basedOn w:val="665"/>
+    <w:basedOn w:val="897"/>
     <w:uiPriority w:val="99"/>
     <w:pPr>
       <w:pBdr/>
@@ -4251,9 +4630,9 @@
       </w:tcPr>
     </w:tblStylePr>
   </w:style>
-  <w:style w:type="table" w:styleId="27">
+  <w:style w:type="table" w:styleId="726">
     <w:name w:val="Grid Table 2 - Accent 1"/>
-    <w:basedOn w:val="665"/>
+    <w:basedOn w:val="897"/>
     <w:uiPriority w:val="99"/>
     <w:pPr>
       <w:pBdr/>
@@ -4483,9 +4862,9 @@
       </w:tcPr>
     </w:tblStylePr>
   </w:style>
-  <w:style w:type="table" w:styleId="28">
+  <w:style w:type="table" w:styleId="727">
     <w:name w:val="Grid Table 2 - Accent 2"/>
-    <w:basedOn w:val="665"/>
+    <w:basedOn w:val="897"/>
     <w:uiPriority w:val="99"/>
     <w:pPr>
       <w:pBdr/>
@@ -4715,9 +5094,9 @@
       </w:tcPr>
     </w:tblStylePr>
   </w:style>
-  <w:style w:type="table" w:styleId="29">
+  <w:style w:type="table" w:styleId="728">
     <w:name w:val="Grid Table 2 - Accent 3"/>
-    <w:basedOn w:val="665"/>
+    <w:basedOn w:val="897"/>
     <w:uiPriority w:val="99"/>
     <w:pPr>
       <w:pBdr/>
@@ -4947,9 +5326,9 @@
       </w:tcPr>
     </w:tblStylePr>
   </w:style>
-  <w:style w:type="table" w:styleId="30">
+  <w:style w:type="table" w:styleId="729">
     <w:name w:val="Grid Table 2 - Accent 4"/>
-    <w:basedOn w:val="665"/>
+    <w:basedOn w:val="897"/>
     <w:uiPriority w:val="99"/>
     <w:pPr>
       <w:pBdr/>
@@ -5179,9 +5558,9 @@
       </w:tcPr>
     </w:tblStylePr>
   </w:style>
-  <w:style w:type="table" w:styleId="31">
+  <w:style w:type="table" w:styleId="730">
     <w:name w:val="Grid Table 2 - Accent 5"/>
-    <w:basedOn w:val="665"/>
+    <w:basedOn w:val="897"/>
     <w:uiPriority w:val="99"/>
     <w:pPr>
       <w:pBdr/>
@@ -5411,9 +5790,9 @@
       </w:tcPr>
     </w:tblStylePr>
   </w:style>
-  <w:style w:type="table" w:styleId="32">
+  <w:style w:type="table" w:styleId="731">
     <w:name w:val="Grid Table 2 - Accent 6"/>
-    <w:basedOn w:val="665"/>
+    <w:basedOn w:val="897"/>
     <w:uiPriority w:val="99"/>
     <w:pPr>
       <w:pBdr/>
@@ -5643,9 +6022,9 @@
       </w:tcPr>
     </w:tblStylePr>
   </w:style>
-  <w:style w:type="table" w:styleId="33">
+  <w:style w:type="table" w:styleId="732">
     <w:name w:val="Grid Table 3"/>
-    <w:basedOn w:val="665"/>
+    <w:basedOn w:val="897"/>
     <w:uiPriority w:val="99"/>
     <w:pPr>
       <w:pBdr/>
@@ -5744,29 +6123,6 @@
         <w:tblBorders/>
       </w:tblPr>
       <w:tcPr>
-        <w:shd w:color="ffffff"/>
-        <w:tcBorders>
-          <w:top w:val="none" w:color="000000" w:sz="4" w:space="0"/>
-          <w:left w:val="none" w:color="000000" w:sz="4" w:space="0"/>
-          <w:bottom w:val="none" w:color="000000" w:sz="4" w:space="0"/>
-          <w:right w:val="none" w:color="000000" w:sz="4" w:space="0"/>
-        </w:tcBorders>
-      </w:tcPr>
-    </w:tblStylePr>
-    <w:tblStylePr w:type="firstRow">
-      <w:rPr>
-        <w:b/>
-        <w:color w:val="404040"/>
-      </w:rPr>
-      <w:pPr>
-        <w:pBdr/>
-        <w:spacing/>
-        <w:ind/>
-      </w:pPr>
-      <w:tblPr>
-        <w:tblBorders/>
-      </w:tblPr>
-      <w:tcPr>
         <w:shd w:val="clear" w:color="ffffff"/>
         <w:tcBorders>
           <w:top w:val="none" w:color="000000" w:sz="4" w:space="0"/>
@@ -5776,30 +6132,7 @@
         </w:tcBorders>
       </w:tcPr>
     </w:tblStylePr>
-    <w:tblStylePr w:type="lastCol">
-      <w:rPr>
-        <w:i/>
-        <w:color w:val="404040"/>
-      </w:rPr>
-      <w:pPr>
-        <w:pBdr/>
-        <w:spacing/>
-        <w:ind/>
-      </w:pPr>
-      <w:tblPr>
-        <w:tblBorders/>
-      </w:tblPr>
-      <w:tcPr>
-        <w:shd w:color="ffffff"/>
-        <w:tcBorders>
-          <w:top w:val="none" w:color="000000" w:sz="4" w:space="0"/>
-          <w:left w:val="none" w:color="000000" w:sz="4" w:space="0"/>
-          <w:bottom w:val="none" w:color="000000" w:sz="4" w:space="0"/>
-          <w:right w:val="none" w:color="000000" w:sz="4" w:space="0"/>
-        </w:tcBorders>
-      </w:tcPr>
-    </w:tblStylePr>
-    <w:tblStylePr w:type="lastRow">
+    <w:tblStylePr w:type="firstRow">
       <w:rPr>
         <w:b/>
         <w:color w:val="404040"/>
@@ -5822,6 +6155,52 @@
         </w:tcBorders>
       </w:tcPr>
     </w:tblStylePr>
+    <w:tblStylePr w:type="lastCol">
+      <w:rPr>
+        <w:i/>
+        <w:color w:val="404040"/>
+      </w:rPr>
+      <w:pPr>
+        <w:pBdr/>
+        <w:spacing/>
+        <w:ind/>
+      </w:pPr>
+      <w:tblPr>
+        <w:tblBorders/>
+      </w:tblPr>
+      <w:tcPr>
+        <w:shd w:val="clear" w:color="ffffff"/>
+        <w:tcBorders>
+          <w:top w:val="none" w:color="000000" w:sz="4" w:space="0"/>
+          <w:left w:val="none" w:color="000000" w:sz="4" w:space="0"/>
+          <w:bottom w:val="none" w:color="000000" w:sz="4" w:space="0"/>
+          <w:right w:val="none" w:color="000000" w:sz="4" w:space="0"/>
+        </w:tcBorders>
+      </w:tcPr>
+    </w:tblStylePr>
+    <w:tblStylePr w:type="lastRow">
+      <w:rPr>
+        <w:b/>
+        <w:color w:val="404040"/>
+      </w:rPr>
+      <w:pPr>
+        <w:pBdr/>
+        <w:spacing/>
+        <w:ind/>
+      </w:pPr>
+      <w:tblPr>
+        <w:tblBorders/>
+      </w:tblPr>
+      <w:tcPr>
+        <w:shd w:val="clear" w:color="ffffff"/>
+        <w:tcBorders>
+          <w:top w:val="none" w:color="000000" w:sz="4" w:space="0"/>
+          <w:left w:val="none" w:color="000000" w:sz="4" w:space="0"/>
+          <w:bottom w:val="none" w:color="000000" w:sz="4" w:space="0"/>
+          <w:right w:val="none" w:color="000000" w:sz="4" w:space="0"/>
+        </w:tcBorders>
+      </w:tcPr>
+    </w:tblStylePr>
     <w:tblStylePr w:type="nwCell">
       <w:pPr>
         <w:pBdr/>
@@ -5888,9 +6267,9 @@
       </w:tcPr>
     </w:tblStylePr>
   </w:style>
-  <w:style w:type="table" w:styleId="34">
+  <w:style w:type="table" w:styleId="733">
     <w:name w:val="Grid Table 3 - Accent 1"/>
-    <w:basedOn w:val="665"/>
+    <w:basedOn w:val="897"/>
     <w:uiPriority w:val="99"/>
     <w:pPr>
       <w:pBdr/>
@@ -5989,29 +6368,6 @@
         <w:tblBorders/>
       </w:tblPr>
       <w:tcPr>
-        <w:shd w:color="ffffff"/>
-        <w:tcBorders>
-          <w:top w:val="none" w:color="000000" w:sz="4" w:space="0"/>
-          <w:left w:val="none" w:color="000000" w:sz="4" w:space="0"/>
-          <w:bottom w:val="none" w:color="000000" w:sz="4" w:space="0"/>
-          <w:right w:val="none" w:color="000000" w:sz="4" w:space="0"/>
-        </w:tcBorders>
-      </w:tcPr>
-    </w:tblStylePr>
-    <w:tblStylePr w:type="firstRow">
-      <w:rPr>
-        <w:b/>
-        <w:color w:val="404040"/>
-      </w:rPr>
-      <w:pPr>
-        <w:pBdr/>
-        <w:spacing/>
-        <w:ind/>
-      </w:pPr>
-      <w:tblPr>
-        <w:tblBorders/>
-      </w:tblPr>
-      <w:tcPr>
         <w:shd w:val="clear" w:color="ffffff"/>
         <w:tcBorders>
           <w:top w:val="none" w:color="000000" w:sz="4" w:space="0"/>
@@ -6021,30 +6377,7 @@
         </w:tcBorders>
       </w:tcPr>
     </w:tblStylePr>
-    <w:tblStylePr w:type="lastCol">
-      <w:rPr>
-        <w:i/>
-        <w:color w:val="404040"/>
-      </w:rPr>
-      <w:pPr>
-        <w:pBdr/>
-        <w:spacing/>
-        <w:ind/>
-      </w:pPr>
-      <w:tblPr>
-        <w:tblBorders/>
-      </w:tblPr>
-      <w:tcPr>
-        <w:shd w:color="ffffff"/>
-        <w:tcBorders>
-          <w:top w:val="none" w:color="000000" w:sz="4" w:space="0"/>
-          <w:left w:val="none" w:color="000000" w:sz="4" w:space="0"/>
-          <w:bottom w:val="none" w:color="000000" w:sz="4" w:space="0"/>
-          <w:right w:val="none" w:color="000000" w:sz="4" w:space="0"/>
-        </w:tcBorders>
-      </w:tcPr>
-    </w:tblStylePr>
-    <w:tblStylePr w:type="lastRow">
+    <w:tblStylePr w:type="firstRow">
       <w:rPr>
         <w:b/>
         <w:color w:val="404040"/>
@@ -6067,6 +6400,52 @@
         </w:tcBorders>
       </w:tcPr>
     </w:tblStylePr>
+    <w:tblStylePr w:type="lastCol">
+      <w:rPr>
+        <w:i/>
+        <w:color w:val="404040"/>
+      </w:rPr>
+      <w:pPr>
+        <w:pBdr/>
+        <w:spacing/>
+        <w:ind/>
+      </w:pPr>
+      <w:tblPr>
+        <w:tblBorders/>
+      </w:tblPr>
+      <w:tcPr>
+        <w:shd w:val="clear" w:color="ffffff"/>
+        <w:tcBorders>
+          <w:top w:val="none" w:color="000000" w:sz="4" w:space="0"/>
+          <w:left w:val="none" w:color="000000" w:sz="4" w:space="0"/>
+          <w:bottom w:val="none" w:color="000000" w:sz="4" w:space="0"/>
+          <w:right w:val="none" w:color="000000" w:sz="4" w:space="0"/>
+        </w:tcBorders>
+      </w:tcPr>
+    </w:tblStylePr>
+    <w:tblStylePr w:type="lastRow">
+      <w:rPr>
+        <w:b/>
+        <w:color w:val="404040"/>
+      </w:rPr>
+      <w:pPr>
+        <w:pBdr/>
+        <w:spacing/>
+        <w:ind/>
+      </w:pPr>
+      <w:tblPr>
+        <w:tblBorders/>
+      </w:tblPr>
+      <w:tcPr>
+        <w:shd w:val="clear" w:color="ffffff"/>
+        <w:tcBorders>
+          <w:top w:val="none" w:color="000000" w:sz="4" w:space="0"/>
+          <w:left w:val="none" w:color="000000" w:sz="4" w:space="0"/>
+          <w:bottom w:val="none" w:color="000000" w:sz="4" w:space="0"/>
+          <w:right w:val="none" w:color="000000" w:sz="4" w:space="0"/>
+        </w:tcBorders>
+      </w:tcPr>
+    </w:tblStylePr>
     <w:tblStylePr w:type="nwCell">
       <w:pPr>
         <w:pBdr/>
@@ -6133,9 +6512,9 @@
       </w:tcPr>
     </w:tblStylePr>
   </w:style>
-  <w:style w:type="table" w:styleId="35">
+  <w:style w:type="table" w:styleId="734">
     <w:name w:val="Grid Table 3 - Accent 2"/>
-    <w:basedOn w:val="665"/>
+    <w:basedOn w:val="897"/>
     <w:uiPriority w:val="99"/>
     <w:pPr>
       <w:pBdr/>
@@ -6234,29 +6613,6 @@
         <w:tblBorders/>
       </w:tblPr>
       <w:tcPr>
-        <w:shd w:color="ffffff"/>
-        <w:tcBorders>
-          <w:top w:val="none" w:color="000000" w:sz="4" w:space="0"/>
-          <w:left w:val="none" w:color="000000" w:sz="4" w:space="0"/>
-          <w:bottom w:val="none" w:color="000000" w:sz="4" w:space="0"/>
-          <w:right w:val="none" w:color="000000" w:sz="4" w:space="0"/>
-        </w:tcBorders>
-      </w:tcPr>
-    </w:tblStylePr>
-    <w:tblStylePr w:type="firstRow">
-      <w:rPr>
-        <w:b/>
-        <w:color w:val="404040"/>
-      </w:rPr>
-      <w:pPr>
-        <w:pBdr/>
-        <w:spacing/>
-        <w:ind/>
-      </w:pPr>
-      <w:tblPr>
-        <w:tblBorders/>
-      </w:tblPr>
-      <w:tcPr>
         <w:shd w:val="clear" w:color="ffffff"/>
         <w:tcBorders>
           <w:top w:val="none" w:color="000000" w:sz="4" w:space="0"/>
@@ -6266,30 +6622,7 @@
         </w:tcBorders>
       </w:tcPr>
     </w:tblStylePr>
-    <w:tblStylePr w:type="lastCol">
-      <w:rPr>
-        <w:i/>
-        <w:color w:val="404040"/>
-      </w:rPr>
-      <w:pPr>
-        <w:pBdr/>
-        <w:spacing/>
-        <w:ind/>
-      </w:pPr>
-      <w:tblPr>
-        <w:tblBorders/>
-      </w:tblPr>
-      <w:tcPr>
-        <w:shd w:color="ffffff"/>
-        <w:tcBorders>
-          <w:top w:val="none" w:color="000000" w:sz="4" w:space="0"/>
-          <w:left w:val="none" w:color="000000" w:sz="4" w:space="0"/>
-          <w:bottom w:val="none" w:color="000000" w:sz="4" w:space="0"/>
-          <w:right w:val="none" w:color="000000" w:sz="4" w:space="0"/>
-        </w:tcBorders>
-      </w:tcPr>
-    </w:tblStylePr>
-    <w:tblStylePr w:type="lastRow">
+    <w:tblStylePr w:type="firstRow">
       <w:rPr>
         <w:b/>
         <w:color w:val="404040"/>
@@ -6312,6 +6645,52 @@
         </w:tcBorders>
       </w:tcPr>
     </w:tblStylePr>
+    <w:tblStylePr w:type="lastCol">
+      <w:rPr>
+        <w:i/>
+        <w:color w:val="404040"/>
+      </w:rPr>
+      <w:pPr>
+        <w:pBdr/>
+        <w:spacing/>
+        <w:ind/>
+      </w:pPr>
+      <w:tblPr>
+        <w:tblBorders/>
+      </w:tblPr>
+      <w:tcPr>
+        <w:shd w:val="clear" w:color="ffffff"/>
+        <w:tcBorders>
+          <w:top w:val="none" w:color="000000" w:sz="4" w:space="0"/>
+          <w:left w:val="none" w:color="000000" w:sz="4" w:space="0"/>
+          <w:bottom w:val="none" w:color="000000" w:sz="4" w:space="0"/>
+          <w:right w:val="none" w:color="000000" w:sz="4" w:space="0"/>
+        </w:tcBorders>
+      </w:tcPr>
+    </w:tblStylePr>
+    <w:tblStylePr w:type="lastRow">
+      <w:rPr>
+        <w:b/>
+        <w:color w:val="404040"/>
+      </w:rPr>
+      <w:pPr>
+        <w:pBdr/>
+        <w:spacing/>
+        <w:ind/>
+      </w:pPr>
+      <w:tblPr>
+        <w:tblBorders/>
+      </w:tblPr>
+      <w:tcPr>
+        <w:shd w:val="clear" w:color="ffffff"/>
+        <w:tcBorders>
+          <w:top w:val="none" w:color="000000" w:sz="4" w:space="0"/>
+          <w:left w:val="none" w:color="000000" w:sz="4" w:space="0"/>
+          <w:bottom w:val="none" w:color="000000" w:sz="4" w:space="0"/>
+          <w:right w:val="none" w:color="000000" w:sz="4" w:space="0"/>
+        </w:tcBorders>
+      </w:tcPr>
+    </w:tblStylePr>
     <w:tblStylePr w:type="nwCell">
       <w:pPr>
         <w:pBdr/>
@@ -6378,9 +6757,9 @@
       </w:tcPr>
     </w:tblStylePr>
   </w:style>
-  <w:style w:type="table" w:styleId="36">
+  <w:style w:type="table" w:styleId="735">
     <w:name w:val="Grid Table 3 - Accent 3"/>
-    <w:basedOn w:val="665"/>
+    <w:basedOn w:val="897"/>
     <w:uiPriority w:val="99"/>
     <w:pPr>
       <w:pBdr/>
@@ -6479,29 +6858,6 @@
         <w:tblBorders/>
       </w:tblPr>
       <w:tcPr>
-        <w:shd w:color="ffffff"/>
-        <w:tcBorders>
-          <w:top w:val="none" w:color="000000" w:sz="4" w:space="0"/>
-          <w:left w:val="none" w:color="000000" w:sz="4" w:space="0"/>
-          <w:bottom w:val="none" w:color="000000" w:sz="4" w:space="0"/>
-          <w:right w:val="none" w:color="000000" w:sz="4" w:space="0"/>
-        </w:tcBorders>
-      </w:tcPr>
-    </w:tblStylePr>
-    <w:tblStylePr w:type="firstRow">
-      <w:rPr>
-        <w:b/>
-        <w:color w:val="404040"/>
-      </w:rPr>
-      <w:pPr>
-        <w:pBdr/>
-        <w:spacing/>
-        <w:ind/>
-      </w:pPr>
-      <w:tblPr>
-        <w:tblBorders/>
-      </w:tblPr>
-      <w:tcPr>
         <w:shd w:val="clear" w:color="ffffff"/>
         <w:tcBorders>
           <w:top w:val="none" w:color="000000" w:sz="4" w:space="0"/>
@@ -6511,30 +6867,7 @@
         </w:tcBorders>
       </w:tcPr>
     </w:tblStylePr>
-    <w:tblStylePr w:type="lastCol">
-      <w:rPr>
-        <w:i/>
-        <w:color w:val="404040"/>
-      </w:rPr>
-      <w:pPr>
-        <w:pBdr/>
-        <w:spacing/>
-        <w:ind/>
-      </w:pPr>
-      <w:tblPr>
-        <w:tblBorders/>
-      </w:tblPr>
-      <w:tcPr>
-        <w:shd w:color="ffffff"/>
-        <w:tcBorders>
-          <w:top w:val="none" w:color="000000" w:sz="4" w:space="0"/>
-          <w:left w:val="none" w:color="000000" w:sz="4" w:space="0"/>
-          <w:bottom w:val="none" w:color="000000" w:sz="4" w:space="0"/>
-          <w:right w:val="none" w:color="000000" w:sz="4" w:space="0"/>
-        </w:tcBorders>
-      </w:tcPr>
-    </w:tblStylePr>
-    <w:tblStylePr w:type="lastRow">
+    <w:tblStylePr w:type="firstRow">
       <w:rPr>
         <w:b/>
         <w:color w:val="404040"/>
@@ -6557,6 +6890,52 @@
         </w:tcBorders>
       </w:tcPr>
     </w:tblStylePr>
+    <w:tblStylePr w:type="lastCol">
+      <w:rPr>
+        <w:i/>
+        <w:color w:val="404040"/>
+      </w:rPr>
+      <w:pPr>
+        <w:pBdr/>
+        <w:spacing/>
+        <w:ind/>
+      </w:pPr>
+      <w:tblPr>
+        <w:tblBorders/>
+      </w:tblPr>
+      <w:tcPr>
+        <w:shd w:val="clear" w:color="ffffff"/>
+        <w:tcBorders>
+          <w:top w:val="none" w:color="000000" w:sz="4" w:space="0"/>
+          <w:left w:val="none" w:color="000000" w:sz="4" w:space="0"/>
+          <w:bottom w:val="none" w:color="000000" w:sz="4" w:space="0"/>
+          <w:right w:val="none" w:color="000000" w:sz="4" w:space="0"/>
+        </w:tcBorders>
+      </w:tcPr>
+    </w:tblStylePr>
+    <w:tblStylePr w:type="lastRow">
+      <w:rPr>
+        <w:b/>
+        <w:color w:val="404040"/>
+      </w:rPr>
+      <w:pPr>
+        <w:pBdr/>
+        <w:spacing/>
+        <w:ind/>
+      </w:pPr>
+      <w:tblPr>
+        <w:tblBorders/>
+      </w:tblPr>
+      <w:tcPr>
+        <w:shd w:val="clear" w:color="ffffff"/>
+        <w:tcBorders>
+          <w:top w:val="none" w:color="000000" w:sz="4" w:space="0"/>
+          <w:left w:val="none" w:color="000000" w:sz="4" w:space="0"/>
+          <w:bottom w:val="none" w:color="000000" w:sz="4" w:space="0"/>
+          <w:right w:val="none" w:color="000000" w:sz="4" w:space="0"/>
+        </w:tcBorders>
+      </w:tcPr>
+    </w:tblStylePr>
     <w:tblStylePr w:type="nwCell">
       <w:pPr>
         <w:pBdr/>
@@ -6623,9 +7002,9 @@
       </w:tcPr>
     </w:tblStylePr>
   </w:style>
-  <w:style w:type="table" w:styleId="37">
+  <w:style w:type="table" w:styleId="736">
     <w:name w:val="Grid Table 3 - Accent 4"/>
-    <w:basedOn w:val="665"/>
+    <w:basedOn w:val="897"/>
     <w:uiPriority w:val="99"/>
     <w:pPr>
       <w:pBdr/>
@@ -6724,29 +7103,6 @@
         <w:tblBorders/>
       </w:tblPr>
       <w:tcPr>
-        <w:shd w:color="ffffff"/>
-        <w:tcBorders>
-          <w:top w:val="none" w:color="000000" w:sz="4" w:space="0"/>
-          <w:left w:val="none" w:color="000000" w:sz="4" w:space="0"/>
-          <w:bottom w:val="none" w:color="000000" w:sz="4" w:space="0"/>
-          <w:right w:val="none" w:color="000000" w:sz="4" w:space="0"/>
-        </w:tcBorders>
-      </w:tcPr>
-    </w:tblStylePr>
-    <w:tblStylePr w:type="firstRow">
-      <w:rPr>
-        <w:b/>
-        <w:color w:val="404040"/>
-      </w:rPr>
-      <w:pPr>
-        <w:pBdr/>
-        <w:spacing/>
-        <w:ind/>
-      </w:pPr>
-      <w:tblPr>
-        <w:tblBorders/>
-      </w:tblPr>
-      <w:tcPr>
         <w:shd w:val="clear" w:color="ffffff"/>
         <w:tcBorders>
           <w:top w:val="none" w:color="000000" w:sz="4" w:space="0"/>
@@ -6756,30 +7112,7 @@
         </w:tcBorders>
       </w:tcPr>
     </w:tblStylePr>
-    <w:tblStylePr w:type="lastCol">
-      <w:rPr>
-        <w:i/>
-        <w:color w:val="404040"/>
-      </w:rPr>
-      <w:pPr>
-        <w:pBdr/>
-        <w:spacing/>
-        <w:ind/>
-      </w:pPr>
-      <w:tblPr>
-        <w:tblBorders/>
-      </w:tblPr>
-      <w:tcPr>
-        <w:shd w:color="ffffff"/>
-        <w:tcBorders>
-          <w:top w:val="none" w:color="000000" w:sz="4" w:space="0"/>
-          <w:left w:val="none" w:color="000000" w:sz="4" w:space="0"/>
-          <w:bottom w:val="none" w:color="000000" w:sz="4" w:space="0"/>
-          <w:right w:val="none" w:color="000000" w:sz="4" w:space="0"/>
-        </w:tcBorders>
-      </w:tcPr>
-    </w:tblStylePr>
-    <w:tblStylePr w:type="lastRow">
+    <w:tblStylePr w:type="firstRow">
       <w:rPr>
         <w:b/>
         <w:color w:val="404040"/>
@@ -6802,6 +7135,52 @@
         </w:tcBorders>
       </w:tcPr>
     </w:tblStylePr>
+    <w:tblStylePr w:type="lastCol">
+      <w:rPr>
+        <w:i/>
+        <w:color w:val="404040"/>
+      </w:rPr>
+      <w:pPr>
+        <w:pBdr/>
+        <w:spacing/>
+        <w:ind/>
+      </w:pPr>
+      <w:tblPr>
+        <w:tblBorders/>
+      </w:tblPr>
+      <w:tcPr>
+        <w:shd w:val="clear" w:color="ffffff"/>
+        <w:tcBorders>
+          <w:top w:val="none" w:color="000000" w:sz="4" w:space="0"/>
+          <w:left w:val="none" w:color="000000" w:sz="4" w:space="0"/>
+          <w:bottom w:val="none" w:color="000000" w:sz="4" w:space="0"/>
+          <w:right w:val="none" w:color="000000" w:sz="4" w:space="0"/>
+        </w:tcBorders>
+      </w:tcPr>
+    </w:tblStylePr>
+    <w:tblStylePr w:type="lastRow">
+      <w:rPr>
+        <w:b/>
+        <w:color w:val="404040"/>
+      </w:rPr>
+      <w:pPr>
+        <w:pBdr/>
+        <w:spacing/>
+        <w:ind/>
+      </w:pPr>
+      <w:tblPr>
+        <w:tblBorders/>
+      </w:tblPr>
+      <w:tcPr>
+        <w:shd w:val="clear" w:color="ffffff"/>
+        <w:tcBorders>
+          <w:top w:val="none" w:color="000000" w:sz="4" w:space="0"/>
+          <w:left w:val="none" w:color="000000" w:sz="4" w:space="0"/>
+          <w:bottom w:val="none" w:color="000000" w:sz="4" w:space="0"/>
+          <w:right w:val="none" w:color="000000" w:sz="4" w:space="0"/>
+        </w:tcBorders>
+      </w:tcPr>
+    </w:tblStylePr>
     <w:tblStylePr w:type="nwCell">
       <w:pPr>
         <w:pBdr/>
@@ -6868,9 +7247,9 @@
       </w:tcPr>
     </w:tblStylePr>
   </w:style>
-  <w:style w:type="table" w:styleId="38">
+  <w:style w:type="table" w:styleId="737">
     <w:name w:val="Grid Table 3 - Accent 5"/>
-    <w:basedOn w:val="665"/>
+    <w:basedOn w:val="897"/>
     <w:uiPriority w:val="99"/>
     <w:pPr>
       <w:pBdr/>
@@ -6969,29 +7348,6 @@
         <w:tblBorders/>
       </w:tblPr>
       <w:tcPr>
-        <w:shd w:color="ffffff"/>
-        <w:tcBorders>
-          <w:top w:val="none" w:color="000000" w:sz="4" w:space="0"/>
-          <w:left w:val="none" w:color="000000" w:sz="4" w:space="0"/>
-          <w:bottom w:val="none" w:color="000000" w:sz="4" w:space="0"/>
-          <w:right w:val="none" w:color="000000" w:sz="4" w:space="0"/>
-        </w:tcBorders>
-      </w:tcPr>
-    </w:tblStylePr>
-    <w:tblStylePr w:type="firstRow">
-      <w:rPr>
-        <w:b/>
-        <w:color w:val="404040"/>
-      </w:rPr>
-      <w:pPr>
-        <w:pBdr/>
-        <w:spacing/>
-        <w:ind/>
-      </w:pPr>
-      <w:tblPr>
-        <w:tblBorders/>
-      </w:tblPr>
-      <w:tcPr>
         <w:shd w:val="clear" w:color="ffffff"/>
         <w:tcBorders>
           <w:top w:val="none" w:color="000000" w:sz="4" w:space="0"/>
@@ -7001,30 +7357,7 @@
         </w:tcBorders>
       </w:tcPr>
     </w:tblStylePr>
-    <w:tblStylePr w:type="lastCol">
-      <w:rPr>
-        <w:i/>
-        <w:color w:val="404040"/>
-      </w:rPr>
-      <w:pPr>
-        <w:pBdr/>
-        <w:spacing/>
-        <w:ind/>
-      </w:pPr>
-      <w:tblPr>
-        <w:tblBorders/>
-      </w:tblPr>
-      <w:tcPr>
-        <w:shd w:color="ffffff"/>
-        <w:tcBorders>
-          <w:top w:val="none" w:color="000000" w:sz="4" w:space="0"/>
-          <w:left w:val="none" w:color="000000" w:sz="4" w:space="0"/>
-          <w:bottom w:val="none" w:color="000000" w:sz="4" w:space="0"/>
-          <w:right w:val="none" w:color="000000" w:sz="4" w:space="0"/>
-        </w:tcBorders>
-      </w:tcPr>
-    </w:tblStylePr>
-    <w:tblStylePr w:type="lastRow">
+    <w:tblStylePr w:type="firstRow">
       <w:rPr>
         <w:b/>
         <w:color w:val="404040"/>
@@ -7047,6 +7380,52 @@
         </w:tcBorders>
       </w:tcPr>
     </w:tblStylePr>
+    <w:tblStylePr w:type="lastCol">
+      <w:rPr>
+        <w:i/>
+        <w:color w:val="404040"/>
+      </w:rPr>
+      <w:pPr>
+        <w:pBdr/>
+        <w:spacing/>
+        <w:ind/>
+      </w:pPr>
+      <w:tblPr>
+        <w:tblBorders/>
+      </w:tblPr>
+      <w:tcPr>
+        <w:shd w:val="clear" w:color="ffffff"/>
+        <w:tcBorders>
+          <w:top w:val="none" w:color="000000" w:sz="4" w:space="0"/>
+          <w:left w:val="none" w:color="000000" w:sz="4" w:space="0"/>
+          <w:bottom w:val="none" w:color="000000" w:sz="4" w:space="0"/>
+          <w:right w:val="none" w:color="000000" w:sz="4" w:space="0"/>
+        </w:tcBorders>
+      </w:tcPr>
+    </w:tblStylePr>
+    <w:tblStylePr w:type="lastRow">
+      <w:rPr>
+        <w:b/>
+        <w:color w:val="404040"/>
+      </w:rPr>
+      <w:pPr>
+        <w:pBdr/>
+        <w:spacing/>
+        <w:ind/>
+      </w:pPr>
+      <w:tblPr>
+        <w:tblBorders/>
+      </w:tblPr>
+      <w:tcPr>
+        <w:shd w:val="clear" w:color="ffffff"/>
+        <w:tcBorders>
+          <w:top w:val="none" w:color="000000" w:sz="4" w:space="0"/>
+          <w:left w:val="none" w:color="000000" w:sz="4" w:space="0"/>
+          <w:bottom w:val="none" w:color="000000" w:sz="4" w:space="0"/>
+          <w:right w:val="none" w:color="000000" w:sz="4" w:space="0"/>
+        </w:tcBorders>
+      </w:tcPr>
+    </w:tblStylePr>
     <w:tblStylePr w:type="nwCell">
       <w:pPr>
         <w:pBdr/>
@@ -7113,9 +7492,9 @@
       </w:tcPr>
     </w:tblStylePr>
   </w:style>
-  <w:style w:type="table" w:styleId="39">
+  <w:style w:type="table" w:styleId="738">
     <w:name w:val="Grid Table 3 - Accent 6"/>
-    <w:basedOn w:val="665"/>
+    <w:basedOn w:val="897"/>
     <w:uiPriority w:val="99"/>
     <w:pPr>
       <w:pBdr/>
@@ -7214,29 +7593,6 @@
         <w:tblBorders/>
       </w:tblPr>
       <w:tcPr>
-        <w:shd w:color="ffffff"/>
-        <w:tcBorders>
-          <w:top w:val="none" w:color="000000" w:sz="4" w:space="0"/>
-          <w:left w:val="none" w:color="000000" w:sz="4" w:space="0"/>
-          <w:bottom w:val="none" w:color="000000" w:sz="4" w:space="0"/>
-          <w:right w:val="none" w:color="000000" w:sz="4" w:space="0"/>
-        </w:tcBorders>
-      </w:tcPr>
-    </w:tblStylePr>
-    <w:tblStylePr w:type="firstRow">
-      <w:rPr>
-        <w:b/>
-        <w:color w:val="404040"/>
-      </w:rPr>
-      <w:pPr>
-        <w:pBdr/>
-        <w:spacing/>
-        <w:ind/>
-      </w:pPr>
-      <w:tblPr>
-        <w:tblBorders/>
-      </w:tblPr>
-      <w:tcPr>
         <w:shd w:val="clear" w:color="ffffff"/>
         <w:tcBorders>
           <w:top w:val="none" w:color="000000" w:sz="4" w:space="0"/>
@@ -7246,30 +7602,7 @@
         </w:tcBorders>
       </w:tcPr>
     </w:tblStylePr>
-    <w:tblStylePr w:type="lastCol">
-      <w:rPr>
-        <w:i/>
-        <w:color w:val="404040"/>
-      </w:rPr>
-      <w:pPr>
-        <w:pBdr/>
-        <w:spacing/>
-        <w:ind/>
-      </w:pPr>
-      <w:tblPr>
-        <w:tblBorders/>
-      </w:tblPr>
-      <w:tcPr>
-        <w:shd w:color="ffffff"/>
-        <w:tcBorders>
-          <w:top w:val="none" w:color="000000" w:sz="4" w:space="0"/>
-          <w:left w:val="none" w:color="000000" w:sz="4" w:space="0"/>
-          <w:bottom w:val="none" w:color="000000" w:sz="4" w:space="0"/>
-          <w:right w:val="none" w:color="000000" w:sz="4" w:space="0"/>
-        </w:tcBorders>
-      </w:tcPr>
-    </w:tblStylePr>
-    <w:tblStylePr w:type="lastRow">
+    <w:tblStylePr w:type="firstRow">
       <w:rPr>
         <w:b/>
         <w:color w:val="404040"/>
@@ -7292,6 +7625,52 @@
         </w:tcBorders>
       </w:tcPr>
     </w:tblStylePr>
+    <w:tblStylePr w:type="lastCol">
+      <w:rPr>
+        <w:i/>
+        <w:color w:val="404040"/>
+      </w:rPr>
+      <w:pPr>
+        <w:pBdr/>
+        <w:spacing/>
+        <w:ind/>
+      </w:pPr>
+      <w:tblPr>
+        <w:tblBorders/>
+      </w:tblPr>
+      <w:tcPr>
+        <w:shd w:val="clear" w:color="ffffff"/>
+        <w:tcBorders>
+          <w:top w:val="none" w:color="000000" w:sz="4" w:space="0"/>
+          <w:left w:val="none" w:color="000000" w:sz="4" w:space="0"/>
+          <w:bottom w:val="none" w:color="000000" w:sz="4" w:space="0"/>
+          <w:right w:val="none" w:color="000000" w:sz="4" w:space="0"/>
+        </w:tcBorders>
+      </w:tcPr>
+    </w:tblStylePr>
+    <w:tblStylePr w:type="lastRow">
+      <w:rPr>
+        <w:b/>
+        <w:color w:val="404040"/>
+      </w:rPr>
+      <w:pPr>
+        <w:pBdr/>
+        <w:spacing/>
+        <w:ind/>
+      </w:pPr>
+      <w:tblPr>
+        <w:tblBorders/>
+      </w:tblPr>
+      <w:tcPr>
+        <w:shd w:val="clear" w:color="ffffff"/>
+        <w:tcBorders>
+          <w:top w:val="none" w:color="000000" w:sz="4" w:space="0"/>
+          <w:left w:val="none" w:color="000000" w:sz="4" w:space="0"/>
+          <w:bottom w:val="none" w:color="000000" w:sz="4" w:space="0"/>
+          <w:right w:val="none" w:color="000000" w:sz="4" w:space="0"/>
+        </w:tcBorders>
+      </w:tcPr>
+    </w:tblStylePr>
     <w:tblStylePr w:type="nwCell">
       <w:pPr>
         <w:pBdr/>
@@ -7358,9 +7737,9 @@
       </w:tcPr>
     </w:tblStylePr>
   </w:style>
-  <w:style w:type="table" w:styleId="40">
+  <w:style w:type="table" w:styleId="739">
     <w:name w:val="Grid Table 4"/>
-    <w:basedOn w:val="665"/>
+    <w:basedOn w:val="897"/>
     <w:uiPriority w:val="59"/>
     <w:pPr>
       <w:pBdr/>
@@ -7591,9 +7970,9 @@
       </w:tcPr>
     </w:tblStylePr>
   </w:style>
-  <w:style w:type="table" w:styleId="41">
+  <w:style w:type="table" w:styleId="740">
     <w:name w:val="Grid Table 4 - Accent 1"/>
-    <w:basedOn w:val="665"/>
+    <w:basedOn w:val="897"/>
     <w:uiPriority w:val="59"/>
     <w:pPr>
       <w:pBdr/>
@@ -7824,9 +8203,9 @@
       </w:tcPr>
     </w:tblStylePr>
   </w:style>
-  <w:style w:type="table" w:styleId="42">
+  <w:style w:type="table" w:styleId="741">
     <w:name w:val="Grid Table 4 - Accent 2"/>
-    <w:basedOn w:val="665"/>
+    <w:basedOn w:val="897"/>
     <w:uiPriority w:val="59"/>
     <w:pPr>
       <w:pBdr/>
@@ -8057,9 +8436,9 @@
       </w:tcPr>
     </w:tblStylePr>
   </w:style>
-  <w:style w:type="table" w:styleId="43">
+  <w:style w:type="table" w:styleId="742">
     <w:name w:val="Grid Table 4 - Accent 3"/>
-    <w:basedOn w:val="665"/>
+    <w:basedOn w:val="897"/>
     <w:uiPriority w:val="59"/>
     <w:pPr>
       <w:pBdr/>
@@ -8290,9 +8669,9 @@
       </w:tcPr>
     </w:tblStylePr>
   </w:style>
-  <w:style w:type="table" w:styleId="44">
+  <w:style w:type="table" w:styleId="743">
     <w:name w:val="Grid Table 4 - Accent 4"/>
-    <w:basedOn w:val="665"/>
+    <w:basedOn w:val="897"/>
     <w:uiPriority w:val="59"/>
     <w:pPr>
       <w:pBdr/>
@@ -8523,9 +8902,9 @@
       </w:tcPr>
     </w:tblStylePr>
   </w:style>
-  <w:style w:type="table" w:styleId="45">
+  <w:style w:type="table" w:styleId="744">
     <w:name w:val="Grid Table 4 - Accent 5"/>
-    <w:basedOn w:val="665"/>
+    <w:basedOn w:val="897"/>
     <w:uiPriority w:val="59"/>
     <w:pPr>
       <w:pBdr/>
@@ -8756,9 +9135,9 @@
       </w:tcPr>
     </w:tblStylePr>
   </w:style>
-  <w:style w:type="table" w:styleId="46">
+  <w:style w:type="table" w:styleId="745">
     <w:name w:val="Grid Table 4 - Accent 6"/>
-    <w:basedOn w:val="665"/>
+    <w:basedOn w:val="897"/>
     <w:uiPriority w:val="59"/>
     <w:pPr>
       <w:pBdr/>
@@ -8989,9 +9368,9 @@
       </w:tcPr>
     </w:tblStylePr>
   </w:style>
-  <w:style w:type="table" w:styleId="47">
+  <w:style w:type="table" w:styleId="746">
     <w:name w:val="Grid Table 5 Dark"/>
-    <w:basedOn w:val="665"/>
+    <w:basedOn w:val="897"/>
     <w:uiPriority w:val="99"/>
     <w:pPr>
       <w:pBdr/>
@@ -9217,9 +9596,9 @@
       </w:tcPr>
     </w:tblStylePr>
   </w:style>
-  <w:style w:type="table" w:styleId="48">
+  <w:style w:type="table" w:styleId="747">
     <w:name w:val="Grid Table 5 Dark- Accent 1"/>
-    <w:basedOn w:val="665"/>
+    <w:basedOn w:val="897"/>
     <w:uiPriority w:val="99"/>
     <w:pPr>
       <w:pBdr/>
@@ -9445,9 +9824,9 @@
       </w:tcPr>
     </w:tblStylePr>
   </w:style>
-  <w:style w:type="table" w:styleId="49">
+  <w:style w:type="table" w:styleId="748">
     <w:name w:val="Grid Table 5 Dark - Accent 2"/>
-    <w:basedOn w:val="665"/>
+    <w:basedOn w:val="897"/>
     <w:uiPriority w:val="99"/>
     <w:pPr>
       <w:pBdr/>
@@ -9673,9 +10052,9 @@
       </w:tcPr>
     </w:tblStylePr>
   </w:style>
-  <w:style w:type="table" w:styleId="50">
+  <w:style w:type="table" w:styleId="749">
     <w:name w:val="Grid Table 5 Dark - Accent 3"/>
-    <w:basedOn w:val="665"/>
+    <w:basedOn w:val="897"/>
     <w:uiPriority w:val="99"/>
     <w:pPr>
       <w:pBdr/>
@@ -9901,9 +10280,9 @@
       </w:tcPr>
     </w:tblStylePr>
   </w:style>
-  <w:style w:type="table" w:styleId="51">
+  <w:style w:type="table" w:styleId="750">
     <w:name w:val="Grid Table 5 Dark- Accent 4"/>
-    <w:basedOn w:val="665"/>
+    <w:basedOn w:val="897"/>
     <w:uiPriority w:val="99"/>
     <w:pPr>
       <w:pBdr/>
@@ -10129,9 +10508,9 @@
       </w:tcPr>
     </w:tblStylePr>
   </w:style>
-  <w:style w:type="table" w:styleId="52">
+  <w:style w:type="table" w:styleId="751">
     <w:name w:val="Grid Table 5 Dark - Accent 5"/>
-    <w:basedOn w:val="665"/>
+    <w:basedOn w:val="897"/>
     <w:uiPriority w:val="99"/>
     <w:pPr>
       <w:pBdr/>
@@ -10357,9 +10736,9 @@
       </w:tcPr>
     </w:tblStylePr>
   </w:style>
-  <w:style w:type="table" w:styleId="53">
+  <w:style w:type="table" w:styleId="752">
     <w:name w:val="Grid Table 5 Dark - Accent 6"/>
-    <w:basedOn w:val="665"/>
+    <w:basedOn w:val="897"/>
     <w:uiPriority w:val="99"/>
     <w:pPr>
       <w:pBdr/>
@@ -10585,9 +10964,9 @@
       </w:tcPr>
     </w:tblStylePr>
   </w:style>
-  <w:style w:type="table" w:styleId="54">
+  <w:style w:type="table" w:styleId="753">
     <w:name w:val="Grid Table 6 Colorful"/>
-    <w:basedOn w:val="665"/>
+    <w:basedOn w:val="897"/>
     <w:uiPriority w:val="99"/>
     <w:pPr>
       <w:pBdr/>
@@ -10815,9 +11194,9 @@
       </w:tcPr>
     </w:tblStylePr>
   </w:style>
-  <w:style w:type="table" w:styleId="55">
+  <w:style w:type="table" w:styleId="754">
     <w:name w:val="Grid Table 6 Colorful - Accent 1"/>
-    <w:basedOn w:val="665"/>
+    <w:basedOn w:val="897"/>
     <w:uiPriority w:val="99"/>
     <w:pPr>
       <w:pBdr/>
@@ -11045,9 +11424,9 @@
       </w:tcPr>
     </w:tblStylePr>
   </w:style>
-  <w:style w:type="table" w:styleId="56">
+  <w:style w:type="table" w:styleId="755">
     <w:name w:val="Grid Table 6 Colorful - Accent 2"/>
-    <w:basedOn w:val="665"/>
+    <w:basedOn w:val="897"/>
     <w:uiPriority w:val="99"/>
     <w:pPr>
       <w:pBdr/>
@@ -11275,9 +11654,9 @@
       </w:tcPr>
     </w:tblStylePr>
   </w:style>
-  <w:style w:type="table" w:styleId="57">
+  <w:style w:type="table" w:styleId="756">
     <w:name w:val="Grid Table 6 Colorful - Accent 3"/>
-    <w:basedOn w:val="665"/>
+    <w:basedOn w:val="897"/>
     <w:uiPriority w:val="99"/>
     <w:pPr>
       <w:pBdr/>
@@ -11505,9 +11884,9 @@
       </w:tcPr>
     </w:tblStylePr>
   </w:style>
-  <w:style w:type="table" w:styleId="58">
+  <w:style w:type="table" w:styleId="757">
     <w:name w:val="Grid Table 6 Colorful - Accent 4"/>
-    <w:basedOn w:val="665"/>
+    <w:basedOn w:val="897"/>
     <w:uiPriority w:val="99"/>
     <w:pPr>
       <w:pBdr/>
@@ -11735,9 +12114,9 @@
       </w:tcPr>
     </w:tblStylePr>
   </w:style>
-  <w:style w:type="table" w:styleId="59">
+  <w:style w:type="table" w:styleId="758">
     <w:name w:val="Grid Table 6 Colorful - Accent 5"/>
-    <w:basedOn w:val="665"/>
+    <w:basedOn w:val="897"/>
     <w:uiPriority w:val="99"/>
     <w:pPr>
       <w:pBdr/>
@@ -11965,9 +12344,9 @@
       </w:tcPr>
     </w:tblStylePr>
   </w:style>
-  <w:style w:type="table" w:styleId="60">
+  <w:style w:type="table" w:styleId="759">
     <w:name w:val="Grid Table 6 Colorful - Accent 6"/>
-    <w:basedOn w:val="665"/>
+    <w:basedOn w:val="897"/>
     <w:uiPriority w:val="99"/>
     <w:pPr>
       <w:pBdr/>
@@ -12195,9 +12574,9 @@
       </w:tcPr>
     </w:tblStylePr>
   </w:style>
-  <w:style w:type="table" w:styleId="61">
+  <w:style w:type="table" w:styleId="760">
     <w:name w:val="Grid Table 7 Colorful"/>
-    <w:basedOn w:val="665"/>
+    <w:basedOn w:val="897"/>
     <w:uiPriority w:val="99"/>
     <w:pPr>
       <w:pBdr/>
@@ -12299,11 +12678,11 @@
         <w:tblBorders/>
       </w:tblPr>
       <w:tcPr>
-        <w:shd w:color="ffffff"/>
+        <w:shd w:val="clear" w:color="ffffff"/>
         <w:tcBorders>
-          <w:top w:val="none"/>
-          <w:left w:val="none"/>
-          <w:bottom w:val="none"/>
+          <w:top w:val="none" w:color="000000" w:sz="4" w:space="0"/>
+          <w:left w:val="none" w:color="000000" w:sz="4" w:space="0"/>
+          <w:bottom w:val="none" w:color="000000" w:sz="4" w:space="0"/>
           <w:right w:val="single" w:color="000000" w:themeColor="text1" w:themeTint="80" w:sz="4" w:space="0"/>
         </w:tcBorders>
       </w:tcPr>
@@ -12326,10 +12705,10 @@
       <w:tcPr>
         <w:shd w:val="clear" w:color="ffffff" w:themeColor="light1" w:fill="ffffff" w:themeFill="light1"/>
         <w:tcBorders>
-          <w:top w:val="none"/>
-          <w:left w:val="none"/>
+          <w:top w:val="none" w:color="000000" w:sz="4" w:space="0"/>
+          <w:left w:val="none" w:color="000000" w:sz="4" w:space="0"/>
           <w:bottom w:val="single" w:color="000000" w:themeColor="text1" w:themeTint="80" w:sz="4" w:space="0"/>
-          <w:right w:val="none"/>
+          <w:right w:val="none" w:color="000000" w:sz="4" w:space="0"/>
         </w:tcBorders>
       </w:tcPr>
     </w:tblStylePr>
@@ -12349,12 +12728,12 @@
         <w:tblBorders/>
       </w:tblPr>
       <w:tcPr>
-        <w:shd w:color="ffffff"/>
+        <w:shd w:val="clear" w:color="ffffff"/>
         <w:tcBorders>
-          <w:top w:val="none"/>
+          <w:top w:val="none" w:color="000000" w:sz="4" w:space="0"/>
           <w:left w:val="single" w:color="000000" w:themeColor="text1" w:themeTint="80" w:sz="4" w:space="0"/>
-          <w:bottom w:val="none"/>
-          <w:right w:val="none"/>
+          <w:bottom w:val="none" w:color="000000" w:sz="4" w:space="0"/>
+          <w:right w:val="none" w:color="000000" w:sz="4" w:space="0"/>
         </w:tcBorders>
       </w:tcPr>
     </w:tblStylePr>
@@ -12377,9 +12756,9 @@
         <w:shd w:val="clear" w:color="ffffff" w:themeColor="light1" w:fill="ffffff" w:themeFill="light1"/>
         <w:tcBorders>
           <w:top w:val="single" w:color="000000" w:themeColor="text1" w:themeTint="80" w:sz="4" w:space="0"/>
-          <w:left w:val="none"/>
-          <w:bottom w:val="none"/>
-          <w:right w:val="none"/>
+          <w:left w:val="none" w:color="000000" w:sz="4" w:space="0"/>
+          <w:bottom w:val="none" w:color="000000" w:sz="4" w:space="0"/>
+          <w:right w:val="none" w:color="000000" w:sz="4" w:space="0"/>
         </w:tcBorders>
       </w:tcPr>
     </w:tblStylePr>
@@ -12449,9 +12828,9 @@
       </w:tcPr>
     </w:tblStylePr>
   </w:style>
-  <w:style w:type="table" w:styleId="62">
+  <w:style w:type="table" w:styleId="761">
     <w:name w:val="Grid Table 7 Colorful - Accent 1"/>
-    <w:basedOn w:val="665"/>
+    <w:basedOn w:val="897"/>
     <w:uiPriority w:val="99"/>
     <w:pPr>
       <w:pBdr/>
@@ -12553,11 +12932,11 @@
         <w:tblBorders/>
       </w:tblPr>
       <w:tcPr>
-        <w:shd w:color="ffffff"/>
+        <w:shd w:val="clear" w:color="ffffff"/>
         <w:tcBorders>
-          <w:top w:val="none"/>
-          <w:left w:val="none"/>
-          <w:bottom w:val="none"/>
+          <w:top w:val="none" w:color="000000" w:sz="4" w:space="0"/>
+          <w:left w:val="none" w:color="000000" w:sz="4" w:space="0"/>
+          <w:bottom w:val="none" w:color="000000" w:sz="4" w:space="0"/>
           <w:right w:val="single" w:color="000000" w:themeColor="accent1" w:themeTint="80" w:sz="4" w:space="0"/>
         </w:tcBorders>
       </w:tcPr>
@@ -12580,10 +12959,10 @@
       <w:tcPr>
         <w:shd w:val="clear" w:color="ffffff" w:themeColor="light1" w:fill="ffffff" w:themeFill="light1"/>
         <w:tcBorders>
-          <w:top w:val="none"/>
-          <w:left w:val="none"/>
+          <w:top w:val="none" w:color="000000" w:sz="4" w:space="0"/>
+          <w:left w:val="none" w:color="000000" w:sz="4" w:space="0"/>
           <w:bottom w:val="single" w:color="000000" w:themeColor="accent1" w:themeTint="80" w:sz="4" w:space="0"/>
-          <w:right w:val="none"/>
+          <w:right w:val="none" w:color="000000" w:sz="4" w:space="0"/>
         </w:tcBorders>
       </w:tcPr>
     </w:tblStylePr>
@@ -12603,12 +12982,12 @@
         <w:tblBorders/>
       </w:tblPr>
       <w:tcPr>
-        <w:shd w:color="ffffff"/>
+        <w:shd w:val="clear" w:color="ffffff"/>
         <w:tcBorders>
-          <w:top w:val="none"/>
+          <w:top w:val="none" w:color="000000" w:sz="4" w:space="0"/>
           <w:left w:val="single" w:color="000000" w:themeColor="accent1" w:themeTint="80" w:sz="4" w:space="0"/>
-          <w:bottom w:val="none"/>
-          <w:right w:val="none"/>
+          <w:bottom w:val="none" w:color="000000" w:sz="4" w:space="0"/>
+          <w:right w:val="none" w:color="000000" w:sz="4" w:space="0"/>
         </w:tcBorders>
       </w:tcPr>
     </w:tblStylePr>
@@ -12631,9 +13010,9 @@
         <w:shd w:val="clear" w:color="ffffff" w:themeColor="light1" w:fill="ffffff" w:themeFill="light1"/>
         <w:tcBorders>
           <w:top w:val="single" w:color="000000" w:themeColor="accent1" w:themeTint="80" w:sz="4" w:space="0"/>
-          <w:left w:val="none"/>
-          <w:bottom w:val="none"/>
-          <w:right w:val="none"/>
+          <w:left w:val="none" w:color="000000" w:sz="4" w:space="0"/>
+          <w:bottom w:val="none" w:color="000000" w:sz="4" w:space="0"/>
+          <w:right w:val="none" w:color="000000" w:sz="4" w:space="0"/>
         </w:tcBorders>
       </w:tcPr>
     </w:tblStylePr>
@@ -12703,9 +13082,9 @@
       </w:tcPr>
     </w:tblStylePr>
   </w:style>
-  <w:style w:type="table" w:styleId="63">
+  <w:style w:type="table" w:styleId="762">
     <w:name w:val="Grid Table 7 Colorful - Accent 2"/>
-    <w:basedOn w:val="665"/>
+    <w:basedOn w:val="897"/>
     <w:uiPriority w:val="99"/>
     <w:pPr>
       <w:pBdr/>
@@ -12807,11 +13186,11 @@
         <w:tblBorders/>
       </w:tblPr>
       <w:tcPr>
-        <w:shd w:color="ffffff"/>
+        <w:shd w:val="clear" w:color="ffffff"/>
         <w:tcBorders>
-          <w:top w:val="none"/>
-          <w:left w:val="none"/>
-          <w:bottom w:val="none"/>
+          <w:top w:val="none" w:color="000000" w:sz="4" w:space="0"/>
+          <w:left w:val="none" w:color="000000" w:sz="4" w:space="0"/>
+          <w:bottom w:val="none" w:color="000000" w:sz="4" w:space="0"/>
           <w:right w:val="single" w:color="000000" w:themeColor="accent2" w:themeTint="97" w:sz="4" w:space="0"/>
         </w:tcBorders>
       </w:tcPr>
@@ -12834,10 +13213,10 @@
       <w:tcPr>
         <w:shd w:val="clear" w:color="ffffff" w:themeColor="light1" w:fill="ffffff" w:themeFill="light1"/>
         <w:tcBorders>
-          <w:top w:val="none"/>
-          <w:left w:val="none"/>
+          <w:top w:val="none" w:color="000000" w:sz="4" w:space="0"/>
+          <w:left w:val="none" w:color="000000" w:sz="4" w:space="0"/>
           <w:bottom w:val="single" w:color="000000" w:themeColor="accent2" w:themeTint="97" w:sz="4" w:space="0"/>
-          <w:right w:val="none"/>
+          <w:right w:val="none" w:color="000000" w:sz="4" w:space="0"/>
         </w:tcBorders>
       </w:tcPr>
     </w:tblStylePr>
@@ -12857,12 +13236,12 @@
         <w:tblBorders/>
       </w:tblPr>
       <w:tcPr>
-        <w:shd w:color="ffffff"/>
+        <w:shd w:val="clear" w:color="ffffff"/>
         <w:tcBorders>
-          <w:top w:val="none"/>
+          <w:top w:val="none" w:color="000000" w:sz="4" w:space="0"/>
           <w:left w:val="single" w:color="000000" w:themeColor="accent2" w:themeTint="97" w:sz="4" w:space="0"/>
-          <w:bottom w:val="none"/>
-          <w:right w:val="none"/>
+          <w:bottom w:val="none" w:color="000000" w:sz="4" w:space="0"/>
+          <w:right w:val="none" w:color="000000" w:sz="4" w:space="0"/>
         </w:tcBorders>
       </w:tcPr>
     </w:tblStylePr>
@@ -12885,9 +13264,9 @@
         <w:shd w:val="clear" w:color="ffffff" w:themeColor="light1" w:fill="ffffff" w:themeFill="light1"/>
         <w:tcBorders>
           <w:top w:val="single" w:color="000000" w:themeColor="accent2" w:themeTint="97" w:sz="4" w:space="0"/>
-          <w:left w:val="none"/>
-          <w:bottom w:val="none"/>
-          <w:right w:val="none"/>
+          <w:left w:val="none" w:color="000000" w:sz="4" w:space="0"/>
+          <w:bottom w:val="none" w:color="000000" w:sz="4" w:space="0"/>
+          <w:right w:val="none" w:color="000000" w:sz="4" w:space="0"/>
         </w:tcBorders>
       </w:tcPr>
     </w:tblStylePr>
@@ -12957,9 +13336,9 @@
       </w:tcPr>
     </w:tblStylePr>
   </w:style>
-  <w:style w:type="table" w:styleId="64">
+  <w:style w:type="table" w:styleId="763">
     <w:name w:val="Grid Table 7 Colorful - Accent 3"/>
-    <w:basedOn w:val="665"/>
+    <w:basedOn w:val="897"/>
     <w:uiPriority w:val="99"/>
     <w:pPr>
       <w:pBdr/>
@@ -13061,11 +13440,11 @@
         <w:tblBorders/>
       </w:tblPr>
       <w:tcPr>
-        <w:shd w:color="ffffff"/>
+        <w:shd w:val="clear" w:color="ffffff"/>
         <w:tcBorders>
-          <w:top w:val="none"/>
-          <w:left w:val="none"/>
-          <w:bottom w:val="none"/>
+          <w:top w:val="none" w:color="000000" w:sz="4" w:space="0"/>
+          <w:left w:val="none" w:color="000000" w:sz="4" w:space="0"/>
+          <w:bottom w:val="none" w:color="000000" w:sz="4" w:space="0"/>
           <w:right w:val="single" w:color="000000" w:themeColor="accent3" w:themeTint="FE" w:sz="4" w:space="0"/>
         </w:tcBorders>
       </w:tcPr>
@@ -13088,10 +13467,10 @@
       <w:tcPr>
         <w:shd w:val="clear" w:color="ffffff" w:themeColor="light1" w:fill="ffffff" w:themeFill="light1"/>
         <w:tcBorders>
-          <w:top w:val="none"/>
-          <w:left w:val="none"/>
+          <w:top w:val="none" w:color="000000" w:sz="4" w:space="0"/>
+          <w:left w:val="none" w:color="000000" w:sz="4" w:space="0"/>
           <w:bottom w:val="single" w:color="000000" w:themeColor="accent3" w:themeTint="FE" w:sz="4" w:space="0"/>
-          <w:right w:val="none"/>
+          <w:right w:val="none" w:color="000000" w:sz="4" w:space="0"/>
         </w:tcBorders>
       </w:tcPr>
     </w:tblStylePr>
@@ -13111,12 +13490,12 @@
         <w:tblBorders/>
       </w:tblPr>
       <w:tcPr>
-        <w:shd w:color="ffffff"/>
+        <w:shd w:val="clear" w:color="ffffff"/>
         <w:tcBorders>
-          <w:top w:val="none"/>
+          <w:top w:val="none" w:color="000000" w:sz="4" w:space="0"/>
           <w:left w:val="single" w:color="000000" w:themeColor="accent3" w:themeTint="FE" w:sz="4" w:space="0"/>
-          <w:bottom w:val="none"/>
-          <w:right w:val="none"/>
+          <w:bottom w:val="none" w:color="000000" w:sz="4" w:space="0"/>
+          <w:right w:val="none" w:color="000000" w:sz="4" w:space="0"/>
         </w:tcBorders>
       </w:tcPr>
     </w:tblStylePr>
@@ -13139,9 +13518,9 @@
         <w:shd w:val="clear" w:color="ffffff" w:themeColor="light1" w:fill="ffffff" w:themeFill="light1"/>
         <w:tcBorders>
           <w:top w:val="single" w:color="000000" w:themeColor="accent3" w:themeTint="FE" w:sz="4" w:space="0"/>
-          <w:left w:val="none"/>
-          <w:bottom w:val="none"/>
-          <w:right w:val="none"/>
+          <w:left w:val="none" w:color="000000" w:sz="4" w:space="0"/>
+          <w:bottom w:val="none" w:color="000000" w:sz="4" w:space="0"/>
+          <w:right w:val="none" w:color="000000" w:sz="4" w:space="0"/>
         </w:tcBorders>
       </w:tcPr>
     </w:tblStylePr>
@@ -13211,9 +13590,9 @@
       </w:tcPr>
     </w:tblStylePr>
   </w:style>
-  <w:style w:type="table" w:styleId="65">
+  <w:style w:type="table" w:styleId="764">
     <w:name w:val="Grid Table 7 Colorful - Accent 4"/>
-    <w:basedOn w:val="665"/>
+    <w:basedOn w:val="897"/>
     <w:uiPriority w:val="99"/>
     <w:pPr>
       <w:pBdr/>
@@ -13315,11 +13694,11 @@
         <w:tblBorders/>
       </w:tblPr>
       <w:tcPr>
-        <w:shd w:color="ffffff"/>
+        <w:shd w:val="clear" w:color="ffffff"/>
         <w:tcBorders>
-          <w:top w:val="none"/>
-          <w:left w:val="none"/>
-          <w:bottom w:val="none"/>
+          <w:top w:val="none" w:color="000000" w:sz="4" w:space="0"/>
+          <w:left w:val="none" w:color="000000" w:sz="4" w:space="0"/>
+          <w:bottom w:val="none" w:color="000000" w:sz="4" w:space="0"/>
           <w:right w:val="single" w:color="000000" w:themeColor="accent4" w:themeTint="9A" w:sz="4" w:space="0"/>
         </w:tcBorders>
       </w:tcPr>
@@ -13342,10 +13721,10 @@
       <w:tcPr>
         <w:shd w:val="clear" w:color="ffffff" w:themeColor="light1" w:fill="ffffff" w:themeFill="light1"/>
         <w:tcBorders>
-          <w:top w:val="none"/>
-          <w:left w:val="none"/>
+          <w:top w:val="none" w:color="000000" w:sz="4" w:space="0"/>
+          <w:left w:val="none" w:color="000000" w:sz="4" w:space="0"/>
           <w:bottom w:val="single" w:color="000000" w:themeColor="accent4" w:themeTint="9A" w:sz="4" w:space="0"/>
-          <w:right w:val="none"/>
+          <w:right w:val="none" w:color="000000" w:sz="4" w:space="0"/>
         </w:tcBorders>
       </w:tcPr>
     </w:tblStylePr>
@@ -13365,12 +13744,12 @@
         <w:tblBorders/>
       </w:tblPr>
       <w:tcPr>
-        <w:shd w:color="ffffff"/>
+        <w:shd w:val="clear" w:color="ffffff"/>
         <w:tcBorders>
-          <w:top w:val="none"/>
+          <w:top w:val="none" w:color="000000" w:sz="4" w:space="0"/>
           <w:left w:val="single" w:color="000000" w:themeColor="accent4" w:themeTint="9A" w:sz="4" w:space="0"/>
-          <w:bottom w:val="none"/>
-          <w:right w:val="none"/>
+          <w:bottom w:val="none" w:color="000000" w:sz="4" w:space="0"/>
+          <w:right w:val="none" w:color="000000" w:sz="4" w:space="0"/>
         </w:tcBorders>
       </w:tcPr>
     </w:tblStylePr>
@@ -13393,9 +13772,9 @@
         <w:shd w:val="clear" w:color="ffffff" w:themeColor="light1" w:fill="ffffff" w:themeFill="light1"/>
         <w:tcBorders>
           <w:top w:val="single" w:color="000000" w:themeColor="accent4" w:themeTint="9A" w:sz="4" w:space="0"/>
-          <w:left w:val="none"/>
-          <w:bottom w:val="none"/>
-          <w:right w:val="none"/>
+          <w:left w:val="none" w:color="000000" w:sz="4" w:space="0"/>
+          <w:bottom w:val="none" w:color="000000" w:sz="4" w:space="0"/>
+          <w:right w:val="none" w:color="000000" w:sz="4" w:space="0"/>
         </w:tcBorders>
       </w:tcPr>
     </w:tblStylePr>
@@ -13465,9 +13844,9 @@
       </w:tcPr>
     </w:tblStylePr>
   </w:style>
-  <w:style w:type="table" w:styleId="66">
+  <w:style w:type="table" w:styleId="765">
     <w:name w:val="Grid Table 7 Colorful - Accent 5"/>
-    <w:basedOn w:val="665"/>
+    <w:basedOn w:val="897"/>
     <w:uiPriority w:val="99"/>
     <w:pPr>
       <w:pBdr/>
@@ -13569,11 +13948,11 @@
         <w:tblBorders/>
       </w:tblPr>
       <w:tcPr>
-        <w:shd w:color="ffffff"/>
+        <w:shd w:val="clear" w:color="ffffff"/>
         <w:tcBorders>
-          <w:top w:val="none"/>
-          <w:left w:val="none"/>
-          <w:bottom w:val="none"/>
+          <w:top w:val="none" w:color="000000" w:sz="4" w:space="0"/>
+          <w:left w:val="none" w:color="000000" w:sz="4" w:space="0"/>
+          <w:bottom w:val="none" w:color="000000" w:sz="4" w:space="0"/>
           <w:right w:val="single" w:color="000000" w:themeColor="accent5" w:themeTint="90" w:sz="4" w:space="0"/>
         </w:tcBorders>
       </w:tcPr>
@@ -13596,10 +13975,10 @@
       <w:tcPr>
         <w:shd w:val="clear" w:color="ffffff" w:themeColor="light1" w:fill="ffffff" w:themeFill="light1"/>
         <w:tcBorders>
-          <w:top w:val="none"/>
-          <w:left w:val="none"/>
+          <w:top w:val="none" w:color="000000" w:sz="4" w:space="0"/>
+          <w:left w:val="none" w:color="000000" w:sz="4" w:space="0"/>
           <w:bottom w:val="single" w:color="000000" w:themeColor="accent5" w:themeTint="90" w:sz="4" w:space="0"/>
-          <w:right w:val="none"/>
+          <w:right w:val="none" w:color="000000" w:sz="4" w:space="0"/>
         </w:tcBorders>
       </w:tcPr>
     </w:tblStylePr>
@@ -13619,12 +13998,12 @@
         <w:tblBorders/>
       </w:tblPr>
       <w:tcPr>
-        <w:shd w:color="ffffff"/>
+        <w:shd w:val="clear" w:color="ffffff"/>
         <w:tcBorders>
-          <w:top w:val="none"/>
+          <w:top w:val="none" w:color="000000" w:sz="4" w:space="0"/>
           <w:left w:val="single" w:color="000000" w:themeColor="accent5" w:themeTint="90" w:sz="4" w:space="0"/>
-          <w:bottom w:val="none"/>
-          <w:right w:val="none"/>
+          <w:bottom w:val="none" w:color="000000" w:sz="4" w:space="0"/>
+          <w:right w:val="none" w:color="000000" w:sz="4" w:space="0"/>
         </w:tcBorders>
       </w:tcPr>
     </w:tblStylePr>
@@ -13647,9 +14026,9 @@
         <w:shd w:val="clear" w:color="ffffff" w:themeColor="light1" w:fill="ffffff" w:themeFill="light1"/>
         <w:tcBorders>
           <w:top w:val="single" w:color="000000" w:themeColor="accent5" w:themeTint="90" w:sz="4" w:space="0"/>
-          <w:left w:val="none"/>
-          <w:bottom w:val="none"/>
-          <w:right w:val="none"/>
+          <w:left w:val="none" w:color="000000" w:sz="4" w:space="0"/>
+          <w:bottom w:val="none" w:color="000000" w:sz="4" w:space="0"/>
+          <w:right w:val="none" w:color="000000" w:sz="4" w:space="0"/>
         </w:tcBorders>
       </w:tcPr>
     </w:tblStylePr>
@@ -13719,9 +14098,9 @@
       </w:tcPr>
     </w:tblStylePr>
   </w:style>
-  <w:style w:type="table" w:styleId="67">
+  <w:style w:type="table" w:styleId="766">
     <w:name w:val="Grid Table 7 Colorful - Accent 6"/>
-    <w:basedOn w:val="665"/>
+    <w:basedOn w:val="897"/>
     <w:uiPriority w:val="99"/>
     <w:pPr>
       <w:pBdr/>
@@ -13823,11 +14202,11 @@
         <w:tblBorders/>
       </w:tblPr>
       <w:tcPr>
-        <w:shd w:color="ffffff"/>
+        <w:shd w:val="clear" w:color="ffffff"/>
         <w:tcBorders>
-          <w:top w:val="none"/>
-          <w:left w:val="none"/>
-          <w:bottom w:val="none"/>
+          <w:top w:val="none" w:color="000000" w:sz="4" w:space="0"/>
+          <w:left w:val="none" w:color="000000" w:sz="4" w:space="0"/>
+          <w:bottom w:val="none" w:color="000000" w:sz="4" w:space="0"/>
           <w:right w:val="single" w:color="000000" w:themeColor="accent6" w:themeTint="90" w:sz="4" w:space="0"/>
         </w:tcBorders>
       </w:tcPr>
@@ -13850,10 +14229,10 @@
       <w:tcPr>
         <w:shd w:val="clear" w:color="ffffff" w:themeColor="light1" w:fill="ffffff" w:themeFill="light1"/>
         <w:tcBorders>
-          <w:top w:val="none"/>
-          <w:left w:val="none"/>
+          <w:top w:val="none" w:color="000000" w:sz="4" w:space="0"/>
+          <w:left w:val="none" w:color="000000" w:sz="4" w:space="0"/>
           <w:bottom w:val="single" w:color="000000" w:themeColor="accent6" w:themeTint="90" w:sz="4" w:space="0"/>
-          <w:right w:val="none"/>
+          <w:right w:val="none" w:color="000000" w:sz="4" w:space="0"/>
         </w:tcBorders>
       </w:tcPr>
     </w:tblStylePr>
@@ -13873,12 +14252,12 @@
         <w:tblBorders/>
       </w:tblPr>
       <w:tcPr>
-        <w:shd w:color="ffffff"/>
+        <w:shd w:val="clear" w:color="ffffff"/>
         <w:tcBorders>
-          <w:top w:val="none"/>
+          <w:top w:val="none" w:color="000000" w:sz="4" w:space="0"/>
           <w:left w:val="single" w:color="000000" w:themeColor="accent6" w:themeTint="90" w:sz="4" w:space="0"/>
-          <w:bottom w:val="none"/>
-          <w:right w:val="none"/>
+          <w:bottom w:val="none" w:color="000000" w:sz="4" w:space="0"/>
+          <w:right w:val="none" w:color="000000" w:sz="4" w:space="0"/>
         </w:tcBorders>
       </w:tcPr>
     </w:tblStylePr>
@@ -13901,9 +14280,9 @@
         <w:shd w:val="clear" w:color="ffffff" w:themeColor="light1" w:fill="ffffff" w:themeFill="light1"/>
         <w:tcBorders>
           <w:top w:val="single" w:color="000000" w:themeColor="accent6" w:themeTint="90" w:sz="4" w:space="0"/>
-          <w:left w:val="none"/>
-          <w:bottom w:val="none"/>
-          <w:right w:val="none"/>
+          <w:left w:val="none" w:color="000000" w:sz="4" w:space="0"/>
+          <w:bottom w:val="none" w:color="000000" w:sz="4" w:space="0"/>
+          <w:right w:val="none" w:color="000000" w:sz="4" w:space="0"/>
         </w:tcBorders>
       </w:tcPr>
     </w:tblStylePr>
@@ -13973,9 +14352,9 @@
       </w:tcPr>
     </w:tblStylePr>
   </w:style>
-  <w:style w:type="table" w:styleId="68">
+  <w:style w:type="table" w:styleId="767">
     <w:name w:val="List Table 1 Light"/>
-    <w:basedOn w:val="665"/>
+    <w:basedOn w:val="897"/>
     <w:uiPriority w:val="99"/>
     <w:pPr>
       <w:pBdr/>
@@ -14189,9 +14568,9 @@
       </w:tcPr>
     </w:tblStylePr>
   </w:style>
-  <w:style w:type="table" w:styleId="69">
+  <w:style w:type="table" w:styleId="768">
     <w:name w:val="List Table 1 Light - Accent 1"/>
-    <w:basedOn w:val="665"/>
+    <w:basedOn w:val="897"/>
     <w:uiPriority w:val="99"/>
     <w:pPr>
       <w:pBdr/>
@@ -14405,9 +14784,9 @@
       </w:tcPr>
     </w:tblStylePr>
   </w:style>
-  <w:style w:type="table" w:styleId="70">
+  <w:style w:type="table" w:styleId="769">
     <w:name w:val="List Table 1 Light - Accent 2"/>
-    <w:basedOn w:val="665"/>
+    <w:basedOn w:val="897"/>
     <w:uiPriority w:val="99"/>
     <w:pPr>
       <w:pBdr/>
@@ -14621,9 +15000,9 @@
       </w:tcPr>
     </w:tblStylePr>
   </w:style>
-  <w:style w:type="table" w:styleId="71">
+  <w:style w:type="table" w:styleId="770">
     <w:name w:val="List Table 1 Light - Accent 3"/>
-    <w:basedOn w:val="665"/>
+    <w:basedOn w:val="897"/>
     <w:uiPriority w:val="99"/>
     <w:pPr>
       <w:pBdr/>
@@ -14837,9 +15216,9 @@
       </w:tcPr>
     </w:tblStylePr>
   </w:style>
-  <w:style w:type="table" w:styleId="72">
+  <w:style w:type="table" w:styleId="771">
     <w:name w:val="List Table 1 Light - Accent 4"/>
-    <w:basedOn w:val="665"/>
+    <w:basedOn w:val="897"/>
     <w:uiPriority w:val="99"/>
     <w:pPr>
       <w:pBdr/>
@@ -15053,9 +15432,9 @@
       </w:tcPr>
     </w:tblStylePr>
   </w:style>
-  <w:style w:type="table" w:styleId="73">
+  <w:style w:type="table" w:styleId="772">
     <w:name w:val="List Table 1 Light - Accent 5"/>
-    <w:basedOn w:val="665"/>
+    <w:basedOn w:val="897"/>
     <w:uiPriority w:val="99"/>
     <w:pPr>
       <w:pBdr/>
@@ -15269,9 +15648,9 @@
       </w:tcPr>
     </w:tblStylePr>
   </w:style>
-  <w:style w:type="table" w:styleId="74">
+  <w:style w:type="table" w:styleId="773">
     <w:name w:val="List Table 1 Light - Accent 6"/>
-    <w:basedOn w:val="665"/>
+    <w:basedOn w:val="897"/>
     <w:uiPriority w:val="99"/>
     <w:pPr>
       <w:pBdr/>
@@ -15485,9 +15864,9 @@
       </w:tcPr>
     </w:tblStylePr>
   </w:style>
-  <w:style w:type="table" w:styleId="75">
+  <w:style w:type="table" w:styleId="774">
     <w:name w:val="List Table 2"/>
-    <w:basedOn w:val="665"/>
+    <w:basedOn w:val="897"/>
     <w:uiPriority w:val="99"/>
     <w:pPr>
       <w:pBdr/>
@@ -15723,9 +16102,9 @@
       </w:tcPr>
     </w:tblStylePr>
   </w:style>
-  <w:style w:type="table" w:styleId="76">
+  <w:style w:type="table" w:styleId="775">
     <w:name w:val="List Table 2 - Accent 1"/>
-    <w:basedOn w:val="665"/>
+    <w:basedOn w:val="897"/>
     <w:uiPriority w:val="99"/>
     <w:pPr>
       <w:pBdr/>
@@ -15961,9 +16340,9 @@
       </w:tcPr>
     </w:tblStylePr>
   </w:style>
-  <w:style w:type="table" w:styleId="77">
+  <w:style w:type="table" w:styleId="776">
     <w:name w:val="List Table 2 - Accent 2"/>
-    <w:basedOn w:val="665"/>
+    <w:basedOn w:val="897"/>
     <w:uiPriority w:val="99"/>
     <w:pPr>
       <w:pBdr/>
@@ -16199,9 +16578,9 @@
       </w:tcPr>
     </w:tblStylePr>
   </w:style>
-  <w:style w:type="table" w:styleId="78">
+  <w:style w:type="table" w:styleId="777">
     <w:name w:val="List Table 2 - Accent 3"/>
-    <w:basedOn w:val="665"/>
+    <w:basedOn w:val="897"/>
     <w:uiPriority w:val="99"/>
     <w:pPr>
       <w:pBdr/>
@@ -16437,9 +16816,9 @@
       </w:tcPr>
     </w:tblStylePr>
   </w:style>
-  <w:style w:type="table" w:styleId="79">
+  <w:style w:type="table" w:styleId="778">
     <w:name w:val="List Table 2 - Accent 4"/>
-    <w:basedOn w:val="665"/>
+    <w:basedOn w:val="897"/>
     <w:uiPriority w:val="99"/>
     <w:pPr>
       <w:pBdr/>
@@ -16675,9 +17054,9 @@
       </w:tcPr>
     </w:tblStylePr>
   </w:style>
-  <w:style w:type="table" w:styleId="80">
+  <w:style w:type="table" w:styleId="779">
     <w:name w:val="List Table 2 - Accent 5"/>
-    <w:basedOn w:val="665"/>
+    <w:basedOn w:val="897"/>
     <w:uiPriority w:val="99"/>
     <w:pPr>
       <w:pBdr/>
@@ -16913,9 +17292,9 @@
       </w:tcPr>
     </w:tblStylePr>
   </w:style>
-  <w:style w:type="table" w:styleId="81">
+  <w:style w:type="table" w:styleId="780">
     <w:name w:val="List Table 2 - Accent 6"/>
-    <w:basedOn w:val="665"/>
+    <w:basedOn w:val="897"/>
     <w:uiPriority w:val="99"/>
     <w:pPr>
       <w:pBdr/>
@@ -17151,9 +17530,9 @@
       </w:tcPr>
     </w:tblStylePr>
   </w:style>
-  <w:style w:type="table" w:styleId="82">
+  <w:style w:type="table" w:styleId="781">
     <w:name w:val="List Table 3"/>
-    <w:basedOn w:val="665"/>
+    <w:basedOn w:val="897"/>
     <w:uiPriority w:val="99"/>
     <w:pPr>
       <w:pBdr/>
@@ -17379,9 +17758,9 @@
       </w:tcPr>
     </w:tblStylePr>
   </w:style>
-  <w:style w:type="table" w:styleId="83">
+  <w:style w:type="table" w:styleId="782">
     <w:name w:val="List Table 3 - Accent 1"/>
-    <w:basedOn w:val="665"/>
+    <w:basedOn w:val="897"/>
     <w:uiPriority w:val="99"/>
     <w:pPr>
       <w:pBdr/>
@@ -17607,9 +17986,9 @@
       </w:tcPr>
     </w:tblStylePr>
   </w:style>
-  <w:style w:type="table" w:styleId="84">
+  <w:style w:type="table" w:styleId="783">
     <w:name w:val="List Table 3 - Accent 2"/>
-    <w:basedOn w:val="665"/>
+    <w:basedOn w:val="897"/>
     <w:uiPriority w:val="99"/>
     <w:pPr>
       <w:pBdr/>
@@ -17835,9 +18214,9 @@
       </w:tcPr>
     </w:tblStylePr>
   </w:style>
-  <w:style w:type="table" w:styleId="85">
+  <w:style w:type="table" w:styleId="784">
     <w:name w:val="List Table 3 - Accent 3"/>
-    <w:basedOn w:val="665"/>
+    <w:basedOn w:val="897"/>
     <w:uiPriority w:val="99"/>
     <w:pPr>
       <w:pBdr/>
@@ -18063,9 +18442,9 @@
       </w:tcPr>
     </w:tblStylePr>
   </w:style>
-  <w:style w:type="table" w:styleId="86">
+  <w:style w:type="table" w:styleId="785">
     <w:name w:val="List Table 3 - Accent 4"/>
-    <w:basedOn w:val="665"/>
+    <w:basedOn w:val="897"/>
     <w:uiPriority w:val="99"/>
     <w:pPr>
       <w:pBdr/>
@@ -18291,9 +18670,9 @@
       </w:tcPr>
     </w:tblStylePr>
   </w:style>
-  <w:style w:type="table" w:styleId="87">
+  <w:style w:type="table" w:styleId="786">
     <w:name w:val="List Table 3 - Accent 5"/>
-    <w:basedOn w:val="665"/>
+    <w:basedOn w:val="897"/>
     <w:uiPriority w:val="99"/>
     <w:pPr>
       <w:pBdr/>
@@ -18519,9 +18898,9 @@
       </w:tcPr>
     </w:tblStylePr>
   </w:style>
-  <w:style w:type="table" w:styleId="88">
+  <w:style w:type="table" w:styleId="787">
     <w:name w:val="List Table 3 - Accent 6"/>
-    <w:basedOn w:val="665"/>
+    <w:basedOn w:val="897"/>
     <w:uiPriority w:val="99"/>
     <w:pPr>
       <w:pBdr/>
@@ -18747,9 +19126,9 @@
       </w:tcPr>
     </w:tblStylePr>
   </w:style>
-  <w:style w:type="table" w:styleId="89">
+  <w:style w:type="table" w:styleId="788">
     <w:name w:val="List Table 4"/>
-    <w:basedOn w:val="665"/>
+    <w:basedOn w:val="897"/>
     <w:uiPriority w:val="99"/>
     <w:pPr>
       <w:pBdr/>
@@ -18972,9 +19351,9 @@
       </w:tcPr>
     </w:tblStylePr>
   </w:style>
-  <w:style w:type="table" w:styleId="90">
+  <w:style w:type="table" w:styleId="789">
     <w:name w:val="List Table 4 - Accent 1"/>
-    <w:basedOn w:val="665"/>
+    <w:basedOn w:val="897"/>
     <w:uiPriority w:val="99"/>
     <w:pPr>
       <w:pBdr/>
@@ -19197,9 +19576,9 @@
       </w:tcPr>
     </w:tblStylePr>
   </w:style>
-  <w:style w:type="table" w:styleId="91">
+  <w:style w:type="table" w:styleId="790">
     <w:name w:val="List Table 4 - Accent 2"/>
-    <w:basedOn w:val="665"/>
+    <w:basedOn w:val="897"/>
     <w:uiPriority w:val="99"/>
     <w:pPr>
       <w:pBdr/>
@@ -19422,9 +19801,9 @@
       </w:tcPr>
     </w:tblStylePr>
   </w:style>
-  <w:style w:type="table" w:styleId="92">
+  <w:style w:type="table" w:styleId="791">
     <w:name w:val="List Table 4 - Accent 3"/>
-    <w:basedOn w:val="665"/>
+    <w:basedOn w:val="897"/>
     <w:uiPriority w:val="99"/>
     <w:pPr>
       <w:pBdr/>
@@ -19647,9 +20026,9 @@
       </w:tcPr>
     </w:tblStylePr>
   </w:style>
-  <w:style w:type="table" w:styleId="93">
+  <w:style w:type="table" w:styleId="792">
     <w:name w:val="List Table 4 - Accent 4"/>
-    <w:basedOn w:val="665"/>
+    <w:basedOn w:val="897"/>
     <w:uiPriority w:val="99"/>
     <w:pPr>
       <w:pBdr/>
@@ -19872,9 +20251,9 @@
       </w:tcPr>
     </w:tblStylePr>
   </w:style>
-  <w:style w:type="table" w:styleId="94">
+  <w:style w:type="table" w:styleId="793">
     <w:name w:val="List Table 4 - Accent 5"/>
-    <w:basedOn w:val="665"/>
+    <w:basedOn w:val="897"/>
     <w:uiPriority w:val="99"/>
     <w:pPr>
       <w:pBdr/>
@@ -20097,9 +20476,9 @@
       </w:tcPr>
     </w:tblStylePr>
   </w:style>
-  <w:style w:type="table" w:styleId="95">
+  <w:style w:type="table" w:styleId="794">
     <w:name w:val="List Table 4 - Accent 6"/>
-    <w:basedOn w:val="665"/>
+    <w:basedOn w:val="897"/>
     <w:uiPriority w:val="99"/>
     <w:pPr>
       <w:pBdr/>
@@ -20322,9 +20701,9 @@
       </w:tcPr>
     </w:tblStylePr>
   </w:style>
-  <w:style w:type="table" w:styleId="96">
+  <w:style w:type="table" w:styleId="795">
     <w:name w:val="List Table 5 Dark"/>
-    <w:basedOn w:val="665"/>
+    <w:basedOn w:val="897"/>
     <w:uiPriority w:val="99"/>
     <w:pPr>
       <w:pBdr/>
@@ -20564,9 +20943,9 @@
       </w:tcPr>
     </w:tblStylePr>
   </w:style>
-  <w:style w:type="table" w:styleId="97">
+  <w:style w:type="table" w:styleId="796">
     <w:name w:val="List Table 5 Dark - Accent 1"/>
-    <w:basedOn w:val="665"/>
+    <w:basedOn w:val="897"/>
     <w:uiPriority w:val="99"/>
     <w:pPr>
       <w:pBdr/>
@@ -20806,9 +21185,9 @@
       </w:tcPr>
     </w:tblStylePr>
   </w:style>
-  <w:style w:type="table" w:styleId="98">
+  <w:style w:type="table" w:styleId="797">
     <w:name w:val="List Table 5 Dark - Accent 2"/>
-    <w:basedOn w:val="665"/>
+    <w:basedOn w:val="897"/>
     <w:uiPriority w:val="99"/>
     <w:pPr>
       <w:pBdr/>
@@ -21048,9 +21427,9 @@
       </w:tcPr>
     </w:tblStylePr>
   </w:style>
-  <w:style w:type="table" w:styleId="99">
+  <w:style w:type="table" w:styleId="798">
     <w:name w:val="List Table 5 Dark - Accent 3"/>
-    <w:basedOn w:val="665"/>
+    <w:basedOn w:val="897"/>
     <w:uiPriority w:val="99"/>
     <w:pPr>
       <w:pBdr/>
@@ -21290,9 +21669,9 @@
       </w:tcPr>
     </w:tblStylePr>
   </w:style>
-  <w:style w:type="table" w:styleId="100">
+  <w:style w:type="table" w:styleId="799">
     <w:name w:val="List Table 5 Dark - Accent 4"/>
-    <w:basedOn w:val="665"/>
+    <w:basedOn w:val="897"/>
     <w:uiPriority w:val="99"/>
     <w:pPr>
       <w:pBdr/>
@@ -21532,9 +21911,9 @@
       </w:tcPr>
     </w:tblStylePr>
   </w:style>
-  <w:style w:type="table" w:styleId="101">
+  <w:style w:type="table" w:styleId="800">
     <w:name w:val="List Table 5 Dark - Accent 5"/>
-    <w:basedOn w:val="665"/>
+    <w:basedOn w:val="897"/>
     <w:uiPriority w:val="99"/>
     <w:pPr>
       <w:pBdr/>
@@ -21774,9 +22153,9 @@
       </w:tcPr>
     </w:tblStylePr>
   </w:style>
-  <w:style w:type="table" w:styleId="102">
+  <w:style w:type="table" w:styleId="801">
     <w:name w:val="List Table 5 Dark - Accent 6"/>
-    <w:basedOn w:val="665"/>
+    <w:basedOn w:val="897"/>
     <w:uiPriority w:val="99"/>
     <w:pPr>
       <w:pBdr/>
@@ -22016,9 +22395,9 @@
       </w:tcPr>
     </w:tblStylePr>
   </w:style>
-  <w:style w:type="table" w:styleId="103">
+  <w:style w:type="table" w:styleId="802">
     <w:name w:val="List Table 6 Colorful"/>
-    <w:basedOn w:val="665"/>
+    <w:basedOn w:val="897"/>
     <w:uiPriority w:val="99"/>
     <w:pPr>
       <w:pBdr/>
@@ -22239,9 +22618,9 @@
       </w:tcPr>
     </w:tblStylePr>
   </w:style>
-  <w:style w:type="table" w:styleId="104">
+  <w:style w:type="table" w:styleId="803">
     <w:name w:val="List Table 6 Colorful - Accent 1"/>
-    <w:basedOn w:val="665"/>
+    <w:basedOn w:val="897"/>
     <w:uiPriority w:val="99"/>
     <w:pPr>
       <w:pBdr/>
@@ -22462,9 +22841,9 @@
       </w:tcPr>
     </w:tblStylePr>
   </w:style>
-  <w:style w:type="table" w:styleId="105">
+  <w:style w:type="table" w:styleId="804">
     <w:name w:val="List Table 6 Colorful - Accent 2"/>
-    <w:basedOn w:val="665"/>
+    <w:basedOn w:val="897"/>
     <w:uiPriority w:val="99"/>
     <w:pPr>
       <w:pBdr/>
@@ -22685,9 +23064,9 @@
       </w:tcPr>
     </w:tblStylePr>
   </w:style>
-  <w:style w:type="table" w:styleId="106">
+  <w:style w:type="table" w:styleId="805">
     <w:name w:val="List Table 6 Colorful - Accent 3"/>
-    <w:basedOn w:val="665"/>
+    <w:basedOn w:val="897"/>
     <w:uiPriority w:val="99"/>
     <w:pPr>
       <w:pBdr/>
@@ -22908,9 +23287,9 @@
       </w:tcPr>
     </w:tblStylePr>
   </w:style>
-  <w:style w:type="table" w:styleId="107">
+  <w:style w:type="table" w:styleId="806">
     <w:name w:val="List Table 6 Colorful - Accent 4"/>
-    <w:basedOn w:val="665"/>
+    <w:basedOn w:val="897"/>
     <w:uiPriority w:val="99"/>
     <w:pPr>
       <w:pBdr/>
@@ -23131,9 +23510,9 @@
       </w:tcPr>
     </w:tblStylePr>
   </w:style>
-  <w:style w:type="table" w:styleId="108">
+  <w:style w:type="table" w:styleId="807">
     <w:name w:val="List Table 6 Colorful - Accent 5"/>
-    <w:basedOn w:val="665"/>
+    <w:basedOn w:val="897"/>
     <w:uiPriority w:val="99"/>
     <w:pPr>
       <w:pBdr/>
@@ -23354,9 +23733,9 @@
       </w:tcPr>
     </w:tblStylePr>
   </w:style>
-  <w:style w:type="table" w:styleId="109">
+  <w:style w:type="table" w:styleId="808">
     <w:name w:val="List Table 6 Colorful - Accent 6"/>
-    <w:basedOn w:val="665"/>
+    <w:basedOn w:val="897"/>
     <w:uiPriority w:val="99"/>
     <w:pPr>
       <w:pBdr/>
@@ -23577,9 +23956,9 @@
       </w:tcPr>
     </w:tblStylePr>
   </w:style>
-  <w:style w:type="table" w:styleId="110">
+  <w:style w:type="table" w:styleId="809">
     <w:name w:val="List Table 7 Colorful"/>
-    <w:basedOn w:val="665"/>
+    <w:basedOn w:val="897"/>
     <w:uiPriority w:val="99"/>
     <w:pPr>
       <w:pBdr/>
@@ -23678,11 +24057,11 @@
         <w:tblBorders/>
       </w:tblPr>
       <w:tcPr>
-        <w:shd w:color="ffffff"/>
+        <w:shd w:val="clear" w:color="ffffff"/>
         <w:tcBorders>
-          <w:top w:val="none"/>
-          <w:left w:val="none"/>
-          <w:bottom w:val="none"/>
+          <w:top w:val="none" w:color="000000" w:sz="4" w:space="0"/>
+          <w:left w:val="none" w:color="000000" w:sz="4" w:space="0"/>
+          <w:bottom w:val="none" w:color="000000" w:sz="4" w:space="0"/>
           <w:right w:val="single" w:color="000000" w:themeColor="text1" w:themeTint="80" w:sz="4" w:space="0"/>
         </w:tcBorders>
       </w:tcPr>
@@ -23705,10 +24084,10 @@
       <w:tcPr>
         <w:shd w:val="clear" w:color="ffffff" w:themeColor="light1" w:fill="ffffff" w:themeFill="light1"/>
         <w:tcBorders>
-          <w:top w:val="none"/>
-          <w:left w:val="none"/>
+          <w:top w:val="none" w:color="000000" w:sz="4" w:space="0"/>
+          <w:left w:val="none" w:color="000000" w:sz="4" w:space="0"/>
           <w:bottom w:val="single" w:color="000000" w:themeColor="text1" w:themeTint="80" w:sz="4" w:space="0"/>
-          <w:right w:val="none"/>
+          <w:right w:val="none" w:color="000000" w:sz="4" w:space="0"/>
         </w:tcBorders>
       </w:tcPr>
     </w:tblStylePr>
@@ -23728,12 +24107,12 @@
         <w:tblBorders/>
       </w:tblPr>
       <w:tcPr>
-        <w:shd w:color="ffffff"/>
+        <w:shd w:val="clear" w:color="ffffff"/>
         <w:tcBorders>
-          <w:top w:val="none"/>
+          <w:top w:val="none" w:color="000000" w:sz="4" w:space="0"/>
           <w:left w:val="single" w:color="000000" w:themeColor="text1" w:themeTint="80" w:sz="4" w:space="0"/>
-          <w:bottom w:val="none"/>
-          <w:right w:val="none"/>
+          <w:bottom w:val="none" w:color="000000" w:sz="4" w:space="0"/>
+          <w:right w:val="none" w:color="000000" w:sz="4" w:space="0"/>
         </w:tcBorders>
       </w:tcPr>
     </w:tblStylePr>
@@ -23756,9 +24135,9 @@
         <w:shd w:val="clear" w:color="ffffff" w:themeColor="light1" w:fill="ffffff" w:themeFill="light1"/>
         <w:tcBorders>
           <w:top w:val="single" w:color="000000" w:themeColor="text1" w:themeTint="80" w:sz="4" w:space="0"/>
-          <w:left w:val="none"/>
-          <w:bottom w:val="none"/>
-          <w:right w:val="none"/>
+          <w:left w:val="none" w:color="000000" w:sz="4" w:space="0"/>
+          <w:bottom w:val="none" w:color="000000" w:sz="4" w:space="0"/>
+          <w:right w:val="none" w:color="000000" w:sz="4" w:space="0"/>
         </w:tcBorders>
       </w:tcPr>
     </w:tblStylePr>
@@ -23833,9 +24212,9 @@
       </w:tcPr>
     </w:tblStylePr>
   </w:style>
-  <w:style w:type="table" w:styleId="111">
+  <w:style w:type="table" w:styleId="810">
     <w:name w:val="List Table 7 Colorful - Accent 1"/>
-    <w:basedOn w:val="665"/>
+    <w:basedOn w:val="897"/>
     <w:uiPriority w:val="99"/>
     <w:pPr>
       <w:pBdr/>
@@ -23934,11 +24313,11 @@
         <w:tblBorders/>
       </w:tblPr>
       <w:tcPr>
-        <w:shd w:color="ffffff"/>
+        <w:shd w:val="clear" w:color="ffffff"/>
         <w:tcBorders>
-          <w:top w:val="none"/>
-          <w:left w:val="none"/>
-          <w:bottom w:val="none"/>
+          <w:top w:val="none" w:color="000000" w:sz="4" w:space="0"/>
+          <w:left w:val="none" w:color="000000" w:sz="4" w:space="0"/>
+          <w:bottom w:val="none" w:color="000000" w:sz="4" w:space="0"/>
           <w:right w:val="single" w:color="000000" w:themeColor="accent1" w:sz="4" w:space="0"/>
         </w:tcBorders>
       </w:tcPr>
@@ -23961,10 +24340,10 @@
       <w:tcPr>
         <w:shd w:val="clear" w:color="ffffff" w:themeColor="light1" w:fill="ffffff" w:themeFill="light1"/>
         <w:tcBorders>
-          <w:top w:val="none"/>
-          <w:left w:val="none"/>
+          <w:top w:val="none" w:color="000000" w:sz="4" w:space="0"/>
+          <w:left w:val="none" w:color="000000" w:sz="4" w:space="0"/>
           <w:bottom w:val="single" w:color="000000" w:themeColor="accent1" w:sz="4" w:space="0"/>
-          <w:right w:val="none"/>
+          <w:right w:val="none" w:color="000000" w:sz="4" w:space="0"/>
         </w:tcBorders>
       </w:tcPr>
     </w:tblStylePr>
@@ -23984,12 +24363,12 @@
         <w:tblBorders/>
       </w:tblPr>
       <w:tcPr>
-        <w:shd w:color="ffffff"/>
+        <w:shd w:val="clear" w:color="ffffff"/>
         <w:tcBorders>
-          <w:top w:val="none"/>
+          <w:top w:val="none" w:color="000000" w:sz="4" w:space="0"/>
           <w:left w:val="single" w:color="000000" w:themeColor="accent1" w:sz="4" w:space="0"/>
-          <w:bottom w:val="none"/>
-          <w:right w:val="none"/>
+          <w:bottom w:val="none" w:color="000000" w:sz="4" w:space="0"/>
+          <w:right w:val="none" w:color="000000" w:sz="4" w:space="0"/>
         </w:tcBorders>
       </w:tcPr>
     </w:tblStylePr>
@@ -24012,9 +24391,9 @@
         <w:shd w:val="clear" w:color="ffffff" w:themeColor="light1" w:fill="ffffff" w:themeFill="light1"/>
         <w:tcBorders>
           <w:top w:val="single" w:color="000000" w:themeColor="accent1" w:sz="4" w:space="0"/>
-          <w:left w:val="none"/>
-          <w:bottom w:val="none"/>
-          <w:right w:val="none"/>
+          <w:left w:val="none" w:color="000000" w:sz="4" w:space="0"/>
+          <w:bottom w:val="none" w:color="000000" w:sz="4" w:space="0"/>
+          <w:right w:val="none" w:color="000000" w:sz="4" w:space="0"/>
         </w:tcBorders>
       </w:tcPr>
     </w:tblStylePr>
@@ -24089,9 +24468,9 @@
       </w:tcPr>
     </w:tblStylePr>
   </w:style>
-  <w:style w:type="table" w:styleId="112">
+  <w:style w:type="table" w:styleId="811">
     <w:name w:val="List Table 7 Colorful - Accent 2"/>
-    <w:basedOn w:val="665"/>
+    <w:basedOn w:val="897"/>
     <w:uiPriority w:val="99"/>
     <w:pPr>
       <w:pBdr/>
@@ -24190,11 +24569,11 @@
         <w:tblBorders/>
       </w:tblPr>
       <w:tcPr>
-        <w:shd w:color="ffffff"/>
+        <w:shd w:val="clear" w:color="ffffff"/>
         <w:tcBorders>
-          <w:top w:val="none"/>
-          <w:left w:val="none"/>
-          <w:bottom w:val="none"/>
+          <w:top w:val="none" w:color="000000" w:sz="4" w:space="0"/>
+          <w:left w:val="none" w:color="000000" w:sz="4" w:space="0"/>
+          <w:bottom w:val="none" w:color="000000" w:sz="4" w:space="0"/>
           <w:right w:val="single" w:color="000000" w:themeColor="accent2" w:themeTint="97" w:sz="4" w:space="0"/>
         </w:tcBorders>
       </w:tcPr>
@@ -24217,10 +24596,10 @@
       <w:tcPr>
         <w:shd w:val="clear" w:color="ffffff" w:themeColor="light1" w:fill="ffffff" w:themeFill="light1"/>
         <w:tcBorders>
-          <w:top w:val="none"/>
-          <w:left w:val="none"/>
+          <w:top w:val="none" w:color="000000" w:sz="4" w:space="0"/>
+          <w:left w:val="none" w:color="000000" w:sz="4" w:space="0"/>
           <w:bottom w:val="single" w:color="000000" w:themeColor="accent2" w:themeTint="97" w:sz="4" w:space="0"/>
-          <w:right w:val="none"/>
+          <w:right w:val="none" w:color="000000" w:sz="4" w:space="0"/>
         </w:tcBorders>
       </w:tcPr>
     </w:tblStylePr>
@@ -24240,12 +24619,12 @@
         <w:tblBorders/>
       </w:tblPr>
       <w:tcPr>
-        <w:shd w:color="ffffff"/>
+        <w:shd w:val="clear" w:color="ffffff"/>
         <w:tcBorders>
-          <w:top w:val="none"/>
+          <w:top w:val="none" w:color="000000" w:sz="4" w:space="0"/>
           <w:left w:val="single" w:color="000000" w:themeColor="accent2" w:themeTint="97" w:sz="4" w:space="0"/>
-          <w:bottom w:val="none"/>
-          <w:right w:val="none"/>
+          <w:bottom w:val="none" w:color="000000" w:sz="4" w:space="0"/>
+          <w:right w:val="none" w:color="000000" w:sz="4" w:space="0"/>
         </w:tcBorders>
       </w:tcPr>
     </w:tblStylePr>
@@ -24268,9 +24647,9 @@
         <w:shd w:val="clear" w:color="ffffff" w:themeColor="light1" w:fill="ffffff" w:themeFill="light1"/>
         <w:tcBorders>
           <w:top w:val="single" w:color="000000" w:themeColor="accent2" w:themeTint="97" w:sz="4" w:space="0"/>
-          <w:left w:val="none"/>
-          <w:bottom w:val="none"/>
-          <w:right w:val="none"/>
+          <w:left w:val="none" w:color="000000" w:sz="4" w:space="0"/>
+          <w:bottom w:val="none" w:color="000000" w:sz="4" w:space="0"/>
+          <w:right w:val="none" w:color="000000" w:sz="4" w:space="0"/>
         </w:tcBorders>
       </w:tcPr>
     </w:tblStylePr>
@@ -24345,9 +24724,9 @@
       </w:tcPr>
     </w:tblStylePr>
   </w:style>
-  <w:style w:type="table" w:styleId="113">
+  <w:style w:type="table" w:styleId="812">
     <w:name w:val="List Table 7 Colorful - Accent 3"/>
-    <w:basedOn w:val="665"/>
+    <w:basedOn w:val="897"/>
     <w:uiPriority w:val="99"/>
     <w:pPr>
       <w:pBdr/>
@@ -24446,11 +24825,11 @@
         <w:tblBorders/>
       </w:tblPr>
       <w:tcPr>
-        <w:shd w:color="ffffff"/>
+        <w:shd w:val="clear" w:color="ffffff"/>
         <w:tcBorders>
-          <w:top w:val="none"/>
-          <w:left w:val="none"/>
-          <w:bottom w:val="none"/>
+          <w:top w:val="none" w:color="000000" w:sz="4" w:space="0"/>
+          <w:left w:val="none" w:color="000000" w:sz="4" w:space="0"/>
+          <w:bottom w:val="none" w:color="000000" w:sz="4" w:space="0"/>
           <w:right w:val="single" w:color="000000" w:themeColor="accent3" w:themeTint="98" w:sz="4" w:space="0"/>
         </w:tcBorders>
       </w:tcPr>
@@ -24473,10 +24852,10 @@
       <w:tcPr>
         <w:shd w:val="clear" w:color="ffffff" w:themeColor="light1" w:fill="ffffff" w:themeFill="light1"/>
         <w:tcBorders>
-          <w:top w:val="none"/>
-          <w:left w:val="none"/>
+          <w:top w:val="none" w:color="000000" w:sz="4" w:space="0"/>
+          <w:left w:val="none" w:color="000000" w:sz="4" w:space="0"/>
           <w:bottom w:val="single" w:color="000000" w:themeColor="accent3" w:themeTint="98" w:sz="4" w:space="0"/>
-          <w:right w:val="none"/>
+          <w:right w:val="none" w:color="000000" w:sz="4" w:space="0"/>
         </w:tcBorders>
       </w:tcPr>
     </w:tblStylePr>
@@ -24496,12 +24875,12 @@
         <w:tblBorders/>
       </w:tblPr>
       <w:tcPr>
-        <w:shd w:color="ffffff"/>
+        <w:shd w:val="clear" w:color="ffffff"/>
         <w:tcBorders>
-          <w:top w:val="none"/>
+          <w:top w:val="none" w:color="000000" w:sz="4" w:space="0"/>
           <w:left w:val="single" w:color="000000" w:themeColor="accent3" w:themeTint="98" w:sz="4" w:space="0"/>
-          <w:bottom w:val="none"/>
-          <w:right w:val="none"/>
+          <w:bottom w:val="none" w:color="000000" w:sz="4" w:space="0"/>
+          <w:right w:val="none" w:color="000000" w:sz="4" w:space="0"/>
         </w:tcBorders>
       </w:tcPr>
     </w:tblStylePr>
@@ -24524,9 +24903,9 @@
         <w:shd w:val="clear" w:color="ffffff" w:themeColor="light1" w:fill="ffffff" w:themeFill="light1"/>
         <w:tcBorders>
           <w:top w:val="single" w:color="000000" w:themeColor="accent3" w:themeTint="98" w:sz="4" w:space="0"/>
-          <w:left w:val="none"/>
-          <w:bottom w:val="none"/>
-          <w:right w:val="none"/>
+          <w:left w:val="none" w:color="000000" w:sz="4" w:space="0"/>
+          <w:bottom w:val="none" w:color="000000" w:sz="4" w:space="0"/>
+          <w:right w:val="none" w:color="000000" w:sz="4" w:space="0"/>
         </w:tcBorders>
       </w:tcPr>
     </w:tblStylePr>
@@ -24601,9 +24980,9 @@
       </w:tcPr>
     </w:tblStylePr>
   </w:style>
-  <w:style w:type="table" w:styleId="114">
+  <w:style w:type="table" w:styleId="813">
     <w:name w:val="List Table 7 Colorful - Accent 4"/>
-    <w:basedOn w:val="665"/>
+    <w:basedOn w:val="897"/>
     <w:uiPriority w:val="99"/>
     <w:pPr>
       <w:pBdr/>
@@ -24702,11 +25081,11 @@
         <w:tblBorders/>
       </w:tblPr>
       <w:tcPr>
-        <w:shd w:color="ffffff"/>
+        <w:shd w:val="clear" w:color="ffffff"/>
         <w:tcBorders>
-          <w:top w:val="none"/>
-          <w:left w:val="none"/>
-          <w:bottom w:val="none"/>
+          <w:top w:val="none" w:color="000000" w:sz="4" w:space="0"/>
+          <w:left w:val="none" w:color="000000" w:sz="4" w:space="0"/>
+          <w:bottom w:val="none" w:color="000000" w:sz="4" w:space="0"/>
           <w:right w:val="single" w:color="000000" w:themeColor="accent4" w:themeTint="9A" w:sz="4" w:space="0"/>
         </w:tcBorders>
       </w:tcPr>
@@ -24729,10 +25108,10 @@
       <w:tcPr>
         <w:shd w:val="clear" w:color="ffffff" w:themeColor="light1" w:fill="ffffff" w:themeFill="light1"/>
         <w:tcBorders>
-          <w:top w:val="none"/>
-          <w:left w:val="none"/>
+          <w:top w:val="none" w:color="000000" w:sz="4" w:space="0"/>
+          <w:left w:val="none" w:color="000000" w:sz="4" w:space="0"/>
           <w:bottom w:val="single" w:color="000000" w:themeColor="accent4" w:themeTint="9A" w:sz="4" w:space="0"/>
-          <w:right w:val="none"/>
+          <w:right w:val="none" w:color="000000" w:sz="4" w:space="0"/>
         </w:tcBorders>
       </w:tcPr>
     </w:tblStylePr>
@@ -24752,12 +25131,12 @@
         <w:tblBorders/>
       </w:tblPr>
       <w:tcPr>
-        <w:shd w:color="ffffff"/>
+        <w:shd w:val="clear" w:color="ffffff"/>
         <w:tcBorders>
-          <w:top w:val="none"/>
+          <w:top w:val="none" w:color="000000" w:sz="4" w:space="0"/>
           <w:left w:val="single" w:color="000000" w:themeColor="accent4" w:themeTint="9A" w:sz="4" w:space="0"/>
-          <w:bottom w:val="none"/>
-          <w:right w:val="none"/>
+          <w:bottom w:val="none" w:color="000000" w:sz="4" w:space="0"/>
+          <w:right w:val="none" w:color="000000" w:sz="4" w:space="0"/>
         </w:tcBorders>
       </w:tcPr>
     </w:tblStylePr>
@@ -24780,9 +25159,9 @@
         <w:shd w:val="clear" w:color="ffffff" w:themeColor="light1" w:fill="ffffff" w:themeFill="light1"/>
         <w:tcBorders>
           <w:top w:val="single" w:color="000000" w:themeColor="accent4" w:themeTint="9A" w:sz="4" w:space="0"/>
-          <w:left w:val="none"/>
-          <w:bottom w:val="none"/>
-          <w:right w:val="none"/>
+          <w:left w:val="none" w:color="000000" w:sz="4" w:space="0"/>
+          <w:bottom w:val="none" w:color="000000" w:sz="4" w:space="0"/>
+          <w:right w:val="none" w:color="000000" w:sz="4" w:space="0"/>
         </w:tcBorders>
       </w:tcPr>
     </w:tblStylePr>
@@ -24857,9 +25236,9 @@
       </w:tcPr>
     </w:tblStylePr>
   </w:style>
-  <w:style w:type="table" w:styleId="115">
+  <w:style w:type="table" w:styleId="814">
     <w:name w:val="List Table 7 Colorful - Accent 5"/>
-    <w:basedOn w:val="665"/>
+    <w:basedOn w:val="897"/>
     <w:uiPriority w:val="99"/>
     <w:pPr>
       <w:pBdr/>
@@ -24958,11 +25337,11 @@
         <w:tblBorders/>
       </w:tblPr>
       <w:tcPr>
-        <w:shd w:color="ffffff"/>
+        <w:shd w:val="clear" w:color="ffffff"/>
         <w:tcBorders>
-          <w:top w:val="none"/>
-          <w:left w:val="none"/>
-          <w:bottom w:val="none"/>
+          <w:top w:val="none" w:color="000000" w:sz="4" w:space="0"/>
+          <w:left w:val="none" w:color="000000" w:sz="4" w:space="0"/>
+          <w:bottom w:val="none" w:color="000000" w:sz="4" w:space="0"/>
           <w:right w:val="single" w:color="000000" w:themeColor="accent5" w:themeTint="9A" w:sz="4" w:space="0"/>
         </w:tcBorders>
       </w:tcPr>
@@ -24985,10 +25364,10 @@
       <w:tcPr>
         <w:shd w:val="clear" w:color="ffffff" w:themeColor="light1" w:fill="ffffff" w:themeFill="light1"/>
         <w:tcBorders>
-          <w:top w:val="none"/>
-          <w:left w:val="none"/>
+          <w:top w:val="none" w:color="000000" w:sz="4" w:space="0"/>
+          <w:left w:val="none" w:color="000000" w:sz="4" w:space="0"/>
           <w:bottom w:val="single" w:color="000000" w:themeColor="accent5" w:themeTint="9A" w:sz="4" w:space="0"/>
-          <w:right w:val="none"/>
+          <w:right w:val="none" w:color="000000" w:sz="4" w:space="0"/>
         </w:tcBorders>
       </w:tcPr>
     </w:tblStylePr>
@@ -25008,12 +25387,12 @@
         <w:tblBorders/>
       </w:tblPr>
       <w:tcPr>
-        <w:shd w:color="ffffff"/>
+        <w:shd w:val="clear" w:color="ffffff"/>
         <w:tcBorders>
-          <w:top w:val="none"/>
+          <w:top w:val="none" w:color="000000" w:sz="4" w:space="0"/>
           <w:left w:val="single" w:color="000000" w:themeColor="accent5" w:themeTint="9A" w:sz="4" w:space="0"/>
-          <w:bottom w:val="none"/>
-          <w:right w:val="none"/>
+          <w:bottom w:val="none" w:color="000000" w:sz="4" w:space="0"/>
+          <w:right w:val="none" w:color="000000" w:sz="4" w:space="0"/>
         </w:tcBorders>
       </w:tcPr>
     </w:tblStylePr>
@@ -25036,9 +25415,9 @@
         <w:shd w:val="clear" w:color="ffffff" w:themeColor="light1" w:fill="ffffff" w:themeFill="light1"/>
         <w:tcBorders>
           <w:top w:val="single" w:color="000000" w:themeColor="accent5" w:themeTint="9A" w:sz="4" w:space="0"/>
-          <w:left w:val="none"/>
-          <w:bottom w:val="none"/>
-          <w:right w:val="none"/>
+          <w:left w:val="none" w:color="000000" w:sz="4" w:space="0"/>
+          <w:bottom w:val="none" w:color="000000" w:sz="4" w:space="0"/>
+          <w:right w:val="none" w:color="000000" w:sz="4" w:space="0"/>
         </w:tcBorders>
       </w:tcPr>
     </w:tblStylePr>
@@ -25113,9 +25492,9 @@
       </w:tcPr>
     </w:tblStylePr>
   </w:style>
-  <w:style w:type="table" w:styleId="116">
+  <w:style w:type="table" w:styleId="815">
     <w:name w:val="List Table 7 Colorful - Accent 6"/>
-    <w:basedOn w:val="665"/>
+    <w:basedOn w:val="897"/>
     <w:uiPriority w:val="99"/>
     <w:pPr>
       <w:pBdr/>
@@ -25214,11 +25593,11 @@
         <w:tblBorders/>
       </w:tblPr>
       <w:tcPr>
-        <w:shd w:color="ffffff"/>
+        <w:shd w:val="clear" w:color="ffffff"/>
         <w:tcBorders>
-          <w:top w:val="none"/>
-          <w:left w:val="none"/>
-          <w:bottom w:val="none"/>
+          <w:top w:val="none" w:color="000000" w:sz="4" w:space="0"/>
+          <w:left w:val="none" w:color="000000" w:sz="4" w:space="0"/>
+          <w:bottom w:val="none" w:color="000000" w:sz="4" w:space="0"/>
           <w:right w:val="single" w:color="000000" w:themeColor="accent6" w:themeTint="98" w:sz="4" w:space="0"/>
         </w:tcBorders>
       </w:tcPr>
@@ -25241,10 +25620,10 @@
       <w:tcPr>
         <w:shd w:val="clear" w:color="ffffff" w:themeColor="light1" w:fill="ffffff" w:themeFill="light1"/>
         <w:tcBorders>
-          <w:top w:val="none"/>
-          <w:left w:val="none"/>
+          <w:top w:val="none" w:color="000000" w:sz="4" w:space="0"/>
+          <w:left w:val="none" w:color="000000" w:sz="4" w:space="0"/>
           <w:bottom w:val="single" w:color="000000" w:themeColor="accent6" w:themeTint="98" w:sz="4" w:space="0"/>
-          <w:right w:val="none"/>
+          <w:right w:val="none" w:color="000000" w:sz="4" w:space="0"/>
         </w:tcBorders>
       </w:tcPr>
     </w:tblStylePr>
@@ -25264,12 +25643,12 @@
         <w:tblBorders/>
       </w:tblPr>
       <w:tcPr>
-        <w:shd w:color="ffffff"/>
+        <w:shd w:val="clear" w:color="ffffff"/>
         <w:tcBorders>
-          <w:top w:val="none"/>
+          <w:top w:val="none" w:color="000000" w:sz="4" w:space="0"/>
           <w:left w:val="single" w:color="000000" w:themeColor="accent6" w:themeTint="98" w:sz="4" w:space="0"/>
-          <w:bottom w:val="none"/>
-          <w:right w:val="none"/>
+          <w:bottom w:val="none" w:color="000000" w:sz="4" w:space="0"/>
+          <w:right w:val="none" w:color="000000" w:sz="4" w:space="0"/>
         </w:tcBorders>
       </w:tcPr>
     </w:tblStylePr>
@@ -25292,9 +25671,9 @@
         <w:shd w:val="clear" w:color="ffffff" w:themeColor="light1" w:fill="ffffff" w:themeFill="light1"/>
         <w:tcBorders>
           <w:top w:val="single" w:color="000000" w:themeColor="accent6" w:themeTint="98" w:sz="4" w:space="0"/>
-          <w:left w:val="none"/>
-          <w:bottom w:val="none"/>
-          <w:right w:val="none"/>
+          <w:left w:val="none" w:color="000000" w:sz="4" w:space="0"/>
+          <w:bottom w:val="none" w:color="000000" w:sz="4" w:space="0"/>
+          <w:right w:val="none" w:color="000000" w:sz="4" w:space="0"/>
         </w:tcBorders>
       </w:tcPr>
     </w:tblStylePr>
@@ -25369,9 +25748,9 @@
       </w:tcPr>
     </w:tblStylePr>
   </w:style>
-  <w:style w:type="table" w:styleId="117">
+  <w:style w:type="table" w:styleId="816">
     <w:name w:val="Lined - Accent"/>
-    <w:basedOn w:val="665"/>
+    <w:basedOn w:val="897"/>
     <w:uiPriority w:val="99"/>
     <w:pPr>
       <w:pBdr/>
@@ -25606,9 +25985,9 @@
       </w:tcPr>
     </w:tblStylePr>
   </w:style>
-  <w:style w:type="table" w:styleId="118">
+  <w:style w:type="table" w:styleId="817">
     <w:name w:val="Lined - Accent 1"/>
-    <w:basedOn w:val="665"/>
+    <w:basedOn w:val="897"/>
     <w:uiPriority w:val="99"/>
     <w:pPr>
       <w:pBdr/>
@@ -25843,9 +26222,9 @@
       </w:tcPr>
     </w:tblStylePr>
   </w:style>
-  <w:style w:type="table" w:styleId="119">
+  <w:style w:type="table" w:styleId="818">
     <w:name w:val="Lined - Accent 2"/>
-    <w:basedOn w:val="665"/>
+    <w:basedOn w:val="897"/>
     <w:uiPriority w:val="99"/>
     <w:pPr>
       <w:pBdr/>
@@ -26080,9 +26459,9 @@
       </w:tcPr>
     </w:tblStylePr>
   </w:style>
-  <w:style w:type="table" w:styleId="120">
+  <w:style w:type="table" w:styleId="819">
     <w:name w:val="Lined - Accent 3"/>
-    <w:basedOn w:val="665"/>
+    <w:basedOn w:val="897"/>
     <w:uiPriority w:val="99"/>
     <w:pPr>
       <w:pBdr/>
@@ -26317,9 +26696,9 @@
       </w:tcPr>
     </w:tblStylePr>
   </w:style>
-  <w:style w:type="table" w:styleId="121">
+  <w:style w:type="table" w:styleId="820">
     <w:name w:val="Lined - Accent 4"/>
-    <w:basedOn w:val="665"/>
+    <w:basedOn w:val="897"/>
     <w:uiPriority w:val="99"/>
     <w:pPr>
       <w:pBdr/>
@@ -26554,9 +26933,9 @@
       </w:tcPr>
     </w:tblStylePr>
   </w:style>
-  <w:style w:type="table" w:styleId="122">
+  <w:style w:type="table" w:styleId="821">
     <w:name w:val="Lined - Accent 5"/>
-    <w:basedOn w:val="665"/>
+    <w:basedOn w:val="897"/>
     <w:uiPriority w:val="99"/>
     <w:pPr>
       <w:pBdr/>
@@ -26791,9 +27170,9 @@
       </w:tcPr>
     </w:tblStylePr>
   </w:style>
-  <w:style w:type="table" w:styleId="123">
+  <w:style w:type="table" w:styleId="822">
     <w:name w:val="Lined - Accent 6"/>
-    <w:basedOn w:val="665"/>
+    <w:basedOn w:val="897"/>
     <w:uiPriority w:val="99"/>
     <w:pPr>
       <w:pBdr/>
@@ -27028,9 +27407,9 @@
       </w:tcPr>
     </w:tblStylePr>
   </w:style>
-  <w:style w:type="table" w:styleId="124">
+  <w:style w:type="table" w:styleId="823">
     <w:name w:val="Bordered &amp; Lined - Accent"/>
-    <w:basedOn w:val="665"/>
+    <w:basedOn w:val="897"/>
     <w:uiPriority w:val="99"/>
     <w:pPr>
       <w:pBdr/>
@@ -27272,9 +27651,9 @@
       </w:tcPr>
     </w:tblStylePr>
   </w:style>
-  <w:style w:type="table" w:styleId="125">
+  <w:style w:type="table" w:styleId="824">
     <w:name w:val="Bordered &amp; Lined - Accent 1"/>
-    <w:basedOn w:val="665"/>
+    <w:basedOn w:val="897"/>
     <w:uiPriority w:val="99"/>
     <w:pPr>
       <w:pBdr/>
@@ -27516,9 +27895,9 @@
       </w:tcPr>
     </w:tblStylePr>
   </w:style>
-  <w:style w:type="table" w:styleId="126">
+  <w:style w:type="table" w:styleId="825">
     <w:name w:val="Bordered &amp; Lined - Accent 2"/>
-    <w:basedOn w:val="665"/>
+    <w:basedOn w:val="897"/>
     <w:uiPriority w:val="99"/>
     <w:pPr>
       <w:pBdr/>
@@ -27760,9 +28139,9 @@
       </w:tcPr>
     </w:tblStylePr>
   </w:style>
-  <w:style w:type="table" w:styleId="127">
+  <w:style w:type="table" w:styleId="826">
     <w:name w:val="Bordered &amp; Lined - Accent 3"/>
-    <w:basedOn w:val="665"/>
+    <w:basedOn w:val="897"/>
     <w:uiPriority w:val="99"/>
     <w:pPr>
       <w:pBdr/>
@@ -28004,9 +28383,9 @@
       </w:tcPr>
     </w:tblStylePr>
   </w:style>
-  <w:style w:type="table" w:styleId="128">
+  <w:style w:type="table" w:styleId="827">
     <w:name w:val="Bordered &amp; Lined - Accent 4"/>
-    <w:basedOn w:val="665"/>
+    <w:basedOn w:val="897"/>
     <w:uiPriority w:val="99"/>
     <w:pPr>
       <w:pBdr/>
@@ -28248,9 +28627,9 @@
       </w:tcPr>
     </w:tblStylePr>
   </w:style>
-  <w:style w:type="table" w:styleId="129">
+  <w:style w:type="table" w:styleId="828">
     <w:name w:val="Bordered &amp; Lined - Accent 5"/>
-    <w:basedOn w:val="665"/>
+    <w:basedOn w:val="897"/>
     <w:uiPriority w:val="99"/>
     <w:pPr>
       <w:pBdr/>
@@ -28492,9 +28871,9 @@
       </w:tcPr>
     </w:tblStylePr>
   </w:style>
-  <w:style w:type="table" w:styleId="130">
+  <w:style w:type="table" w:styleId="829">
     <w:name w:val="Bordered &amp; Lined - Accent 6"/>
-    <w:basedOn w:val="665"/>
+    <w:basedOn w:val="897"/>
     <w:uiPriority w:val="99"/>
     <w:pPr>
       <w:pBdr/>
@@ -28736,9 +29115,9 @@
       </w:tcPr>
     </w:tblStylePr>
   </w:style>
-  <w:style w:type="table" w:styleId="131">
+  <w:style w:type="table" w:styleId="830">
     <w:name w:val="Bordered"/>
-    <w:basedOn w:val="665"/>
+    <w:basedOn w:val="897"/>
     <w:uiPriority w:val="99"/>
     <w:pPr>
       <w:pBdr/>
@@ -28967,9 +29346,9 @@
       </w:tcPr>
     </w:tblStylePr>
   </w:style>
-  <w:style w:type="table" w:styleId="132">
+  <w:style w:type="table" w:styleId="831">
     <w:name w:val="Bordered - Accent 1"/>
-    <w:basedOn w:val="665"/>
+    <w:basedOn w:val="897"/>
     <w:uiPriority w:val="99"/>
     <w:pPr>
       <w:pBdr/>
@@ -29198,9 +29577,9 @@
       </w:tcPr>
     </w:tblStylePr>
   </w:style>
-  <w:style w:type="table" w:styleId="133">
+  <w:style w:type="table" w:styleId="832">
     <w:name w:val="Bordered - Accent 2"/>
-    <w:basedOn w:val="665"/>
+    <w:basedOn w:val="897"/>
     <w:uiPriority w:val="99"/>
     <w:pPr>
       <w:pBdr/>
@@ -29429,9 +29808,9 @@
       </w:tcPr>
     </w:tblStylePr>
   </w:style>
-  <w:style w:type="table" w:styleId="134">
+  <w:style w:type="table" w:styleId="833">
     <w:name w:val="Bordered - Accent 3"/>
-    <w:basedOn w:val="665"/>
+    <w:basedOn w:val="897"/>
     <w:uiPriority w:val="99"/>
     <w:pPr>
       <w:pBdr/>
@@ -29660,9 +30039,9 @@
       </w:tcPr>
     </w:tblStylePr>
   </w:style>
-  <w:style w:type="table" w:styleId="135">
+  <w:style w:type="table" w:styleId="834">
     <w:name w:val="Bordered - Accent 4"/>
-    <w:basedOn w:val="665"/>
+    <w:basedOn w:val="897"/>
     <w:uiPriority w:val="99"/>
     <w:pPr>
       <w:pBdr/>
@@ -29891,9 +30270,9 @@
       </w:tcPr>
     </w:tblStylePr>
   </w:style>
-  <w:style w:type="table" w:styleId="136">
+  <w:style w:type="table" w:styleId="835">
     <w:name w:val="Bordered - Accent 5"/>
-    <w:basedOn w:val="665"/>
+    <w:basedOn w:val="897"/>
     <w:uiPriority w:val="99"/>
     <w:pPr>
       <w:pBdr/>
@@ -30122,9 +30501,9 @@
       </w:tcPr>
     </w:tblStylePr>
   </w:style>
-  <w:style w:type="table" w:styleId="137">
+  <w:style w:type="table" w:styleId="836">
     <w:name w:val="Bordered - Accent 6"/>
-    <w:basedOn w:val="665"/>
+    <w:basedOn w:val="897"/>
     <w:uiPriority w:val="99"/>
     <w:pPr>
       <w:pBdr/>
@@ -30353,11 +30732,11 @@
       </w:tcPr>
     </w:tblStylePr>
   </w:style>
-  <w:style w:type="paragraph" w:styleId="139">
+  <w:style w:type="paragraph" w:styleId="837">
     <w:name w:val="Heading 1"/>
-    <w:basedOn w:val="664"/>
-    <w:next w:val="664"/>
-    <w:link w:val="150"/>
+    <w:basedOn w:val="896"/>
+    <w:next w:val="896"/>
+    <w:link w:val="847"/>
     <w:uiPriority w:val="9"/>
     <w:qFormat/>
     <w:pPr>
@@ -30375,11 +30754,11 @@
       <w:szCs w:val="40"/>
     </w:rPr>
   </w:style>
-  <w:style w:type="paragraph" w:styleId="140">
+  <w:style w:type="paragraph" w:styleId="838">
     <w:name w:val="Heading 2"/>
-    <w:basedOn w:val="664"/>
-    <w:next w:val="664"/>
-    <w:link w:val="151"/>
+    <w:basedOn w:val="896"/>
+    <w:next w:val="896"/>
+    <w:link w:val="848"/>
     <w:uiPriority w:val="9"/>
     <w:unhideWhenUsed/>
     <w:qFormat/>
@@ -30398,11 +30777,11 @@
       <w:szCs w:val="32"/>
     </w:rPr>
   </w:style>
-  <w:style w:type="paragraph" w:styleId="141">
+  <w:style w:type="paragraph" w:styleId="839">
     <w:name w:val="Heading 3"/>
-    <w:basedOn w:val="664"/>
-    <w:next w:val="664"/>
-    <w:link w:val="152"/>
+    <w:basedOn w:val="896"/>
+    <w:next w:val="896"/>
+    <w:link w:val="849"/>
     <w:uiPriority w:val="9"/>
     <w:unhideWhenUsed/>
     <w:qFormat/>
@@ -30421,11 +30800,11 @@
       <w:szCs w:val="28"/>
     </w:rPr>
   </w:style>
-  <w:style w:type="paragraph" w:styleId="142">
+  <w:style w:type="paragraph" w:styleId="840">
     <w:name w:val="Heading 4"/>
-    <w:basedOn w:val="664"/>
-    <w:next w:val="664"/>
-    <w:link w:val="153"/>
+    <w:basedOn w:val="896"/>
+    <w:next w:val="896"/>
+    <w:link w:val="850"/>
     <w:uiPriority w:val="9"/>
     <w:unhideWhenUsed/>
     <w:qFormat/>
@@ -30444,11 +30823,11 @@
       <w:color w:val="0f4761" w:themeColor="accent1" w:themeShade="BF"/>
     </w:rPr>
   </w:style>
-  <w:style w:type="paragraph" w:styleId="143">
+  <w:style w:type="paragraph" w:styleId="841">
     <w:name w:val="Heading 5"/>
-    <w:basedOn w:val="664"/>
-    <w:next w:val="664"/>
-    <w:link w:val="154"/>
+    <w:basedOn w:val="896"/>
+    <w:next w:val="896"/>
+    <w:link w:val="851"/>
     <w:uiPriority w:val="9"/>
     <w:unhideWhenUsed/>
     <w:qFormat/>
@@ -30465,11 +30844,11 @@
       <w:color w:val="0f4761" w:themeColor="accent1" w:themeShade="BF"/>
     </w:rPr>
   </w:style>
-  <w:style w:type="paragraph" w:styleId="144">
+  <w:style w:type="paragraph" w:styleId="842">
     <w:name w:val="Heading 6"/>
-    <w:basedOn w:val="664"/>
-    <w:next w:val="664"/>
-    <w:link w:val="155"/>
+    <w:basedOn w:val="896"/>
+    <w:next w:val="896"/>
+    <w:link w:val="852"/>
     <w:uiPriority w:val="9"/>
     <w:unhideWhenUsed/>
     <w:qFormat/>
@@ -30488,11 +30867,11 @@
       <w:color w:val="595959" w:themeColor="text1" w:themeTint="A6"/>
     </w:rPr>
   </w:style>
-  <w:style w:type="paragraph" w:styleId="145">
+  <w:style w:type="paragraph" w:styleId="843">
     <w:name w:val="Heading 7"/>
-    <w:basedOn w:val="664"/>
-    <w:next w:val="664"/>
-    <w:link w:val="156"/>
+    <w:basedOn w:val="896"/>
+    <w:next w:val="896"/>
+    <w:link w:val="853"/>
     <w:uiPriority w:val="9"/>
     <w:unhideWhenUsed/>
     <w:qFormat/>
@@ -30509,11 +30888,11 @@
       <w:color w:val="595959" w:themeColor="text1" w:themeTint="A6"/>
     </w:rPr>
   </w:style>
-  <w:style w:type="paragraph" w:styleId="146">
+  <w:style w:type="paragraph" w:styleId="844">
     <w:name w:val="Heading 8"/>
-    <w:basedOn w:val="664"/>
-    <w:next w:val="664"/>
-    <w:link w:val="157"/>
+    <w:basedOn w:val="896"/>
+    <w:next w:val="896"/>
+    <w:link w:val="854"/>
     <w:uiPriority w:val="9"/>
     <w:unhideWhenUsed/>
     <w:qFormat/>
@@ -30532,11 +30911,11 @@
       <w:color w:val="272727" w:themeColor="text1" w:themeTint="D8"/>
     </w:rPr>
   </w:style>
-  <w:style w:type="paragraph" w:styleId="147">
+  <w:style w:type="paragraph" w:styleId="845">
     <w:name w:val="Heading 9"/>
-    <w:basedOn w:val="664"/>
-    <w:next w:val="664"/>
-    <w:link w:val="158"/>
+    <w:basedOn w:val="896"/>
+    <w:next w:val="896"/>
+    <w:link w:val="855"/>
     <w:uiPriority w:val="9"/>
     <w:unhideWhenUsed/>
     <w:qFormat/>
@@ -30555,7 +30934,7 @@
       <w:color w:val="272727" w:themeColor="text1" w:themeTint="D8"/>
     </w:rPr>
   </w:style>
-  <w:style w:type="character" w:styleId="148" w:default="1">
+  <w:style w:type="character" w:styleId="846" w:default="1">
     <w:name w:val="Default Paragraph Font"/>
     <w:uiPriority w:val="1"/>
     <w:semiHidden/>
@@ -30566,10 +30945,10 @@
       <w:ind/>
     </w:pPr>
   </w:style>
-  <w:style w:type="character" w:styleId="150">
+  <w:style w:type="character" w:styleId="847">
     <w:name w:val="Heading 1 Char"/>
-    <w:basedOn w:val="148"/>
-    <w:link w:val="139"/>
+    <w:basedOn w:val="846"/>
+    <w:link w:val="837"/>
     <w:uiPriority w:val="9"/>
     <w:pPr>
       <w:pBdr/>
@@ -30583,10 +30962,10 @@
       <w:szCs w:val="40"/>
     </w:rPr>
   </w:style>
-  <w:style w:type="character" w:styleId="151">
+  <w:style w:type="character" w:styleId="848">
     <w:name w:val="Heading 2 Char"/>
-    <w:basedOn w:val="148"/>
-    <w:link w:val="140"/>
+    <w:basedOn w:val="846"/>
+    <w:link w:val="838"/>
     <w:uiPriority w:val="9"/>
     <w:pPr>
       <w:pBdr/>
@@ -30600,10 +30979,10 @@
       <w:szCs w:val="32"/>
     </w:rPr>
   </w:style>
-  <w:style w:type="character" w:styleId="152">
+  <w:style w:type="character" w:styleId="849">
     <w:name w:val="Heading 3 Char"/>
-    <w:basedOn w:val="148"/>
-    <w:link w:val="141"/>
+    <w:basedOn w:val="846"/>
+    <w:link w:val="839"/>
     <w:uiPriority w:val="9"/>
     <w:pPr>
       <w:pBdr/>
@@ -30617,10 +30996,10 @@
       <w:szCs w:val="28"/>
     </w:rPr>
   </w:style>
-  <w:style w:type="character" w:styleId="153">
+  <w:style w:type="character" w:styleId="850">
     <w:name w:val="Heading 4 Char"/>
-    <w:basedOn w:val="148"/>
-    <w:link w:val="142"/>
+    <w:basedOn w:val="846"/>
+    <w:link w:val="840"/>
     <w:uiPriority w:val="9"/>
     <w:pPr>
       <w:pBdr/>
@@ -30634,10 +31013,10 @@
       <w:color w:val="0f4761" w:themeColor="accent1" w:themeShade="BF"/>
     </w:rPr>
   </w:style>
-  <w:style w:type="character" w:styleId="154">
+  <w:style w:type="character" w:styleId="851">
     <w:name w:val="Heading 5 Char"/>
-    <w:basedOn w:val="148"/>
-    <w:link w:val="143"/>
+    <w:basedOn w:val="846"/>
+    <w:link w:val="841"/>
     <w:uiPriority w:val="9"/>
     <w:pPr>
       <w:pBdr/>
@@ -30649,10 +31028,10 @@
       <w:color w:val="0f4761" w:themeColor="accent1" w:themeShade="BF"/>
     </w:rPr>
   </w:style>
-  <w:style w:type="character" w:styleId="155">
+  <w:style w:type="character" w:styleId="852">
     <w:name w:val="Heading 6 Char"/>
-    <w:basedOn w:val="148"/>
-    <w:link w:val="144"/>
+    <w:basedOn w:val="846"/>
+    <w:link w:val="842"/>
     <w:uiPriority w:val="9"/>
     <w:pPr>
       <w:pBdr/>
@@ -30666,10 +31045,10 @@
       <w:color w:val="595959" w:themeColor="text1" w:themeTint="A6"/>
     </w:rPr>
   </w:style>
-  <w:style w:type="character" w:styleId="156">
+  <w:style w:type="character" w:styleId="853">
     <w:name w:val="Heading 7 Char"/>
-    <w:basedOn w:val="148"/>
-    <w:link w:val="145"/>
+    <w:basedOn w:val="846"/>
+    <w:link w:val="843"/>
     <w:uiPriority w:val="9"/>
     <w:pPr>
       <w:pBdr/>
@@ -30681,10 +31060,10 @@
       <w:color w:val="595959" w:themeColor="text1" w:themeTint="A6"/>
     </w:rPr>
   </w:style>
-  <w:style w:type="character" w:styleId="157">
+  <w:style w:type="character" w:styleId="854">
     <w:name w:val="Heading 8 Char"/>
-    <w:basedOn w:val="148"/>
-    <w:link w:val="146"/>
+    <w:basedOn w:val="846"/>
+    <w:link w:val="844"/>
     <w:uiPriority w:val="9"/>
     <w:pPr>
       <w:pBdr/>
@@ -30698,10 +31077,10 @@
       <w:color w:val="272727" w:themeColor="text1" w:themeTint="D8"/>
     </w:rPr>
   </w:style>
-  <w:style w:type="character" w:styleId="158">
+  <w:style w:type="character" w:styleId="855">
     <w:name w:val="Heading 9 Char"/>
-    <w:basedOn w:val="148"/>
-    <w:link w:val="147"/>
+    <w:basedOn w:val="846"/>
+    <w:link w:val="845"/>
     <w:uiPriority w:val="9"/>
     <w:pPr>
       <w:pBdr/>
@@ -30715,11 +31094,11 @@
       <w:color w:val="272727" w:themeColor="text1" w:themeTint="D8"/>
     </w:rPr>
   </w:style>
-  <w:style w:type="paragraph" w:styleId="159">
+  <w:style w:type="paragraph" w:styleId="856">
     <w:name w:val="Title"/>
-    <w:basedOn w:val="664"/>
-    <w:next w:val="664"/>
-    <w:link w:val="160"/>
+    <w:basedOn w:val="896"/>
+    <w:next w:val="896"/>
+    <w:link w:val="857"/>
     <w:uiPriority w:val="10"/>
     <w:qFormat/>
     <w:pPr>
@@ -30735,10 +31114,10 @@
       <w:szCs w:val="56"/>
     </w:rPr>
   </w:style>
-  <w:style w:type="character" w:styleId="160">
+  <w:style w:type="character" w:styleId="857">
     <w:name w:val="Title Char"/>
-    <w:basedOn w:val="148"/>
-    <w:link w:val="159"/>
+    <w:basedOn w:val="846"/>
+    <w:link w:val="856"/>
     <w:uiPriority w:val="10"/>
     <w:pPr>
       <w:pBdr/>
@@ -30752,11 +31131,11 @@
       <w:szCs w:val="56"/>
     </w:rPr>
   </w:style>
-  <w:style w:type="paragraph" w:styleId="161">
+  <w:style w:type="paragraph" w:styleId="858">
     <w:name w:val="Subtitle"/>
-    <w:basedOn w:val="664"/>
-    <w:next w:val="664"/>
-    <w:link w:val="162"/>
+    <w:basedOn w:val="896"/>
+    <w:next w:val="896"/>
+    <w:link w:val="859"/>
     <w:uiPriority w:val="11"/>
     <w:qFormat/>
     <w:pPr>
@@ -30774,10 +31153,10 @@
       <w:szCs w:val="28"/>
     </w:rPr>
   </w:style>
-  <w:style w:type="character" w:styleId="162">
+  <w:style w:type="character" w:styleId="859">
     <w:name w:val="Subtitle Char"/>
-    <w:basedOn w:val="148"/>
-    <w:link w:val="161"/>
+    <w:basedOn w:val="846"/>
+    <w:link w:val="858"/>
     <w:uiPriority w:val="11"/>
     <w:pPr>
       <w:pBdr/>
@@ -30791,11 +31170,11 @@
       <w:szCs w:val="28"/>
     </w:rPr>
   </w:style>
-  <w:style w:type="paragraph" w:styleId="163">
+  <w:style w:type="paragraph" w:styleId="860">
     <w:name w:val="Quote"/>
-    <w:basedOn w:val="664"/>
-    <w:next w:val="664"/>
-    <w:link w:val="164"/>
+    <w:basedOn w:val="896"/>
+    <w:next w:val="896"/>
+    <w:link w:val="861"/>
     <w:uiPriority w:val="29"/>
     <w:qFormat/>
     <w:pPr>
@@ -30810,10 +31189,10 @@
       <w:color w:val="404040" w:themeColor="text1" w:themeTint="BF"/>
     </w:rPr>
   </w:style>
-  <w:style w:type="character" w:styleId="164">
+  <w:style w:type="character" w:styleId="861">
     <w:name w:val="Quote Char"/>
-    <w:basedOn w:val="148"/>
-    <w:link w:val="163"/>
+    <w:basedOn w:val="846"/>
+    <w:link w:val="860"/>
     <w:uiPriority w:val="29"/>
     <w:pPr>
       <w:pBdr/>
@@ -30826,9 +31205,9 @@
       <w:color w:val="404040" w:themeColor="text1" w:themeTint="BF"/>
     </w:rPr>
   </w:style>
-  <w:style w:type="character" w:styleId="166">
+  <w:style w:type="character" w:styleId="862">
     <w:name w:val="Intense Emphasis"/>
-    <w:basedOn w:val="148"/>
+    <w:basedOn w:val="846"/>
     <w:uiPriority w:val="21"/>
     <w:qFormat/>
     <w:pPr>
@@ -30842,11 +31221,11 @@
       <w:color w:val="0f4761" w:themeColor="accent1" w:themeShade="BF"/>
     </w:rPr>
   </w:style>
-  <w:style w:type="paragraph" w:styleId="167">
+  <w:style w:type="paragraph" w:styleId="863">
     <w:name w:val="Intense Quote"/>
-    <w:basedOn w:val="664"/>
-    <w:next w:val="664"/>
-    <w:link w:val="168"/>
+    <w:basedOn w:val="896"/>
+    <w:next w:val="896"/>
+    <w:link w:val="864"/>
     <w:uiPriority w:val="30"/>
     <w:qFormat/>
     <w:pPr>
@@ -30864,10 +31243,10 @@
       <w:color w:val="0f4761" w:themeColor="accent1" w:themeShade="BF"/>
     </w:rPr>
   </w:style>
-  <w:style w:type="character" w:styleId="168">
+  <w:style w:type="character" w:styleId="864">
     <w:name w:val="Intense Quote Char"/>
-    <w:basedOn w:val="148"/>
-    <w:link w:val="167"/>
+    <w:basedOn w:val="846"/>
+    <w:link w:val="863"/>
     <w:uiPriority w:val="30"/>
     <w:pPr>
       <w:pBdr/>
@@ -30880,9 +31259,9 @@
       <w:color w:val="0f4761" w:themeColor="accent1" w:themeShade="BF"/>
     </w:rPr>
   </w:style>
-  <w:style w:type="character" w:styleId="169">
+  <w:style w:type="character" w:styleId="865">
     <w:name w:val="Intense Reference"/>
-    <w:basedOn w:val="148"/>
+    <w:basedOn w:val="846"/>
     <w:uiPriority w:val="32"/>
     <w:qFormat/>
     <w:pPr>
@@ -30898,9 +31277,9 @@
       <w:spacing w:val="5"/>
     </w:rPr>
   </w:style>
-  <w:style w:type="character" w:styleId="171">
+  <w:style w:type="character" w:styleId="866">
     <w:name w:val="Subtle Emphasis"/>
-    <w:basedOn w:val="148"/>
+    <w:basedOn w:val="846"/>
     <w:uiPriority w:val="19"/>
     <w:qFormat/>
     <w:pPr>
@@ -30914,9 +31293,9 @@
       <w:color w:val="404040" w:themeColor="text1" w:themeTint="BF"/>
     </w:rPr>
   </w:style>
-  <w:style w:type="character" w:styleId="172">
+  <w:style w:type="character" w:styleId="867">
     <w:name w:val="Emphasis"/>
-    <w:basedOn w:val="148"/>
+    <w:basedOn w:val="846"/>
     <w:uiPriority w:val="20"/>
     <w:qFormat/>
     <w:pPr>
@@ -30929,9 +31308,9 @@
       <w:iCs/>
     </w:rPr>
   </w:style>
-  <w:style w:type="character" w:styleId="173">
+  <w:style w:type="character" w:styleId="868">
     <w:name w:val="Strong"/>
-    <w:basedOn w:val="148"/>
+    <w:basedOn w:val="846"/>
     <w:uiPriority w:val="22"/>
     <w:qFormat/>
     <w:pPr>
@@ -30944,9 +31323,9 @@
       <w:bCs/>
     </w:rPr>
   </w:style>
-  <w:style w:type="character" w:styleId="174">
+  <w:style w:type="character" w:styleId="869">
     <w:name w:val="Subtle Reference"/>
-    <w:basedOn w:val="148"/>
+    <w:basedOn w:val="846"/>
     <w:uiPriority w:val="31"/>
     <w:qFormat/>
     <w:pPr>
@@ -30959,9 +31338,9 @@
       <w:color w:val="5a5a5a" w:themeColor="text1" w:themeTint="A5"/>
     </w:rPr>
   </w:style>
-  <w:style w:type="character" w:styleId="175">
+  <w:style w:type="character" w:styleId="870">
     <w:name w:val="Book Title"/>
-    <w:basedOn w:val="148"/>
+    <w:basedOn w:val="846"/>
     <w:uiPriority w:val="33"/>
     <w:qFormat/>
     <w:pPr>
@@ -30977,10 +31356,10 @@
       <w:spacing w:val="5"/>
     </w:rPr>
   </w:style>
-  <w:style w:type="paragraph" w:styleId="176">
+  <w:style w:type="paragraph" w:styleId="871">
     <w:name w:val="Header"/>
-    <w:basedOn w:val="664"/>
-    <w:link w:val="177"/>
+    <w:basedOn w:val="896"/>
+    <w:link w:val="872"/>
     <w:uiPriority w:val="99"/>
     <w:unhideWhenUsed/>
     <w:pPr>
@@ -30993,10 +31372,10 @@
       <w:ind/>
     </w:pPr>
   </w:style>
-  <w:style w:type="character" w:styleId="177">
+  <w:style w:type="character" w:styleId="872">
     <w:name w:val="Header Char"/>
-    <w:basedOn w:val="148"/>
-    <w:link w:val="176"/>
+    <w:basedOn w:val="846"/>
+    <w:link w:val="871"/>
     <w:uiPriority w:val="99"/>
     <w:pPr>
       <w:pBdr/>
@@ -31004,10 +31383,10 @@
       <w:ind/>
     </w:pPr>
   </w:style>
-  <w:style w:type="paragraph" w:styleId="178">
+  <w:style w:type="paragraph" w:styleId="873">
     <w:name w:val="Footer"/>
-    <w:basedOn w:val="664"/>
-    <w:link w:val="179"/>
+    <w:basedOn w:val="896"/>
+    <w:link w:val="874"/>
     <w:uiPriority w:val="99"/>
     <w:unhideWhenUsed/>
     <w:pPr>
@@ -31020,10 +31399,10 @@
       <w:ind/>
     </w:pPr>
   </w:style>
-  <w:style w:type="character" w:styleId="179">
+  <w:style w:type="character" w:styleId="874">
     <w:name w:val="Footer Char"/>
-    <w:basedOn w:val="148"/>
-    <w:link w:val="178"/>
+    <w:basedOn w:val="846"/>
+    <w:link w:val="873"/>
     <w:uiPriority w:val="99"/>
     <w:pPr>
       <w:pBdr/>
@@ -31031,10 +31410,10 @@
       <w:ind/>
     </w:pPr>
   </w:style>
-  <w:style w:type="paragraph" w:styleId="180">
+  <w:style w:type="paragraph" w:styleId="875">
     <w:name w:val="Caption"/>
-    <w:basedOn w:val="664"/>
-    <w:next w:val="664"/>
+    <w:basedOn w:val="896"/>
+    <w:next w:val="896"/>
     <w:uiPriority w:val="35"/>
     <w:unhideWhenUsed/>
     <w:qFormat/>
@@ -31051,10 +31430,10 @@
       <w:szCs w:val="18"/>
     </w:rPr>
   </w:style>
-  <w:style w:type="paragraph" w:styleId="181">
+  <w:style w:type="paragraph" w:styleId="876">
     <w:name w:val="footnote text"/>
-    <w:basedOn w:val="664"/>
-    <w:link w:val="182"/>
+    <w:basedOn w:val="896"/>
+    <w:link w:val="877"/>
     <w:uiPriority w:val="99"/>
     <w:semiHidden/>
     <w:unhideWhenUsed/>
@@ -31068,10 +31447,10 @@
       <w:szCs w:val="20"/>
     </w:rPr>
   </w:style>
-  <w:style w:type="character" w:styleId="182">
+  <w:style w:type="character" w:styleId="877">
     <w:name w:val="Footnote Text Char"/>
-    <w:basedOn w:val="148"/>
-    <w:link w:val="181"/>
+    <w:basedOn w:val="846"/>
+    <w:link w:val="876"/>
     <w:uiPriority w:val="99"/>
     <w:semiHidden/>
     <w:pPr>
@@ -31084,9 +31463,9 @@
       <w:szCs w:val="20"/>
     </w:rPr>
   </w:style>
-  <w:style w:type="character" w:styleId="183">
+  <w:style w:type="character" w:styleId="878">
     <w:name w:val="footnote reference"/>
-    <w:basedOn w:val="148"/>
+    <w:basedOn w:val="846"/>
     <w:uiPriority w:val="99"/>
     <w:semiHidden/>
     <w:unhideWhenUsed/>
@@ -31099,10 +31478,10 @@
       <w:vertAlign w:val="superscript"/>
     </w:rPr>
   </w:style>
-  <w:style w:type="paragraph" w:styleId="184">
+  <w:style w:type="paragraph" w:styleId="879">
     <w:name w:val="endnote text"/>
-    <w:basedOn w:val="664"/>
-    <w:link w:val="185"/>
+    <w:basedOn w:val="896"/>
+    <w:link w:val="880"/>
     <w:uiPriority w:val="99"/>
     <w:semiHidden/>
     <w:unhideWhenUsed/>
@@ -31116,10 +31495,10 @@
       <w:szCs w:val="20"/>
     </w:rPr>
   </w:style>
-  <w:style w:type="character" w:styleId="185">
+  <w:style w:type="character" w:styleId="880">
     <w:name w:val="Endnote Text Char"/>
-    <w:basedOn w:val="148"/>
-    <w:link w:val="184"/>
+    <w:basedOn w:val="846"/>
+    <w:link w:val="879"/>
     <w:uiPriority w:val="99"/>
     <w:semiHidden/>
     <w:pPr>
@@ -31132,9 +31511,9 @@
       <w:szCs w:val="20"/>
     </w:rPr>
   </w:style>
-  <w:style w:type="character" w:styleId="186">
+  <w:style w:type="character" w:styleId="881">
     <w:name w:val="endnote reference"/>
-    <w:basedOn w:val="148"/>
+    <w:basedOn w:val="846"/>
     <w:uiPriority w:val="99"/>
     <w:semiHidden/>
     <w:unhideWhenUsed/>
@@ -31147,9 +31526,9 @@
       <w:vertAlign w:val="superscript"/>
     </w:rPr>
   </w:style>
-  <w:style w:type="character" w:styleId="187">
+  <w:style w:type="character" w:styleId="882">
     <w:name w:val="Hyperlink"/>
-    <w:basedOn w:val="148"/>
+    <w:basedOn w:val="846"/>
     <w:uiPriority w:val="99"/>
     <w:unhideWhenUsed/>
     <w:pPr>
@@ -31162,9 +31541,9 @@
       <w:u w:val="single"/>
     </w:rPr>
   </w:style>
-  <w:style w:type="character" w:styleId="188">
+  <w:style w:type="character" w:styleId="883">
     <w:name w:val="FollowedHyperlink"/>
-    <w:basedOn w:val="148"/>
+    <w:basedOn w:val="846"/>
     <w:uiPriority w:val="99"/>
     <w:semiHidden/>
     <w:unhideWhenUsed/>
@@ -31178,10 +31557,10 @@
       <w:u w:val="single"/>
     </w:rPr>
   </w:style>
-  <w:style w:type="paragraph" w:styleId="189">
+  <w:style w:type="paragraph" w:styleId="884">
     <w:name w:val="toc 1"/>
-    <w:basedOn w:val="664"/>
-    <w:next w:val="664"/>
+    <w:basedOn w:val="896"/>
+    <w:next w:val="896"/>
     <w:uiPriority w:val="39"/>
     <w:unhideWhenUsed/>
     <w:pPr>
@@ -31190,10 +31569,10 @@
       <w:ind/>
     </w:pPr>
   </w:style>
-  <w:style w:type="paragraph" w:styleId="190">
+  <w:style w:type="paragraph" w:styleId="885">
     <w:name w:val="toc 2"/>
-    <w:basedOn w:val="664"/>
-    <w:next w:val="664"/>
+    <w:basedOn w:val="896"/>
+    <w:next w:val="896"/>
     <w:uiPriority w:val="39"/>
     <w:unhideWhenUsed/>
     <w:pPr>
@@ -31202,10 +31581,10 @@
       <w:ind w:left="220"/>
     </w:pPr>
   </w:style>
-  <w:style w:type="paragraph" w:styleId="191">
+  <w:style w:type="paragraph" w:styleId="886">
     <w:name w:val="toc 3"/>
-    <w:basedOn w:val="664"/>
-    <w:next w:val="664"/>
+    <w:basedOn w:val="896"/>
+    <w:next w:val="896"/>
     <w:uiPriority w:val="39"/>
     <w:unhideWhenUsed/>
     <w:pPr>
@@ -31214,10 +31593,10 @@
       <w:ind w:left="440"/>
     </w:pPr>
   </w:style>
-  <w:style w:type="paragraph" w:styleId="192">
+  <w:style w:type="paragraph" w:styleId="887">
     <w:name w:val="toc 4"/>
-    <w:basedOn w:val="664"/>
-    <w:next w:val="664"/>
+    <w:basedOn w:val="896"/>
+    <w:next w:val="896"/>
     <w:uiPriority w:val="39"/>
     <w:unhideWhenUsed/>
     <w:pPr>
@@ -31226,10 +31605,10 @@
       <w:ind w:left="660"/>
     </w:pPr>
   </w:style>
-  <w:style w:type="paragraph" w:styleId="193">
+  <w:style w:type="paragraph" w:styleId="888">
     <w:name w:val="toc 5"/>
-    <w:basedOn w:val="664"/>
-    <w:next w:val="664"/>
+    <w:basedOn w:val="896"/>
+    <w:next w:val="896"/>
     <w:uiPriority w:val="39"/>
     <w:unhideWhenUsed/>
     <w:pPr>
@@ -31238,10 +31617,10 @@
       <w:ind w:left="880"/>
     </w:pPr>
   </w:style>
-  <w:style w:type="paragraph" w:styleId="194">
+  <w:style w:type="paragraph" w:styleId="889">
     <w:name w:val="toc 6"/>
-    <w:basedOn w:val="664"/>
-    <w:next w:val="664"/>
+    <w:basedOn w:val="896"/>
+    <w:next w:val="896"/>
     <w:uiPriority w:val="39"/>
     <w:unhideWhenUsed/>
     <w:pPr>
@@ -31250,10 +31629,10 @@
       <w:ind w:left="1100"/>
     </w:pPr>
   </w:style>
-  <w:style w:type="paragraph" w:styleId="195">
+  <w:style w:type="paragraph" w:styleId="890">
     <w:name w:val="toc 7"/>
-    <w:basedOn w:val="664"/>
-    <w:next w:val="664"/>
+    <w:basedOn w:val="896"/>
+    <w:next w:val="896"/>
     <w:uiPriority w:val="39"/>
     <w:unhideWhenUsed/>
     <w:pPr>
@@ -31262,10 +31641,10 @@
       <w:ind w:left="1320"/>
     </w:pPr>
   </w:style>
-  <w:style w:type="paragraph" w:styleId="196">
+  <w:style w:type="paragraph" w:styleId="891">
     <w:name w:val="toc 8"/>
-    <w:basedOn w:val="664"/>
-    <w:next w:val="664"/>
+    <w:basedOn w:val="896"/>
+    <w:next w:val="896"/>
     <w:uiPriority w:val="39"/>
     <w:unhideWhenUsed/>
     <w:pPr>
@@ -31274,10 +31653,10 @@
       <w:ind w:left="1540"/>
     </w:pPr>
   </w:style>
-  <w:style w:type="paragraph" w:styleId="197">
+  <w:style w:type="paragraph" w:styleId="892">
     <w:name w:val="toc 9"/>
-    <w:basedOn w:val="664"/>
-    <w:next w:val="664"/>
+    <w:basedOn w:val="896"/>
+    <w:next w:val="896"/>
     <w:uiPriority w:val="39"/>
     <w:unhideWhenUsed/>
     <w:pPr>
@@ -31286,9 +31665,9 @@
       <w:ind w:left="1760"/>
     </w:pPr>
   </w:style>
-  <w:style w:type="character" w:styleId="198">
+  <w:style w:type="character" w:styleId="893">
     <w:name w:val="Placeholder Text"/>
-    <w:basedOn w:val="148"/>
+    <w:basedOn w:val="846"/>
     <w:uiPriority w:val="99"/>
     <w:semiHidden/>
     <w:pPr>
@@ -31300,7 +31679,7 @@
       <w:color w:val="666666"/>
     </w:rPr>
   </w:style>
-  <w:style w:type="paragraph" w:styleId="208">
+  <w:style w:type="paragraph" w:styleId="894">
     <w:name w:val="TOC Heading"/>
     <w:uiPriority w:val="39"/>
     <w:unhideWhenUsed/>
@@ -31310,10 +31689,10 @@
       <w:ind/>
     </w:pPr>
   </w:style>
-  <w:style w:type="paragraph" w:styleId="209">
+  <w:style w:type="paragraph" w:styleId="895">
     <w:name w:val="table of figures"/>
-    <w:basedOn w:val="664"/>
-    <w:next w:val="664"/>
+    <w:basedOn w:val="896"/>
+    <w:next w:val="896"/>
     <w:uiPriority w:val="99"/>
     <w:unhideWhenUsed/>
     <w:pPr>
@@ -31322,7 +31701,7 @@
       <w:ind/>
     </w:pPr>
   </w:style>
-  <w:style w:type="paragraph" w:styleId="664" w:default="1">
+  <w:style w:type="paragraph" w:styleId="896" w:default="1">
     <w:name w:val="Normal"/>
     <w:qFormat/>
     <w:pPr>
@@ -31331,7 +31710,7 @@
       <w:ind/>
     </w:pPr>
   </w:style>
-  <w:style w:type="table" w:styleId="665" w:default="1">
+  <w:style w:type="table" w:styleId="897" w:default="1">
     <w:name w:val="Normal Table"/>
     <w:uiPriority w:val="99"/>
     <w:semiHidden/>
@@ -31524,7 +31903,7 @@
       </w:tcPr>
     </w:tblStylePr>
   </w:style>
-  <w:style w:type="numbering" w:styleId="666" w:default="1">
+  <w:style w:type="numbering" w:styleId="898" w:default="1">
     <w:name w:val="No List"/>
     <w:uiPriority w:val="99"/>
     <w:semiHidden/>
@@ -31535,9 +31914,9 @@
       <w:ind/>
     </w:pPr>
   </w:style>
-  <w:style w:type="paragraph" w:styleId="667">
+  <w:style w:type="paragraph" w:styleId="899">
     <w:name w:val="No Spacing"/>
-    <w:basedOn w:val="664"/>
+    <w:basedOn w:val="896"/>
     <w:uiPriority w:val="1"/>
     <w:qFormat/>
     <w:pPr>
@@ -31546,9 +31925,9 @@
       <w:ind/>
     </w:pPr>
   </w:style>
-  <w:style w:type="paragraph" w:styleId="668">
+  <w:style w:type="paragraph" w:styleId="900">
     <w:name w:val="List Paragraph"/>
-    <w:basedOn w:val="664"/>
+    <w:basedOn w:val="896"/>
     <w:uiPriority w:val="34"/>
     <w:qFormat/>
     <w:pPr>

--- a/sit281_crypto/task01p/summary.docx
+++ b/sit281_crypto/task01p/summary.docx
@@ -4,7 +4,7 @@
   <w:body>
     <w:p>
       <w:pPr>
-        <w:pStyle w:val="837"/>
+        <w:pStyle w:val="839"/>
         <w:pBdr/>
         <w:spacing/>
         <w:ind/>
@@ -17,7 +17,7 @@
     </w:p>
     <w:p>
       <w:pPr>
-        <w:pStyle w:val="838"/>
+        <w:pStyle w:val="840"/>
         <w:pBdr/>
         <w:spacing/>
         <w:ind/>
@@ -30,7 +30,7 @@
     </w:p>
     <w:p>
       <w:pPr>
-        <w:pStyle w:val="839"/>
+        <w:pStyle w:val="841"/>
         <w:pBdr/>
         <w:spacing/>
         <w:ind/>
@@ -70,6 +70,11 @@
       </w:r>
       <w:r>
         <w:t xml:space="preserve"> we can say that:</w:t>
+      </w:r>
+      <w:r>
+        <w:rPr>
+          <w:highlight w:val="none"/>
+        </w:rPr>
       </w:r>
       <w:r>
         <w:rPr>
@@ -130,7 +135,7 @@
     </w:p>
     <w:p>
       <w:pPr>
-        <w:pStyle w:val="839"/>
+        <w:pStyle w:val="841"/>
         <w:pBdr/>
         <w:spacing/>
         <w:ind/>
@@ -395,7 +400,7 @@
     </w:p>
     <w:p>
       <w:pPr>
-        <w:pStyle w:val="839"/>
+        <w:pStyle w:val="840"/>
         <w:pBdr/>
         <w:spacing/>
         <w:ind/>
@@ -477,7 +482,7 @@
     </w:p>
     <w:p>
       <w:pPr>
-        <w:pStyle w:val="839"/>
+        <w:pStyle w:val="840"/>
         <w:pBdr/>
         <w:spacing/>
         <w:ind/>
@@ -495,20 +500,16 @@
         <w:ind/>
         <w:rPr/>
       </w:pPr>
-      <w:r/>
-      <w:r/>
       <w:r>
         <w:t xml:space="preserve">The modular inverse of a number x mod p is a number y such that xy ≡ 1 (mod p).</w:t>
       </w:r>
       <w:r>
         <w:t xml:space="preserve"> </w:t>
       </w:r>
-      <w:r/>
       <w:r>
         <w:t xml:space="preserve">For a positive integer p, a number m has an inverse mod p if and only if m and p are relatively prime (gcd(m, p) = 1).</w:t>
       </w:r>
       <w:r/>
-      <w:r/>
     </w:p>
     <w:p>
       <w:pPr>
@@ -518,9 +519,6 @@
         <w:jc w:val="center"/>
         <w:rPr/>
       </w:pPr>
-      <w:r/>
-      <w:r/>
-      <w:r/>
       <w:r>
         <mc:AlternateContent>
           <mc:Choice Requires="wpg">
@@ -591,7 +589,6 @@
         </mc:AlternateContent>
       </w:r>
       <w:r/>
-      <w:r/>
     </w:p>
     <w:p>
       <w:pPr>
@@ -615,17 +612,18 @@
     </w:p>
     <w:p>
       <w:pPr>
-        <w:pStyle w:val="839"/>
-        <w:pBdr/>
-        <w:spacing/>
-        <w:ind/>
-        <w:rPr/>
+        <w:pStyle w:val="841"/>
+        <w:pBdr/>
+        <w:spacing/>
+        <w:ind/>
+        <w:rPr>
+          <w14:ligatures w14:val="none"/>
+        </w:rPr>
       </w:pPr>
       <w:r>
         <w:t xml:space="preserve">Solving Linear Equations in Modular Arithmetic</w:t>
       </w:r>
       <w:r/>
-      <w:r/>
     </w:p>
     <w:p>
       <w:pPr>
@@ -639,7 +637,11 @@
       <w:r>
         <w:t xml:space="preserve">If gcd(m, p) = 1, then for any number x the equation mx = a (mod p) has a solution.</w:t>
       </w:r>
-      <w:r/>
+      <w:r>
+        <w:rPr>
+          <w:highlight w:val="none"/>
+        </w:rPr>
+      </w:r>
     </w:p>
     <w:p>
       <w:pPr>
@@ -659,6 +661,23 @@
           <w:highlight w:val="none"/>
         </w:rPr>
       </w:r>
+      <w:r/>
+    </w:p>
+    <w:p>
+      <w:pPr>
+        <w:pBdr/>
+        <w:spacing/>
+        <w:ind/>
+        <w:rPr>
+          <w:highlight w:val="none"/>
+        </w:rPr>
+      </w:pPr>
+      <w:r>
+        <w:t xml:space="preserve">To solve </w:t>
+      </w:r>
+      <w:r>
+        <w:t xml:space="preserve">ax ≡ b (mod p) if  gcd(a, p) = 1,</w:t>
+      </w:r>
       <w:r>
         <w:rPr>
           <w:highlight w:val="none"/>
@@ -667,26 +686,7 @@
     </w:p>
     <w:p>
       <w:pPr>
-        <w:pBdr/>
-        <w:spacing/>
-        <w:ind/>
-        <w:rPr>
-          <w:highlight w:val="none"/>
-        </w:rPr>
-      </w:pPr>
-      <w:r/>
-      <w:r>
-        <w:t xml:space="preserve">To solve </w:t>
-      </w:r>
-      <w:r>
-        <w:t xml:space="preserve">ax ≡ b (mod p) if  gcd(a, p) = 1,</w:t>
-      </w:r>
-      <w:r/>
-      <w:r/>
-    </w:p>
-    <w:p>
-      <w:pPr>
-        <w:pStyle w:val="900"/>
+        <w:pStyle w:val="902"/>
         <w:numPr>
           <w:ilvl w:val="0"/>
           <w:numId w:val="1"/>
@@ -716,7 +716,7 @@
     </w:p>
     <w:p>
       <w:pPr>
-        <w:pStyle w:val="900"/>
+        <w:pStyle w:val="902"/>
         <w:numPr>
           <w:ilvl w:val="0"/>
           <w:numId w:val="1"/>
@@ -728,11 +728,6 @@
           <w:highlight w:val="none"/>
         </w:rPr>
       </w:pPr>
-      <w:r>
-        <w:rPr>
-          <w:highlight w:val="none"/>
-        </w:rPr>
-      </w:r>
       <w:r>
         <w:rPr>
           <w:highlight w:val="none"/>
@@ -744,11 +739,15 @@
         </w:rPr>
         <w:t xml:space="preserve">Multiply both sides of the equation by s: asx ≡ bs (mod p). </w:t>
       </w:r>
-      <w:r/>
+      <w:r>
+        <w:rPr>
+          <w:highlight w:val="none"/>
+        </w:rPr>
+      </w:r>
     </w:p>
     <w:p>
       <w:pPr>
-        <w:pStyle w:val="900"/>
+        <w:pStyle w:val="902"/>
         <w:numPr>
           <w:ilvl w:val="0"/>
           <w:numId w:val="1"/>
@@ -776,7 +775,139 @@
         </w:rPr>
       </w:r>
       <w:r/>
+    </w:p>
+    <w:p>
+      <w:pPr>
+        <w:pBdr/>
+        <w:spacing/>
+        <w:ind/>
+        <w:rPr>
+          <w:highlight w:val="none"/>
+        </w:rPr>
+      </w:pPr>
       <w:r/>
+      <w:r>
+        <mc:AlternateContent>
+          <mc:Choice Requires="wpg">
+            <w:drawing>
+              <wp:inline xmlns:wp="http://schemas.openxmlformats.org/drawingml/2006/wordprocessingDrawing" distT="0" distB="0" distL="0" distR="0">
+                <wp:extent cx="6858000" cy="1643927"/>
+                <wp:effectExtent l="0" t="0" r="0" b="0"/>
+                <wp:docPr id="4" name=""/>
+                <wp:cNvGraphicFramePr>
+                  <a:graphicFrameLocks xmlns:a="http://schemas.openxmlformats.org/drawingml/2006/main" noChangeAspect="1"/>
+                </wp:cNvGraphicFramePr>
+                <a:graphic xmlns:a="http://schemas.openxmlformats.org/drawingml/2006/main">
+                  <a:graphicData uri="http://schemas.openxmlformats.org/drawingml/2006/picture">
+                    <pic:pic xmlns:pic="http://schemas.openxmlformats.org/drawingml/2006/picture">
+                      <pic:nvPicPr>
+                        <pic:cNvPr id="655826138" name=""/>
+                        <pic:cNvPicPr>
+                          <a:picLocks noChangeAspect="1"/>
+                        </pic:cNvPicPr>
+                        <pic:nvPr/>
+                      </pic:nvPicPr>
+                      <pic:blipFill rotWithShape="1">
+                        <a:blip r:embed="rId13"/>
+                        <a:stretch/>
+                      </pic:blipFill>
+                      <pic:spPr bwMode="auto">
+                        <a:xfrm>
+                          <a:off x="0" y="0"/>
+                          <a:ext cx="6858000" cy="1643927"/>
+                        </a:xfrm>
+                        <a:prstGeom prst="rect">
+                          <a:avLst/>
+                        </a:prstGeom>
+                      </pic:spPr>
+                    </pic:pic>
+                  </a:graphicData>
+                </a:graphic>
+              </wp:inline>
+            </w:drawing>
+          </mc:Choice>
+          <mc:Fallback>
+            <w:pict>
+              <v:shapetype id="_x0000_t75" coordsize="21600,21600" o:spt="75" o:preferrelative="t" path="m@4@5l@4@11@9@11@9@5xe" filled="f" stroked="f">
+                <v:stroke joinstyle="miter"/>
+                <v:formulas>
+                  <v:f eqn="if lineDrawn pixelLineWidth 0"/>
+                  <v:f eqn="sum @0 1 0"/>
+                  <v:f eqn="sum 0 0 @1"/>
+                  <v:f eqn="prod @2 1 2"/>
+                  <v:f eqn="prod @3 21600 pixelWidth"/>
+                  <v:f eqn="prod @3 21600 pixelHeight"/>
+                  <v:f eqn="sum @0 0 1"/>
+                  <v:f eqn="prod @6 1 2"/>
+                  <v:f eqn="prod @7 21600 pixelWidth"/>
+                  <v:f eqn="sum @8 21600 0"/>
+                  <v:f eqn="prod @7 21600 pixelHeight"/>
+                  <v:f eqn="sum @10 21600 0"/>
+                </v:formulas>
+                <v:path o:extrusionok="f" gradientshapeok="t" o:connecttype="rect"/>
+                <o:lock v:ext="edit" aspectratio="t"/>
+              </v:shapetype>
+              <v:shape id="_x0000_i3" o:spid="_x0000_s3" type="#_x0000_t75" style="width:540.00pt;height:129.44pt;mso-wrap-distance-left:0.00pt;mso-wrap-distance-top:0.00pt;mso-wrap-distance-right:0.00pt;mso-wrap-distance-bottom:0.00pt;z-index:1;" stroked="false">
+                <v:imagedata r:id="rId13" o:title=""/>
+                <o:lock v:ext="edit" rotation="t"/>
+              </v:shape>
+            </w:pict>
+          </mc:Fallback>
+        </mc:AlternateContent>
+      </w:r>
+      <w:r/>
+    </w:p>
+    <w:p>
+      <w:pPr>
+        <w:pBdr/>
+        <w:spacing/>
+        <w:ind/>
+        <w:rPr/>
+      </w:pPr>
+      <w:r/>
+      <w:r/>
+      <w:r/>
+    </w:p>
+    <w:p>
+      <w:pPr>
+        <w:pBdr/>
+        <w:spacing/>
+        <w:ind/>
+        <w:rPr/>
+      </w:pPr>
+      <w:r/>
+      <w:r/>
+      <w:r/>
+    </w:p>
+    <w:p>
+      <w:pPr>
+        <w:pBdr/>
+        <w:spacing/>
+        <w:ind/>
+        <w:rPr/>
+      </w:pPr>
+      <w:r/>
+      <w:r/>
+      <w:r/>
+    </w:p>
+    <w:p>
+      <w:pPr>
+        <w:pBdr/>
+        <w:spacing/>
+        <w:ind/>
+        <w:rPr/>
+      </w:pPr>
+      <w:r/>
+      <w:r/>
+      <w:r/>
+    </w:p>
+    <w:p>
+      <w:pPr>
+        <w:pBdr/>
+        <w:spacing/>
+        <w:ind/>
+        <w:rPr/>
+      </w:pPr>
       <w:r>
         <w:rPr>
           <w:highlight w:val="none"/>
@@ -792,15 +923,19 @@
           <w:highlight w:val="none"/>
         </w:rPr>
       </w:r>
-      <w:r/>
     </w:p>
     <w:p>
       <w:pPr>
+        <w:pStyle w:val="840"/>
         <w:pBdr/>
         <w:spacing/>
         <w:ind/>
         <w:rPr/>
       </w:pPr>
+      <w:r/>
+      <w:r>
+        <w:t xml:space="preserve">The Chinese remainder theorem</w:t>
+      </w:r>
       <w:r/>
       <w:r/>
     </w:p>
@@ -812,15 +947,75 @@
         <w:rPr/>
       </w:pPr>
       <w:r/>
-      <w:r/>
-    </w:p>
-    <w:p>
-      <w:pPr>
-        <w:pBdr/>
-        <w:spacing/>
-        <w:ind/>
-        <w:rPr/>
-      </w:pPr>
+      <w:r>
+        <mc:AlternateContent>
+          <mc:Choice Requires="wpg">
+            <w:drawing>
+              <wp:inline xmlns:wp="http://schemas.openxmlformats.org/drawingml/2006/wordprocessingDrawing" distT="0" distB="0" distL="0" distR="0">
+                <wp:extent cx="6858000" cy="3228793"/>
+                <wp:effectExtent l="0" t="0" r="0" b="0"/>
+                <wp:docPr id="5" name=""/>
+                <wp:cNvGraphicFramePr>
+                  <a:graphicFrameLocks xmlns:a="http://schemas.openxmlformats.org/drawingml/2006/main" noChangeAspect="1"/>
+                </wp:cNvGraphicFramePr>
+                <a:graphic xmlns:a="http://schemas.openxmlformats.org/drawingml/2006/main">
+                  <a:graphicData uri="http://schemas.openxmlformats.org/drawingml/2006/picture">
+                    <pic:pic xmlns:pic="http://schemas.openxmlformats.org/drawingml/2006/picture">
+                      <pic:nvPicPr>
+                        <pic:cNvPr id="1344454303" name=""/>
+                        <pic:cNvPicPr>
+                          <a:picLocks noChangeAspect="1"/>
+                        </pic:cNvPicPr>
+                        <pic:nvPr/>
+                      </pic:nvPicPr>
+                      <pic:blipFill rotWithShape="1">
+                        <a:blip r:embed="rId14"/>
+                        <a:stretch/>
+                      </pic:blipFill>
+                      <pic:spPr bwMode="auto">
+                        <a:xfrm>
+                          <a:off x="0" y="0"/>
+                          <a:ext cx="6858000" cy="3228792"/>
+                        </a:xfrm>
+                        <a:prstGeom prst="rect">
+                          <a:avLst/>
+                        </a:prstGeom>
+                      </pic:spPr>
+                    </pic:pic>
+                  </a:graphicData>
+                </a:graphic>
+              </wp:inline>
+            </w:drawing>
+          </mc:Choice>
+          <mc:Fallback>
+            <w:pict>
+              <v:shapetype id="_x0000_t75" coordsize="21600,21600" o:spt="75" o:preferrelative="t" path="m@4@5l@4@11@9@11@9@5xe" filled="f" stroked="f">
+                <v:stroke joinstyle="miter"/>
+                <v:formulas>
+                  <v:f eqn="if lineDrawn pixelLineWidth 0"/>
+                  <v:f eqn="sum @0 1 0"/>
+                  <v:f eqn="sum 0 0 @1"/>
+                  <v:f eqn="prod @2 1 2"/>
+                  <v:f eqn="prod @3 21600 pixelWidth"/>
+                  <v:f eqn="prod @3 21600 pixelHeight"/>
+                  <v:f eqn="sum @0 0 1"/>
+                  <v:f eqn="prod @6 1 2"/>
+                  <v:f eqn="prod @7 21600 pixelWidth"/>
+                  <v:f eqn="sum @8 21600 0"/>
+                  <v:f eqn="prod @7 21600 pixelHeight"/>
+                  <v:f eqn="sum @10 21600 0"/>
+                </v:formulas>
+                <v:path o:extrusionok="f" gradientshapeok="t" o:connecttype="rect"/>
+                <o:lock v:ext="edit" aspectratio="t"/>
+              </v:shapetype>
+              <v:shape id="_x0000_i4" o:spid="_x0000_s4" type="#_x0000_t75" style="width:540.00pt;height:254.24pt;mso-wrap-distance-left:0.00pt;mso-wrap-distance-top:0.00pt;mso-wrap-distance-right:0.00pt;mso-wrap-distance-bottom:0.00pt;z-index:1;" stroked="false">
+                <v:imagedata r:id="rId14" o:title=""/>
+                <o:lock v:ext="edit" rotation="t"/>
+              </v:shape>
+            </w:pict>
+          </mc:Fallback>
+        </mc:AlternateContent>
+      </w:r>
       <w:r/>
       <w:r/>
     </w:p>
@@ -833,14 +1028,76 @@
       </w:pPr>
       <w:r/>
       <w:r/>
-    </w:p>
-    <w:p>
-      <w:pPr>
-        <w:pBdr/>
-        <w:spacing/>
-        <w:ind/>
-        <w:rPr/>
-      </w:pPr>
+      <w:r/>
+      <w:r>
+        <mc:AlternateContent>
+          <mc:Choice Requires="wpg">
+            <w:drawing>
+              <wp:inline xmlns:wp="http://schemas.openxmlformats.org/drawingml/2006/wordprocessingDrawing" distT="0" distB="0" distL="0" distR="0">
+                <wp:extent cx="6858000" cy="4444392"/>
+                <wp:effectExtent l="0" t="0" r="0" b="0"/>
+                <wp:docPr id="6" name=""/>
+                <wp:cNvGraphicFramePr>
+                  <a:graphicFrameLocks xmlns:a="http://schemas.openxmlformats.org/drawingml/2006/main" noChangeAspect="1"/>
+                </wp:cNvGraphicFramePr>
+                <a:graphic xmlns:a="http://schemas.openxmlformats.org/drawingml/2006/main">
+                  <a:graphicData uri="http://schemas.openxmlformats.org/drawingml/2006/picture">
+                    <pic:pic xmlns:pic="http://schemas.openxmlformats.org/drawingml/2006/picture">
+                      <pic:nvPicPr>
+                        <pic:cNvPr id="1211123375" name=""/>
+                        <pic:cNvPicPr>
+                          <a:picLocks noChangeAspect="1"/>
+                        </pic:cNvPicPr>
+                        <pic:nvPr/>
+                      </pic:nvPicPr>
+                      <pic:blipFill rotWithShape="1">
+                        <a:blip r:embed="rId15"/>
+                        <a:stretch/>
+                      </pic:blipFill>
+                      <pic:spPr bwMode="auto">
+                        <a:xfrm>
+                          <a:off x="0" y="0"/>
+                          <a:ext cx="6858000" cy="4444392"/>
+                        </a:xfrm>
+                        <a:prstGeom prst="rect">
+                          <a:avLst/>
+                        </a:prstGeom>
+                      </pic:spPr>
+                    </pic:pic>
+                  </a:graphicData>
+                </a:graphic>
+              </wp:inline>
+            </w:drawing>
+          </mc:Choice>
+          <mc:Fallback>
+            <w:pict>
+              <v:shapetype id="_x0000_t75" coordsize="21600,21600" o:spt="75" o:preferrelative="t" path="m@4@5l@4@11@9@11@9@5xe" filled="f" stroked="f">
+                <v:stroke joinstyle="miter"/>
+                <v:formulas>
+                  <v:f eqn="if lineDrawn pixelLineWidth 0"/>
+                  <v:f eqn="sum @0 1 0"/>
+                  <v:f eqn="sum 0 0 @1"/>
+                  <v:f eqn="prod @2 1 2"/>
+                  <v:f eqn="prod @3 21600 pixelWidth"/>
+                  <v:f eqn="prod @3 21600 pixelHeight"/>
+                  <v:f eqn="sum @0 0 1"/>
+                  <v:f eqn="prod @6 1 2"/>
+                  <v:f eqn="prod @7 21600 pixelWidth"/>
+                  <v:f eqn="sum @8 21600 0"/>
+                  <v:f eqn="prod @7 21600 pixelHeight"/>
+                  <v:f eqn="sum @10 21600 0"/>
+                </v:formulas>
+                <v:path o:extrusionok="f" gradientshapeok="t" o:connecttype="rect"/>
+                <o:lock v:ext="edit" aspectratio="t"/>
+              </v:shapetype>
+              <v:shape id="_x0000_i5" o:spid="_x0000_s5" type="#_x0000_t75" style="width:540.00pt;height:349.95pt;mso-wrap-distance-left:0.00pt;mso-wrap-distance-top:0.00pt;mso-wrap-distance-right:0.00pt;mso-wrap-distance-bottom:0.00pt;z-index:1;" stroked="false">
+                <v:imagedata r:id="rId15" o:title=""/>
+                <o:lock v:ext="edit" rotation="t"/>
+              </v:shape>
+            </w:pict>
+          </mc:Fallback>
+        </mc:AlternateContent>
+      </w:r>
       <w:r/>
       <w:r/>
     </w:p>
@@ -862,6 +1119,76 @@
         <w:rPr/>
       </w:pPr>
       <w:r/>
+      <w:r>
+        <mc:AlternateContent>
+          <mc:Choice Requires="wpg">
+            <w:drawing>
+              <wp:inline xmlns:wp="http://schemas.openxmlformats.org/drawingml/2006/wordprocessingDrawing" distT="0" distB="0" distL="0" distR="0">
+                <wp:extent cx="6858000" cy="4820890"/>
+                <wp:effectExtent l="0" t="0" r="0" b="0"/>
+                <wp:docPr id="7" name=""/>
+                <wp:cNvGraphicFramePr>
+                  <a:graphicFrameLocks xmlns:a="http://schemas.openxmlformats.org/drawingml/2006/main" noChangeAspect="1"/>
+                </wp:cNvGraphicFramePr>
+                <a:graphic xmlns:a="http://schemas.openxmlformats.org/drawingml/2006/main">
+                  <a:graphicData uri="http://schemas.openxmlformats.org/drawingml/2006/picture">
+                    <pic:pic xmlns:pic="http://schemas.openxmlformats.org/drawingml/2006/picture">
+                      <pic:nvPicPr>
+                        <pic:cNvPr id="1998675483" name=""/>
+                        <pic:cNvPicPr>
+                          <a:picLocks noChangeAspect="1"/>
+                        </pic:cNvPicPr>
+                        <pic:nvPr/>
+                      </pic:nvPicPr>
+                      <pic:blipFill rotWithShape="1">
+                        <a:blip r:embed="rId16"/>
+                        <a:stretch/>
+                      </pic:blipFill>
+                      <pic:spPr bwMode="auto">
+                        <a:xfrm>
+                          <a:off x="0" y="0"/>
+                          <a:ext cx="6858000" cy="4820889"/>
+                        </a:xfrm>
+                        <a:prstGeom prst="rect">
+                          <a:avLst/>
+                        </a:prstGeom>
+                      </pic:spPr>
+                    </pic:pic>
+                  </a:graphicData>
+                </a:graphic>
+              </wp:inline>
+            </w:drawing>
+          </mc:Choice>
+          <mc:Fallback>
+            <w:pict>
+              <v:shapetype id="_x0000_t75" coordsize="21600,21600" o:spt="75" o:preferrelative="t" path="m@4@5l@4@11@9@11@9@5xe" filled="f" stroked="f">
+                <v:stroke joinstyle="miter"/>
+                <v:formulas>
+                  <v:f eqn="if lineDrawn pixelLineWidth 0"/>
+                  <v:f eqn="sum @0 1 0"/>
+                  <v:f eqn="sum 0 0 @1"/>
+                  <v:f eqn="prod @2 1 2"/>
+                  <v:f eqn="prod @3 21600 pixelWidth"/>
+                  <v:f eqn="prod @3 21600 pixelHeight"/>
+                  <v:f eqn="sum @0 0 1"/>
+                  <v:f eqn="prod @6 1 2"/>
+                  <v:f eqn="prod @7 21600 pixelWidth"/>
+                  <v:f eqn="sum @8 21600 0"/>
+                  <v:f eqn="prod @7 21600 pixelHeight"/>
+                  <v:f eqn="sum @10 21600 0"/>
+                </v:formulas>
+                <v:path o:extrusionok="f" gradientshapeok="t" o:connecttype="rect"/>
+                <o:lock v:ext="edit" aspectratio="t"/>
+              </v:shapetype>
+              <v:shape id="_x0000_i6" o:spid="_x0000_s6" type="#_x0000_t75" style="width:540.00pt;height:379.60pt;mso-wrap-distance-left:0.00pt;mso-wrap-distance-top:0.00pt;mso-wrap-distance-right:0.00pt;mso-wrap-distance-bottom:0.00pt;z-index:1;" stroked="false">
+                <v:imagedata r:id="rId16" o:title=""/>
+                <o:lock v:ext="edit" rotation="t"/>
+              </v:shape>
+            </w:pict>
+          </mc:Fallback>
+        </mc:AlternateContent>
+      </w:r>
+      <w:r/>
       <w:r/>
     </w:p>
     <w:p>
@@ -871,6 +1198,513 @@
         <w:ind/>
         <w:rPr/>
       </w:pPr>
+      <w:r/>
+      <w:r/>
+    </w:p>
+    <w:p>
+      <w:pPr>
+        <w:pBdr/>
+        <w:spacing/>
+        <w:ind/>
+        <w:rPr/>
+      </w:pPr>
+      <w:r/>
+      <w:r/>
+    </w:p>
+    <w:p>
+      <w:pPr>
+        <w:pBdr/>
+        <w:spacing/>
+        <w:ind/>
+        <w:rPr/>
+      </w:pPr>
+      <w:r/>
+      <w:r/>
+      <w:r/>
+    </w:p>
+    <w:p>
+      <w:pPr>
+        <w:pBdr/>
+        <w:spacing/>
+        <w:ind/>
+        <w:rPr/>
+      </w:pPr>
+      <w:r/>
+      <w:r/>
+      <w:r/>
+    </w:p>
+    <w:p>
+      <w:pPr>
+        <w:pBdr/>
+        <w:spacing/>
+        <w:ind/>
+        <w:rPr/>
+      </w:pPr>
+      <w:r/>
+      <w:r/>
+      <w:r/>
+    </w:p>
+    <w:p>
+      <w:pPr>
+        <w:pBdr/>
+        <w:spacing/>
+        <w:ind/>
+        <w:rPr/>
+      </w:pPr>
+      <w:r/>
+      <w:r/>
+      <w:r/>
+    </w:p>
+    <w:p>
+      <w:pPr>
+        <w:pBdr/>
+        <w:spacing/>
+        <w:ind/>
+        <w:rPr/>
+      </w:pPr>
+      <w:r/>
+      <w:r/>
+      <w:r/>
+    </w:p>
+    <w:p>
+      <w:pPr>
+        <w:pBdr/>
+        <w:spacing/>
+        <w:ind/>
+        <w:rPr/>
+      </w:pPr>
+      <w:r/>
+      <w:r/>
+      <w:r/>
+    </w:p>
+    <w:p>
+      <w:pPr>
+        <w:pBdr/>
+        <w:spacing/>
+        <w:ind/>
+        <w:rPr/>
+      </w:pPr>
+      <w:r/>
+      <w:r/>
+      <w:r/>
+    </w:p>
+    <w:p>
+      <w:pPr>
+        <w:pBdr/>
+        <w:spacing/>
+        <w:ind/>
+        <w:rPr/>
+      </w:pPr>
+      <w:r/>
+      <w:r/>
+      <w:r/>
+    </w:p>
+    <w:p>
+      <w:pPr>
+        <w:pBdr/>
+        <w:spacing/>
+        <w:ind/>
+        <w:rPr/>
+      </w:pPr>
+      <w:r/>
+      <w:r/>
+      <w:r/>
+    </w:p>
+    <w:p>
+      <w:pPr>
+        <w:pBdr/>
+        <w:spacing/>
+        <w:ind/>
+        <w:rPr/>
+      </w:pPr>
+      <w:r/>
+      <w:r/>
+      <w:r/>
+    </w:p>
+    <w:p>
+      <w:pPr>
+        <w:pBdr/>
+        <w:spacing/>
+        <w:ind/>
+        <w:rPr/>
+      </w:pPr>
+      <w:r/>
+      <w:r/>
+      <w:r/>
+    </w:p>
+    <w:p>
+      <w:pPr>
+        <w:pBdr/>
+        <w:spacing/>
+        <w:ind/>
+        <w:rPr/>
+      </w:pPr>
+      <w:r/>
+      <w:r/>
+      <w:r>
+        <mc:AlternateContent>
+          <mc:Choice Requires="wpg">
+            <w:drawing>
+              <wp:inline xmlns:wp="http://schemas.openxmlformats.org/drawingml/2006/wordprocessingDrawing" distT="0" distB="0" distL="0" distR="0">
+                <wp:extent cx="6858000" cy="3737449"/>
+                <wp:effectExtent l="0" t="0" r="0" b="0"/>
+                <wp:docPr id="8" name=""/>
+                <wp:cNvGraphicFramePr>
+                  <a:graphicFrameLocks xmlns:a="http://schemas.openxmlformats.org/drawingml/2006/main" noChangeAspect="1"/>
+                </wp:cNvGraphicFramePr>
+                <a:graphic xmlns:a="http://schemas.openxmlformats.org/drawingml/2006/main">
+                  <a:graphicData uri="http://schemas.openxmlformats.org/drawingml/2006/picture">
+                    <pic:pic xmlns:pic="http://schemas.openxmlformats.org/drawingml/2006/picture">
+                      <pic:nvPicPr>
+                        <pic:cNvPr id="1355867754" name=""/>
+                        <pic:cNvPicPr>
+                          <a:picLocks noChangeAspect="1"/>
+                        </pic:cNvPicPr>
+                        <pic:nvPr/>
+                      </pic:nvPicPr>
+                      <pic:blipFill rotWithShape="1">
+                        <a:blip r:embed="rId17"/>
+                        <a:stretch/>
+                      </pic:blipFill>
+                      <pic:spPr bwMode="auto">
+                        <a:xfrm>
+                          <a:off x="0" y="0"/>
+                          <a:ext cx="6858000" cy="3737449"/>
+                        </a:xfrm>
+                        <a:prstGeom prst="rect">
+                          <a:avLst/>
+                        </a:prstGeom>
+                      </pic:spPr>
+                    </pic:pic>
+                  </a:graphicData>
+                </a:graphic>
+              </wp:inline>
+            </w:drawing>
+          </mc:Choice>
+          <mc:Fallback>
+            <w:pict>
+              <v:shapetype id="_x0000_t75" coordsize="21600,21600" o:spt="75" o:preferrelative="t" path="m@4@5l@4@11@9@11@9@5xe" filled="f" stroked="f">
+                <v:stroke joinstyle="miter"/>
+                <v:formulas>
+                  <v:f eqn="if lineDrawn pixelLineWidth 0"/>
+                  <v:f eqn="sum @0 1 0"/>
+                  <v:f eqn="sum 0 0 @1"/>
+                  <v:f eqn="prod @2 1 2"/>
+                  <v:f eqn="prod @3 21600 pixelWidth"/>
+                  <v:f eqn="prod @3 21600 pixelHeight"/>
+                  <v:f eqn="sum @0 0 1"/>
+                  <v:f eqn="prod @6 1 2"/>
+                  <v:f eqn="prod @7 21600 pixelWidth"/>
+                  <v:f eqn="sum @8 21600 0"/>
+                  <v:f eqn="prod @7 21600 pixelHeight"/>
+                  <v:f eqn="sum @10 21600 0"/>
+                </v:formulas>
+                <v:path o:extrusionok="f" gradientshapeok="t" o:connecttype="rect"/>
+                <o:lock v:ext="edit" aspectratio="t"/>
+              </v:shapetype>
+              <v:shape id="_x0000_i7" o:spid="_x0000_s7" type="#_x0000_t75" style="width:540.00pt;height:294.29pt;mso-wrap-distance-left:0.00pt;mso-wrap-distance-top:0.00pt;mso-wrap-distance-right:0.00pt;mso-wrap-distance-bottom:0.00pt;z-index:1;" stroked="false">
+                <v:imagedata r:id="rId17" o:title=""/>
+                <o:lock v:ext="edit" rotation="t"/>
+              </v:shape>
+            </w:pict>
+          </mc:Fallback>
+        </mc:AlternateContent>
+      </w:r>
+      <w:r/>
+      <w:r/>
+    </w:p>
+    <w:p>
+      <w:pPr>
+        <w:pBdr/>
+        <w:spacing/>
+        <w:ind/>
+        <w:rPr/>
+      </w:pPr>
+      <w:r/>
+      <w:r/>
+      <w:r>
+        <mc:AlternateContent>
+          <mc:Choice Requires="wpg">
+            <w:drawing>
+              <wp:inline xmlns:wp="http://schemas.openxmlformats.org/drawingml/2006/wordprocessingDrawing" distT="0" distB="0" distL="0" distR="0">
+                <wp:extent cx="6858000" cy="3844389"/>
+                <wp:effectExtent l="0" t="0" r="0" b="0"/>
+                <wp:docPr id="9" name=""/>
+                <wp:cNvGraphicFramePr>
+                  <a:graphicFrameLocks xmlns:a="http://schemas.openxmlformats.org/drawingml/2006/main" noChangeAspect="1"/>
+                </wp:cNvGraphicFramePr>
+                <a:graphic xmlns:a="http://schemas.openxmlformats.org/drawingml/2006/main">
+                  <a:graphicData uri="http://schemas.openxmlformats.org/drawingml/2006/picture">
+                    <pic:pic xmlns:pic="http://schemas.openxmlformats.org/drawingml/2006/picture">
+                      <pic:nvPicPr>
+                        <pic:cNvPr id="97336128" name=""/>
+                        <pic:cNvPicPr>
+                          <a:picLocks noChangeAspect="1"/>
+                        </pic:cNvPicPr>
+                        <pic:nvPr/>
+                      </pic:nvPicPr>
+                      <pic:blipFill rotWithShape="1">
+                        <a:blip r:embed="rId18"/>
+                        <a:stretch/>
+                      </pic:blipFill>
+                      <pic:spPr bwMode="auto">
+                        <a:xfrm>
+                          <a:off x="0" y="0"/>
+                          <a:ext cx="6858000" cy="3844389"/>
+                        </a:xfrm>
+                        <a:prstGeom prst="rect">
+                          <a:avLst/>
+                        </a:prstGeom>
+                      </pic:spPr>
+                    </pic:pic>
+                  </a:graphicData>
+                </a:graphic>
+              </wp:inline>
+            </w:drawing>
+          </mc:Choice>
+          <mc:Fallback>
+            <w:pict>
+              <v:shapetype id="_x0000_t75" coordsize="21600,21600" o:spt="75" o:preferrelative="t" path="m@4@5l@4@11@9@11@9@5xe" filled="f" stroked="f">
+                <v:stroke joinstyle="miter"/>
+                <v:formulas>
+                  <v:f eqn="if lineDrawn pixelLineWidth 0"/>
+                  <v:f eqn="sum @0 1 0"/>
+                  <v:f eqn="sum 0 0 @1"/>
+                  <v:f eqn="prod @2 1 2"/>
+                  <v:f eqn="prod @3 21600 pixelWidth"/>
+                  <v:f eqn="prod @3 21600 pixelHeight"/>
+                  <v:f eqn="sum @0 0 1"/>
+                  <v:f eqn="prod @6 1 2"/>
+                  <v:f eqn="prod @7 21600 pixelWidth"/>
+                  <v:f eqn="sum @8 21600 0"/>
+                  <v:f eqn="prod @7 21600 pixelHeight"/>
+                  <v:f eqn="sum @10 21600 0"/>
+                </v:formulas>
+                <v:path o:extrusionok="f" gradientshapeok="t" o:connecttype="rect"/>
+                <o:lock v:ext="edit" aspectratio="t"/>
+              </v:shapetype>
+              <v:shape id="_x0000_i8" o:spid="_x0000_s8" type="#_x0000_t75" style="width:540.00pt;height:302.71pt;mso-wrap-distance-left:0.00pt;mso-wrap-distance-top:0.00pt;mso-wrap-distance-right:0.00pt;mso-wrap-distance-bottom:0.00pt;z-index:1;" stroked="false">
+                <v:imagedata r:id="rId18" o:title=""/>
+                <o:lock v:ext="edit" rotation="t"/>
+              </v:shape>
+            </w:pict>
+          </mc:Fallback>
+        </mc:AlternateContent>
+      </w:r>
+      <w:r/>
+      <w:r/>
+    </w:p>
+    <w:p>
+      <w:pPr>
+        <w:pBdr/>
+        <w:spacing/>
+        <w:ind/>
+        <w:rPr/>
+      </w:pPr>
+      <w:r/>
+      <w:r/>
+      <w:r/>
+    </w:p>
+    <w:p>
+      <w:pPr>
+        <w:pBdr/>
+        <w:spacing/>
+        <w:ind/>
+        <w:rPr/>
+      </w:pPr>
+      <w:r/>
+      <w:r/>
+      <w:r/>
+    </w:p>
+    <w:p>
+      <w:pPr>
+        <w:pBdr/>
+        <w:spacing/>
+        <w:ind/>
+        <w:rPr/>
+      </w:pPr>
+      <w:r/>
+      <w:r/>
+      <w:r/>
+    </w:p>
+    <w:p>
+      <w:pPr>
+        <w:pBdr/>
+        <w:spacing/>
+        <w:ind/>
+        <w:rPr/>
+      </w:pPr>
+      <w:r/>
+      <w:r/>
+      <w:r/>
+    </w:p>
+    <w:p>
+      <w:pPr>
+        <w:pStyle w:val="839"/>
+        <w:pBdr/>
+        <w:spacing/>
+        <w:ind/>
+        <w:rPr/>
+      </w:pPr>
+      <w:r/>
+      <w:r/>
+      <w:r>
+        <w:t xml:space="preserve">Fermat’s little theorem</w:t>
+      </w:r>
+      <w:r/>
+      <w:r/>
+    </w:p>
+    <w:p>
+      <w:pPr>
+        <w:pBdr/>
+        <w:spacing/>
+        <w:ind/>
+        <w:rPr/>
+      </w:pPr>
+      <w:r/>
+      <w:r/>
+      <w:r/>
+    </w:p>
+    <w:p>
+      <w:pPr>
+        <w:pBdr/>
+        <w:spacing/>
+        <w:ind/>
+        <w:rPr/>
+      </w:pPr>
+      <w:r/>
+      <w:r/>
+      <w:r/>
+    </w:p>
+    <w:p>
+      <w:pPr>
+        <w:pBdr/>
+        <w:spacing/>
+        <w:ind/>
+        <w:rPr/>
+      </w:pPr>
+      <w:r/>
+      <w:r/>
+      <w:r/>
+    </w:p>
+    <w:p>
+      <w:pPr>
+        <w:pBdr/>
+        <w:spacing/>
+        <w:ind/>
+        <w:rPr/>
+      </w:pPr>
+      <w:r/>
+      <w:r/>
+      <w:r/>
+    </w:p>
+    <w:p>
+      <w:pPr>
+        <w:pBdr/>
+        <w:spacing/>
+        <w:ind/>
+        <w:rPr/>
+      </w:pPr>
+      <w:r/>
+      <w:r/>
+      <w:r/>
+    </w:p>
+    <w:p>
+      <w:pPr>
+        <w:pBdr/>
+        <w:spacing/>
+        <w:ind/>
+        <w:rPr/>
+      </w:pPr>
+      <w:r/>
+      <w:r/>
+      <w:r/>
+    </w:p>
+    <w:p>
+      <w:pPr>
+        <w:pBdr/>
+        <w:spacing/>
+        <w:ind/>
+        <w:rPr/>
+      </w:pPr>
+      <w:r/>
+      <w:r/>
+      <w:r/>
+    </w:p>
+    <w:p>
+      <w:pPr>
+        <w:pBdr/>
+        <w:spacing/>
+        <w:ind/>
+        <w:rPr/>
+      </w:pPr>
+      <w:r/>
+      <w:r/>
+      <w:r/>
+    </w:p>
+    <w:p>
+      <w:pPr>
+        <w:pBdr/>
+        <w:spacing/>
+        <w:ind/>
+        <w:rPr/>
+      </w:pPr>
+      <w:r/>
+      <w:r/>
+      <w:r/>
+    </w:p>
+    <w:p>
+      <w:pPr>
+        <w:pBdr/>
+        <w:spacing/>
+        <w:ind/>
+        <w:rPr/>
+      </w:pPr>
+      <w:r/>
+      <w:r/>
+      <w:r/>
+    </w:p>
+    <w:p>
+      <w:pPr>
+        <w:pBdr/>
+        <w:spacing/>
+        <w:ind/>
+        <w:rPr/>
+      </w:pPr>
+      <w:r/>
+      <w:r/>
+      <w:r/>
+    </w:p>
+    <w:p>
+      <w:pPr>
+        <w:pBdr/>
+        <w:spacing/>
+        <w:ind/>
+        <w:rPr/>
+      </w:pPr>
+      <w:r/>
+      <w:r/>
+      <w:r/>
+    </w:p>
+    <w:p>
+      <w:pPr>
+        <w:pBdr/>
+        <w:spacing/>
+        <w:ind/>
+        <w:rPr/>
+      </w:pPr>
+      <w:r/>
+      <w:r/>
+      <w:r/>
+    </w:p>
+    <w:p>
+      <w:pPr>
+        <w:pBdr/>
+        <w:spacing/>
+        <w:ind/>
+        <w:rPr/>
+      </w:pPr>
+      <w:r/>
       <w:r/>
       <w:r/>
     </w:p>
@@ -977,7 +1811,7 @@
 <w:hdr xmlns:wpc="http://schemas.microsoft.com/office/word/2010/wordprocessingCanvas" xmlns:mc="http://schemas.openxmlformats.org/markup-compatibility/2006" xmlns:o="urn:schemas-microsoft-com:office:office" xmlns:r="http://schemas.openxmlformats.org/officeDocument/2006/relationships" xmlns:m="http://schemas.openxmlformats.org/officeDocument/2006/math" xmlns:v="urn:schemas-microsoft-com:vml" xmlns:wp14="http://schemas.microsoft.com/office/word/2010/wordprocessingDrawing" xmlns:wp="http://schemas.openxmlformats.org/drawingml/2006/wordprocessingDrawing" xmlns:w10="urn:schemas-microsoft-com:office:word" xmlns:w="http://schemas.openxmlformats.org/wordprocessingml/2006/main" xmlns:w14="http://schemas.microsoft.com/office/word/2010/wordml" xmlns:w15="http://schemas.microsoft.com/office/word/2012/wordml" xmlns:wpg="http://schemas.microsoft.com/office/word/2010/wordprocessingGroup" xmlns:wpi="http://schemas.microsoft.com/office/word/2010/wordprocessingInk" xmlns:wne="http://schemas.microsoft.com/office/word/2006/wordml" xmlns:a="http://schemas.openxmlformats.org/drawingml/2006/main" xmlns:wps="http://schemas.microsoft.com/office/word/2010/wordprocessingShape" mc:Ignorable="w14 w15 wp14">
   <w:p>
     <w:pPr>
-      <w:pStyle w:val="871"/>
+      <w:pStyle w:val="873"/>
       <w:pBdr/>
       <w:spacing/>
       <w:ind/>
@@ -1302,9 +2136,9 @@
     <w:lsdException w:name="Bibliography" w:uiPriority="37"/>
     <w:lsdException w:name="TOC Heading" w:uiPriority="39" w:qFormat="1"/>
   </w:latentStyles>
-  <w:style w:type="table" w:styleId="711">
+  <w:style w:type="table" w:styleId="713">
     <w:name w:val="Table Grid"/>
-    <w:basedOn w:val="897"/>
+    <w:basedOn w:val="899"/>
     <w:uiPriority w:val="59"/>
     <w:pPr>
       <w:pBdr/>
@@ -1501,9 +2335,9 @@
       </w:tcPr>
     </w:tblStylePr>
   </w:style>
-  <w:style w:type="table" w:styleId="712">
+  <w:style w:type="table" w:styleId="714">
     <w:name w:val="Table Grid Light"/>
-    <w:basedOn w:val="897"/>
+    <w:basedOn w:val="899"/>
     <w:uiPriority w:val="59"/>
     <w:pPr>
       <w:pBdr/>
@@ -1700,9 +2534,9 @@
       </w:tcPr>
     </w:tblStylePr>
   </w:style>
-  <w:style w:type="table" w:styleId="713">
+  <w:style w:type="table" w:styleId="715">
     <w:name w:val="Plain Table 1"/>
-    <w:basedOn w:val="897"/>
+    <w:basedOn w:val="899"/>
     <w:uiPriority w:val="59"/>
     <w:pPr>
       <w:pBdr/>
@@ -1925,9 +2759,9 @@
       </w:tcPr>
     </w:tblStylePr>
   </w:style>
-  <w:style w:type="table" w:styleId="714">
+  <w:style w:type="table" w:styleId="716">
     <w:name w:val="Plain Table 2"/>
-    <w:basedOn w:val="897"/>
+    <w:basedOn w:val="899"/>
     <w:uiPriority w:val="59"/>
     <w:pPr>
       <w:pBdr/>
@@ -2158,9 +2992,9 @@
       </w:tcPr>
     </w:tblStylePr>
   </w:style>
-  <w:style w:type="table" w:styleId="715">
+  <w:style w:type="table" w:styleId="717">
     <w:name w:val="Plain Table 3"/>
-    <w:basedOn w:val="897"/>
+    <w:basedOn w:val="899"/>
     <w:uiPriority w:val="99"/>
     <w:pPr>
       <w:pBdr/>
@@ -2388,9 +3222,9 @@
       </w:tcPr>
     </w:tblStylePr>
   </w:style>
-  <w:style w:type="table" w:styleId="716">
+  <w:style w:type="table" w:styleId="718">
     <w:name w:val="Plain Table 4"/>
-    <w:basedOn w:val="897"/>
+    <w:basedOn w:val="899"/>
     <w:uiPriority w:val="99"/>
     <w:pPr>
       <w:pBdr/>
@@ -2604,9 +3438,9 @@
       </w:tcPr>
     </w:tblStylePr>
   </w:style>
-  <w:style w:type="table" w:styleId="717">
+  <w:style w:type="table" w:styleId="719">
     <w:name w:val="Plain Table 5"/>
-    <w:basedOn w:val="897"/>
+    <w:basedOn w:val="899"/>
     <w:uiPriority w:val="99"/>
     <w:pPr>
       <w:pBdr/>
@@ -2837,9 +3671,9 @@
       </w:tcPr>
     </w:tblStylePr>
   </w:style>
-  <w:style w:type="table" w:styleId="718">
+  <w:style w:type="table" w:styleId="720">
     <w:name w:val="Grid Table 1 Light"/>
-    <w:basedOn w:val="897"/>
+    <w:basedOn w:val="899"/>
     <w:uiPriority w:val="99"/>
     <w:pPr>
       <w:pBdr/>
@@ -3060,9 +3894,9 @@
       </w:tcPr>
     </w:tblStylePr>
   </w:style>
-  <w:style w:type="table" w:styleId="719">
+  <w:style w:type="table" w:styleId="721">
     <w:name w:val="Grid Table 1 Light - Accent 1"/>
-    <w:basedOn w:val="897"/>
+    <w:basedOn w:val="899"/>
     <w:uiPriority w:val="99"/>
     <w:pPr>
       <w:pBdr/>
@@ -3283,9 +4117,9 @@
       </w:tcPr>
     </w:tblStylePr>
   </w:style>
-  <w:style w:type="table" w:styleId="720">
+  <w:style w:type="table" w:styleId="722">
     <w:name w:val="Grid Table 1 Light - Accent 2"/>
-    <w:basedOn w:val="897"/>
+    <w:basedOn w:val="899"/>
     <w:uiPriority w:val="99"/>
     <w:pPr>
       <w:pBdr/>
@@ -3506,9 +4340,9 @@
       </w:tcPr>
     </w:tblStylePr>
   </w:style>
-  <w:style w:type="table" w:styleId="721">
+  <w:style w:type="table" w:styleId="723">
     <w:name w:val="Grid Table 1 Light - Accent 3"/>
-    <w:basedOn w:val="897"/>
+    <w:basedOn w:val="899"/>
     <w:uiPriority w:val="99"/>
     <w:pPr>
       <w:pBdr/>
@@ -3729,9 +4563,9 @@
       </w:tcPr>
     </w:tblStylePr>
   </w:style>
-  <w:style w:type="table" w:styleId="722">
+  <w:style w:type="table" w:styleId="724">
     <w:name w:val="Grid Table 1 Light - Accent 4"/>
-    <w:basedOn w:val="897"/>
+    <w:basedOn w:val="899"/>
     <w:uiPriority w:val="99"/>
     <w:pPr>
       <w:pBdr/>
@@ -3952,9 +4786,9 @@
       </w:tcPr>
     </w:tblStylePr>
   </w:style>
-  <w:style w:type="table" w:styleId="723">
+  <w:style w:type="table" w:styleId="725">
     <w:name w:val="Grid Table 1 Light - Accent 5"/>
-    <w:basedOn w:val="897"/>
+    <w:basedOn w:val="899"/>
     <w:uiPriority w:val="99"/>
     <w:pPr>
       <w:pBdr/>
@@ -4175,9 +5009,9 @@
       </w:tcPr>
     </w:tblStylePr>
   </w:style>
-  <w:style w:type="table" w:styleId="724">
+  <w:style w:type="table" w:styleId="726">
     <w:name w:val="Grid Table 1 Light - Accent 6"/>
-    <w:basedOn w:val="897"/>
+    <w:basedOn w:val="899"/>
     <w:uiPriority w:val="99"/>
     <w:pPr>
       <w:pBdr/>
@@ -4398,9 +5232,9 @@
       </w:tcPr>
     </w:tblStylePr>
   </w:style>
-  <w:style w:type="table" w:styleId="725">
+  <w:style w:type="table" w:styleId="727">
     <w:name w:val="Grid Table 2"/>
-    <w:basedOn w:val="897"/>
+    <w:basedOn w:val="899"/>
     <w:uiPriority w:val="99"/>
     <w:pPr>
       <w:pBdr/>
@@ -4630,9 +5464,9 @@
       </w:tcPr>
     </w:tblStylePr>
   </w:style>
-  <w:style w:type="table" w:styleId="726">
+  <w:style w:type="table" w:styleId="728">
     <w:name w:val="Grid Table 2 - Accent 1"/>
-    <w:basedOn w:val="897"/>
+    <w:basedOn w:val="899"/>
     <w:uiPriority w:val="99"/>
     <w:pPr>
       <w:pBdr/>
@@ -4862,9 +5696,9 @@
       </w:tcPr>
     </w:tblStylePr>
   </w:style>
-  <w:style w:type="table" w:styleId="727">
+  <w:style w:type="table" w:styleId="729">
     <w:name w:val="Grid Table 2 - Accent 2"/>
-    <w:basedOn w:val="897"/>
+    <w:basedOn w:val="899"/>
     <w:uiPriority w:val="99"/>
     <w:pPr>
       <w:pBdr/>
@@ -5094,9 +5928,9 @@
       </w:tcPr>
     </w:tblStylePr>
   </w:style>
-  <w:style w:type="table" w:styleId="728">
+  <w:style w:type="table" w:styleId="730">
     <w:name w:val="Grid Table 2 - Accent 3"/>
-    <w:basedOn w:val="897"/>
+    <w:basedOn w:val="899"/>
     <w:uiPriority w:val="99"/>
     <w:pPr>
       <w:pBdr/>
@@ -5326,9 +6160,9 @@
       </w:tcPr>
     </w:tblStylePr>
   </w:style>
-  <w:style w:type="table" w:styleId="729">
+  <w:style w:type="table" w:styleId="731">
     <w:name w:val="Grid Table 2 - Accent 4"/>
-    <w:basedOn w:val="897"/>
+    <w:basedOn w:val="899"/>
     <w:uiPriority w:val="99"/>
     <w:pPr>
       <w:pBdr/>
@@ -5558,9 +6392,9 @@
       </w:tcPr>
     </w:tblStylePr>
   </w:style>
-  <w:style w:type="table" w:styleId="730">
+  <w:style w:type="table" w:styleId="732">
     <w:name w:val="Grid Table 2 - Accent 5"/>
-    <w:basedOn w:val="897"/>
+    <w:basedOn w:val="899"/>
     <w:uiPriority w:val="99"/>
     <w:pPr>
       <w:pBdr/>
@@ -5790,9 +6624,9 @@
       </w:tcPr>
     </w:tblStylePr>
   </w:style>
-  <w:style w:type="table" w:styleId="731">
+  <w:style w:type="table" w:styleId="733">
     <w:name w:val="Grid Table 2 - Accent 6"/>
-    <w:basedOn w:val="897"/>
+    <w:basedOn w:val="899"/>
     <w:uiPriority w:val="99"/>
     <w:pPr>
       <w:pBdr/>
@@ -6022,9 +6856,9 @@
       </w:tcPr>
     </w:tblStylePr>
   </w:style>
-  <w:style w:type="table" w:styleId="732">
+  <w:style w:type="table" w:styleId="734">
     <w:name w:val="Grid Table 3"/>
-    <w:basedOn w:val="897"/>
+    <w:basedOn w:val="899"/>
     <w:uiPriority w:val="99"/>
     <w:pPr>
       <w:pBdr/>
@@ -6267,9 +7101,9 @@
       </w:tcPr>
     </w:tblStylePr>
   </w:style>
-  <w:style w:type="table" w:styleId="733">
+  <w:style w:type="table" w:styleId="735">
     <w:name w:val="Grid Table 3 - Accent 1"/>
-    <w:basedOn w:val="897"/>
+    <w:basedOn w:val="899"/>
     <w:uiPriority w:val="99"/>
     <w:pPr>
       <w:pBdr/>
@@ -6512,9 +7346,9 @@
       </w:tcPr>
     </w:tblStylePr>
   </w:style>
-  <w:style w:type="table" w:styleId="734">
+  <w:style w:type="table" w:styleId="736">
     <w:name w:val="Grid Table 3 - Accent 2"/>
-    <w:basedOn w:val="897"/>
+    <w:basedOn w:val="899"/>
     <w:uiPriority w:val="99"/>
     <w:pPr>
       <w:pBdr/>
@@ -6757,9 +7591,9 @@
       </w:tcPr>
     </w:tblStylePr>
   </w:style>
-  <w:style w:type="table" w:styleId="735">
+  <w:style w:type="table" w:styleId="737">
     <w:name w:val="Grid Table 3 - Accent 3"/>
-    <w:basedOn w:val="897"/>
+    <w:basedOn w:val="899"/>
     <w:uiPriority w:val="99"/>
     <w:pPr>
       <w:pBdr/>
@@ -7002,9 +7836,9 @@
       </w:tcPr>
     </w:tblStylePr>
   </w:style>
-  <w:style w:type="table" w:styleId="736">
+  <w:style w:type="table" w:styleId="738">
     <w:name w:val="Grid Table 3 - Accent 4"/>
-    <w:basedOn w:val="897"/>
+    <w:basedOn w:val="899"/>
     <w:uiPriority w:val="99"/>
     <w:pPr>
       <w:pBdr/>
@@ -7247,9 +8081,9 @@
       </w:tcPr>
     </w:tblStylePr>
   </w:style>
-  <w:style w:type="table" w:styleId="737">
+  <w:style w:type="table" w:styleId="739">
     <w:name w:val="Grid Table 3 - Accent 5"/>
-    <w:basedOn w:val="897"/>
+    <w:basedOn w:val="899"/>
     <w:uiPriority w:val="99"/>
     <w:pPr>
       <w:pBdr/>
@@ -7492,9 +8326,9 @@
       </w:tcPr>
     </w:tblStylePr>
   </w:style>
-  <w:style w:type="table" w:styleId="738">
+  <w:style w:type="table" w:styleId="740">
     <w:name w:val="Grid Table 3 - Accent 6"/>
-    <w:basedOn w:val="897"/>
+    <w:basedOn w:val="899"/>
     <w:uiPriority w:val="99"/>
     <w:pPr>
       <w:pBdr/>
@@ -7737,9 +8571,9 @@
       </w:tcPr>
     </w:tblStylePr>
   </w:style>
-  <w:style w:type="table" w:styleId="739">
+  <w:style w:type="table" w:styleId="741">
     <w:name w:val="Grid Table 4"/>
-    <w:basedOn w:val="897"/>
+    <w:basedOn w:val="899"/>
     <w:uiPriority w:val="59"/>
     <w:pPr>
       <w:pBdr/>
@@ -7970,9 +8804,9 @@
       </w:tcPr>
     </w:tblStylePr>
   </w:style>
-  <w:style w:type="table" w:styleId="740">
+  <w:style w:type="table" w:styleId="742">
     <w:name w:val="Grid Table 4 - Accent 1"/>
-    <w:basedOn w:val="897"/>
+    <w:basedOn w:val="899"/>
     <w:uiPriority w:val="59"/>
     <w:pPr>
       <w:pBdr/>
@@ -8203,9 +9037,9 @@
       </w:tcPr>
     </w:tblStylePr>
   </w:style>
-  <w:style w:type="table" w:styleId="741">
+  <w:style w:type="table" w:styleId="743">
     <w:name w:val="Grid Table 4 - Accent 2"/>
-    <w:basedOn w:val="897"/>
+    <w:basedOn w:val="899"/>
     <w:uiPriority w:val="59"/>
     <w:pPr>
       <w:pBdr/>
@@ -8436,9 +9270,9 @@
       </w:tcPr>
     </w:tblStylePr>
   </w:style>
-  <w:style w:type="table" w:styleId="742">
+  <w:style w:type="table" w:styleId="744">
     <w:name w:val="Grid Table 4 - Accent 3"/>
-    <w:basedOn w:val="897"/>
+    <w:basedOn w:val="899"/>
     <w:uiPriority w:val="59"/>
     <w:pPr>
       <w:pBdr/>
@@ -8669,9 +9503,9 @@
       </w:tcPr>
     </w:tblStylePr>
   </w:style>
-  <w:style w:type="table" w:styleId="743">
+  <w:style w:type="table" w:styleId="745">
     <w:name w:val="Grid Table 4 - Accent 4"/>
-    <w:basedOn w:val="897"/>
+    <w:basedOn w:val="899"/>
     <w:uiPriority w:val="59"/>
     <w:pPr>
       <w:pBdr/>
@@ -8902,9 +9736,9 @@
       </w:tcPr>
     </w:tblStylePr>
   </w:style>
-  <w:style w:type="table" w:styleId="744">
+  <w:style w:type="table" w:styleId="746">
     <w:name w:val="Grid Table 4 - Accent 5"/>
-    <w:basedOn w:val="897"/>
+    <w:basedOn w:val="899"/>
     <w:uiPriority w:val="59"/>
     <w:pPr>
       <w:pBdr/>
@@ -9135,9 +9969,9 @@
       </w:tcPr>
     </w:tblStylePr>
   </w:style>
-  <w:style w:type="table" w:styleId="745">
+  <w:style w:type="table" w:styleId="747">
     <w:name w:val="Grid Table 4 - Accent 6"/>
-    <w:basedOn w:val="897"/>
+    <w:basedOn w:val="899"/>
     <w:uiPriority w:val="59"/>
     <w:pPr>
       <w:pBdr/>
@@ -9368,9 +10202,9 @@
       </w:tcPr>
     </w:tblStylePr>
   </w:style>
-  <w:style w:type="table" w:styleId="746">
+  <w:style w:type="table" w:styleId="748">
     <w:name w:val="Grid Table 5 Dark"/>
-    <w:basedOn w:val="897"/>
+    <w:basedOn w:val="899"/>
     <w:uiPriority w:val="99"/>
     <w:pPr>
       <w:pBdr/>
@@ -9596,9 +10430,9 @@
       </w:tcPr>
     </w:tblStylePr>
   </w:style>
-  <w:style w:type="table" w:styleId="747">
+  <w:style w:type="table" w:styleId="749">
     <w:name w:val="Grid Table 5 Dark- Accent 1"/>
-    <w:basedOn w:val="897"/>
+    <w:basedOn w:val="899"/>
     <w:uiPriority w:val="99"/>
     <w:pPr>
       <w:pBdr/>
@@ -9824,9 +10658,9 @@
       </w:tcPr>
     </w:tblStylePr>
   </w:style>
-  <w:style w:type="table" w:styleId="748">
+  <w:style w:type="table" w:styleId="750">
     <w:name w:val="Grid Table 5 Dark - Accent 2"/>
-    <w:basedOn w:val="897"/>
+    <w:basedOn w:val="899"/>
     <w:uiPriority w:val="99"/>
     <w:pPr>
       <w:pBdr/>
@@ -10052,9 +10886,9 @@
       </w:tcPr>
     </w:tblStylePr>
   </w:style>
-  <w:style w:type="table" w:styleId="749">
+  <w:style w:type="table" w:styleId="751">
     <w:name w:val="Grid Table 5 Dark - Accent 3"/>
-    <w:basedOn w:val="897"/>
+    <w:basedOn w:val="899"/>
     <w:uiPriority w:val="99"/>
     <w:pPr>
       <w:pBdr/>
@@ -10280,9 +11114,9 @@
       </w:tcPr>
     </w:tblStylePr>
   </w:style>
-  <w:style w:type="table" w:styleId="750">
+  <w:style w:type="table" w:styleId="752">
     <w:name w:val="Grid Table 5 Dark- Accent 4"/>
-    <w:basedOn w:val="897"/>
+    <w:basedOn w:val="899"/>
     <w:uiPriority w:val="99"/>
     <w:pPr>
       <w:pBdr/>
@@ -10508,9 +11342,9 @@
       </w:tcPr>
     </w:tblStylePr>
   </w:style>
-  <w:style w:type="table" w:styleId="751">
+  <w:style w:type="table" w:styleId="753">
     <w:name w:val="Grid Table 5 Dark - Accent 5"/>
-    <w:basedOn w:val="897"/>
+    <w:basedOn w:val="899"/>
     <w:uiPriority w:val="99"/>
     <w:pPr>
       <w:pBdr/>
@@ -10736,9 +11570,9 @@
       </w:tcPr>
     </w:tblStylePr>
   </w:style>
-  <w:style w:type="table" w:styleId="752">
+  <w:style w:type="table" w:styleId="754">
     <w:name w:val="Grid Table 5 Dark - Accent 6"/>
-    <w:basedOn w:val="897"/>
+    <w:basedOn w:val="899"/>
     <w:uiPriority w:val="99"/>
     <w:pPr>
       <w:pBdr/>
@@ -10964,9 +11798,9 @@
       </w:tcPr>
     </w:tblStylePr>
   </w:style>
-  <w:style w:type="table" w:styleId="753">
+  <w:style w:type="table" w:styleId="755">
     <w:name w:val="Grid Table 6 Colorful"/>
-    <w:basedOn w:val="897"/>
+    <w:basedOn w:val="899"/>
     <w:uiPriority w:val="99"/>
     <w:pPr>
       <w:pBdr/>
@@ -11194,9 +12028,9 @@
       </w:tcPr>
     </w:tblStylePr>
   </w:style>
-  <w:style w:type="table" w:styleId="754">
+  <w:style w:type="table" w:styleId="756">
     <w:name w:val="Grid Table 6 Colorful - Accent 1"/>
-    <w:basedOn w:val="897"/>
+    <w:basedOn w:val="899"/>
     <w:uiPriority w:val="99"/>
     <w:pPr>
       <w:pBdr/>
@@ -11424,9 +12258,9 @@
       </w:tcPr>
     </w:tblStylePr>
   </w:style>
-  <w:style w:type="table" w:styleId="755">
+  <w:style w:type="table" w:styleId="757">
     <w:name w:val="Grid Table 6 Colorful - Accent 2"/>
-    <w:basedOn w:val="897"/>
+    <w:basedOn w:val="899"/>
     <w:uiPriority w:val="99"/>
     <w:pPr>
       <w:pBdr/>
@@ -11654,9 +12488,9 @@
       </w:tcPr>
     </w:tblStylePr>
   </w:style>
-  <w:style w:type="table" w:styleId="756">
+  <w:style w:type="table" w:styleId="758">
     <w:name w:val="Grid Table 6 Colorful - Accent 3"/>
-    <w:basedOn w:val="897"/>
+    <w:basedOn w:val="899"/>
     <w:uiPriority w:val="99"/>
     <w:pPr>
       <w:pBdr/>
@@ -11884,9 +12718,9 @@
       </w:tcPr>
     </w:tblStylePr>
   </w:style>
-  <w:style w:type="table" w:styleId="757">
+  <w:style w:type="table" w:styleId="759">
     <w:name w:val="Grid Table 6 Colorful - Accent 4"/>
-    <w:basedOn w:val="897"/>
+    <w:basedOn w:val="899"/>
     <w:uiPriority w:val="99"/>
     <w:pPr>
       <w:pBdr/>
@@ -12114,9 +12948,9 @@
       </w:tcPr>
     </w:tblStylePr>
   </w:style>
-  <w:style w:type="table" w:styleId="758">
+  <w:style w:type="table" w:styleId="760">
     <w:name w:val="Grid Table 6 Colorful - Accent 5"/>
-    <w:basedOn w:val="897"/>
+    <w:basedOn w:val="899"/>
     <w:uiPriority w:val="99"/>
     <w:pPr>
       <w:pBdr/>
@@ -12344,9 +13178,9 @@
       </w:tcPr>
     </w:tblStylePr>
   </w:style>
-  <w:style w:type="table" w:styleId="759">
+  <w:style w:type="table" w:styleId="761">
     <w:name w:val="Grid Table 6 Colorful - Accent 6"/>
-    <w:basedOn w:val="897"/>
+    <w:basedOn w:val="899"/>
     <w:uiPriority w:val="99"/>
     <w:pPr>
       <w:pBdr/>
@@ -12574,9 +13408,9 @@
       </w:tcPr>
     </w:tblStylePr>
   </w:style>
-  <w:style w:type="table" w:styleId="760">
+  <w:style w:type="table" w:styleId="762">
     <w:name w:val="Grid Table 7 Colorful"/>
-    <w:basedOn w:val="897"/>
+    <w:basedOn w:val="899"/>
     <w:uiPriority w:val="99"/>
     <w:pPr>
       <w:pBdr/>
@@ -12828,9 +13662,9 @@
       </w:tcPr>
     </w:tblStylePr>
   </w:style>
-  <w:style w:type="table" w:styleId="761">
+  <w:style w:type="table" w:styleId="763">
     <w:name w:val="Grid Table 7 Colorful - Accent 1"/>
-    <w:basedOn w:val="897"/>
+    <w:basedOn w:val="899"/>
     <w:uiPriority w:val="99"/>
     <w:pPr>
       <w:pBdr/>
@@ -13082,9 +13916,9 @@
       </w:tcPr>
     </w:tblStylePr>
   </w:style>
-  <w:style w:type="table" w:styleId="762">
+  <w:style w:type="table" w:styleId="764">
     <w:name w:val="Grid Table 7 Colorful - Accent 2"/>
-    <w:basedOn w:val="897"/>
+    <w:basedOn w:val="899"/>
     <w:uiPriority w:val="99"/>
     <w:pPr>
       <w:pBdr/>
@@ -13336,9 +14170,9 @@
       </w:tcPr>
     </w:tblStylePr>
   </w:style>
-  <w:style w:type="table" w:styleId="763">
+  <w:style w:type="table" w:styleId="765">
     <w:name w:val="Grid Table 7 Colorful - Accent 3"/>
-    <w:basedOn w:val="897"/>
+    <w:basedOn w:val="899"/>
     <w:uiPriority w:val="99"/>
     <w:pPr>
       <w:pBdr/>
@@ -13590,9 +14424,9 @@
       </w:tcPr>
     </w:tblStylePr>
   </w:style>
-  <w:style w:type="table" w:styleId="764">
+  <w:style w:type="table" w:styleId="766">
     <w:name w:val="Grid Table 7 Colorful - Accent 4"/>
-    <w:basedOn w:val="897"/>
+    <w:basedOn w:val="899"/>
     <w:uiPriority w:val="99"/>
     <w:pPr>
       <w:pBdr/>
@@ -13844,9 +14678,9 @@
       </w:tcPr>
     </w:tblStylePr>
   </w:style>
-  <w:style w:type="table" w:styleId="765">
+  <w:style w:type="table" w:styleId="767">
     <w:name w:val="Grid Table 7 Colorful - Accent 5"/>
-    <w:basedOn w:val="897"/>
+    <w:basedOn w:val="899"/>
     <w:uiPriority w:val="99"/>
     <w:pPr>
       <w:pBdr/>
@@ -14098,9 +14932,9 @@
       </w:tcPr>
     </w:tblStylePr>
   </w:style>
-  <w:style w:type="table" w:styleId="766">
+  <w:style w:type="table" w:styleId="768">
     <w:name w:val="Grid Table 7 Colorful - Accent 6"/>
-    <w:basedOn w:val="897"/>
+    <w:basedOn w:val="899"/>
     <w:uiPriority w:val="99"/>
     <w:pPr>
       <w:pBdr/>
@@ -14352,9 +15186,9 @@
       </w:tcPr>
     </w:tblStylePr>
   </w:style>
-  <w:style w:type="table" w:styleId="767">
+  <w:style w:type="table" w:styleId="769">
     <w:name w:val="List Table 1 Light"/>
-    <w:basedOn w:val="897"/>
+    <w:basedOn w:val="899"/>
     <w:uiPriority w:val="99"/>
     <w:pPr>
       <w:pBdr/>
@@ -14568,9 +15402,9 @@
       </w:tcPr>
     </w:tblStylePr>
   </w:style>
-  <w:style w:type="table" w:styleId="768">
+  <w:style w:type="table" w:styleId="770">
     <w:name w:val="List Table 1 Light - Accent 1"/>
-    <w:basedOn w:val="897"/>
+    <w:basedOn w:val="899"/>
     <w:uiPriority w:val="99"/>
     <w:pPr>
       <w:pBdr/>
@@ -14784,9 +15618,9 @@
       </w:tcPr>
     </w:tblStylePr>
   </w:style>
-  <w:style w:type="table" w:styleId="769">
+  <w:style w:type="table" w:styleId="771">
     <w:name w:val="List Table 1 Light - Accent 2"/>
-    <w:basedOn w:val="897"/>
+    <w:basedOn w:val="899"/>
     <w:uiPriority w:val="99"/>
     <w:pPr>
       <w:pBdr/>
@@ -15000,9 +15834,9 @@
       </w:tcPr>
     </w:tblStylePr>
   </w:style>
-  <w:style w:type="table" w:styleId="770">
+  <w:style w:type="table" w:styleId="772">
     <w:name w:val="List Table 1 Light - Accent 3"/>
-    <w:basedOn w:val="897"/>
+    <w:basedOn w:val="899"/>
     <w:uiPriority w:val="99"/>
     <w:pPr>
       <w:pBdr/>
@@ -15216,9 +16050,9 @@
       </w:tcPr>
     </w:tblStylePr>
   </w:style>
-  <w:style w:type="table" w:styleId="771">
+  <w:style w:type="table" w:styleId="773">
     <w:name w:val="List Table 1 Light - Accent 4"/>
-    <w:basedOn w:val="897"/>
+    <w:basedOn w:val="899"/>
     <w:uiPriority w:val="99"/>
     <w:pPr>
       <w:pBdr/>
@@ -15432,9 +16266,9 @@
       </w:tcPr>
     </w:tblStylePr>
   </w:style>
-  <w:style w:type="table" w:styleId="772">
+  <w:style w:type="table" w:styleId="774">
     <w:name w:val="List Table 1 Light - Accent 5"/>
-    <w:basedOn w:val="897"/>
+    <w:basedOn w:val="899"/>
     <w:uiPriority w:val="99"/>
     <w:pPr>
       <w:pBdr/>
@@ -15648,9 +16482,9 @@
       </w:tcPr>
     </w:tblStylePr>
   </w:style>
-  <w:style w:type="table" w:styleId="773">
+  <w:style w:type="table" w:styleId="775">
     <w:name w:val="List Table 1 Light - Accent 6"/>
-    <w:basedOn w:val="897"/>
+    <w:basedOn w:val="899"/>
     <w:uiPriority w:val="99"/>
     <w:pPr>
       <w:pBdr/>
@@ -15864,9 +16698,9 @@
       </w:tcPr>
     </w:tblStylePr>
   </w:style>
-  <w:style w:type="table" w:styleId="774">
+  <w:style w:type="table" w:styleId="776">
     <w:name w:val="List Table 2"/>
-    <w:basedOn w:val="897"/>
+    <w:basedOn w:val="899"/>
     <w:uiPriority w:val="99"/>
     <w:pPr>
       <w:pBdr/>
@@ -16102,9 +16936,9 @@
       </w:tcPr>
     </w:tblStylePr>
   </w:style>
-  <w:style w:type="table" w:styleId="775">
+  <w:style w:type="table" w:styleId="777">
     <w:name w:val="List Table 2 - Accent 1"/>
-    <w:basedOn w:val="897"/>
+    <w:basedOn w:val="899"/>
     <w:uiPriority w:val="99"/>
     <w:pPr>
       <w:pBdr/>
@@ -16340,9 +17174,9 @@
       </w:tcPr>
     </w:tblStylePr>
   </w:style>
-  <w:style w:type="table" w:styleId="776">
+  <w:style w:type="table" w:styleId="778">
     <w:name w:val="List Table 2 - Accent 2"/>
-    <w:basedOn w:val="897"/>
+    <w:basedOn w:val="899"/>
     <w:uiPriority w:val="99"/>
     <w:pPr>
       <w:pBdr/>
@@ -16578,9 +17412,9 @@
       </w:tcPr>
     </w:tblStylePr>
   </w:style>
-  <w:style w:type="table" w:styleId="777">
+  <w:style w:type="table" w:styleId="779">
     <w:name w:val="List Table 2 - Accent 3"/>
-    <w:basedOn w:val="897"/>
+    <w:basedOn w:val="899"/>
     <w:uiPriority w:val="99"/>
     <w:pPr>
       <w:pBdr/>
@@ -16816,9 +17650,9 @@
       </w:tcPr>
     </w:tblStylePr>
   </w:style>
-  <w:style w:type="table" w:styleId="778">
+  <w:style w:type="table" w:styleId="780">
     <w:name w:val="List Table 2 - Accent 4"/>
-    <w:basedOn w:val="897"/>
+    <w:basedOn w:val="899"/>
     <w:uiPriority w:val="99"/>
     <w:pPr>
       <w:pBdr/>
@@ -17054,9 +17888,9 @@
       </w:tcPr>
     </w:tblStylePr>
   </w:style>
-  <w:style w:type="table" w:styleId="779">
+  <w:style w:type="table" w:styleId="781">
     <w:name w:val="List Table 2 - Accent 5"/>
-    <w:basedOn w:val="897"/>
+    <w:basedOn w:val="899"/>
     <w:uiPriority w:val="99"/>
     <w:pPr>
       <w:pBdr/>
@@ -17292,9 +18126,9 @@
       </w:tcPr>
     </w:tblStylePr>
   </w:style>
-  <w:style w:type="table" w:styleId="780">
+  <w:style w:type="table" w:styleId="782">
     <w:name w:val="List Table 2 - Accent 6"/>
-    <w:basedOn w:val="897"/>
+    <w:basedOn w:val="899"/>
     <w:uiPriority w:val="99"/>
     <w:pPr>
       <w:pBdr/>
@@ -17530,9 +18364,9 @@
       </w:tcPr>
     </w:tblStylePr>
   </w:style>
-  <w:style w:type="table" w:styleId="781">
+  <w:style w:type="table" w:styleId="783">
     <w:name w:val="List Table 3"/>
-    <w:basedOn w:val="897"/>
+    <w:basedOn w:val="899"/>
     <w:uiPriority w:val="99"/>
     <w:pPr>
       <w:pBdr/>
@@ -17758,9 +18592,9 @@
       </w:tcPr>
     </w:tblStylePr>
   </w:style>
-  <w:style w:type="table" w:styleId="782">
+  <w:style w:type="table" w:styleId="784">
     <w:name w:val="List Table 3 - Accent 1"/>
-    <w:basedOn w:val="897"/>
+    <w:basedOn w:val="899"/>
     <w:uiPriority w:val="99"/>
     <w:pPr>
       <w:pBdr/>
@@ -17986,9 +18820,9 @@
       </w:tcPr>
     </w:tblStylePr>
   </w:style>
-  <w:style w:type="table" w:styleId="783">
+  <w:style w:type="table" w:styleId="785">
     <w:name w:val="List Table 3 - Accent 2"/>
-    <w:basedOn w:val="897"/>
+    <w:basedOn w:val="899"/>
     <w:uiPriority w:val="99"/>
     <w:pPr>
       <w:pBdr/>
@@ -18214,9 +19048,9 @@
       </w:tcPr>
     </w:tblStylePr>
   </w:style>
-  <w:style w:type="table" w:styleId="784">
+  <w:style w:type="table" w:styleId="786">
     <w:name w:val="List Table 3 - Accent 3"/>
-    <w:basedOn w:val="897"/>
+    <w:basedOn w:val="899"/>
     <w:uiPriority w:val="99"/>
     <w:pPr>
       <w:pBdr/>
@@ -18442,9 +19276,9 @@
       </w:tcPr>
     </w:tblStylePr>
   </w:style>
-  <w:style w:type="table" w:styleId="785">
+  <w:style w:type="table" w:styleId="787">
     <w:name w:val="List Table 3 - Accent 4"/>
-    <w:basedOn w:val="897"/>
+    <w:basedOn w:val="899"/>
     <w:uiPriority w:val="99"/>
     <w:pPr>
       <w:pBdr/>
@@ -18670,9 +19504,9 @@
       </w:tcPr>
     </w:tblStylePr>
   </w:style>
-  <w:style w:type="table" w:styleId="786">
+  <w:style w:type="table" w:styleId="788">
     <w:name w:val="List Table 3 - Accent 5"/>
-    <w:basedOn w:val="897"/>
+    <w:basedOn w:val="899"/>
     <w:uiPriority w:val="99"/>
     <w:pPr>
       <w:pBdr/>
@@ -18898,9 +19732,9 @@
       </w:tcPr>
     </w:tblStylePr>
   </w:style>
-  <w:style w:type="table" w:styleId="787">
+  <w:style w:type="table" w:styleId="789">
     <w:name w:val="List Table 3 - Accent 6"/>
-    <w:basedOn w:val="897"/>
+    <w:basedOn w:val="899"/>
     <w:uiPriority w:val="99"/>
     <w:pPr>
       <w:pBdr/>
@@ -19126,9 +19960,9 @@
       </w:tcPr>
     </w:tblStylePr>
   </w:style>
-  <w:style w:type="table" w:styleId="788">
+  <w:style w:type="table" w:styleId="790">
     <w:name w:val="List Table 4"/>
-    <w:basedOn w:val="897"/>
+    <w:basedOn w:val="899"/>
     <w:uiPriority w:val="99"/>
     <w:pPr>
       <w:pBdr/>
@@ -19351,9 +20185,9 @@
       </w:tcPr>
     </w:tblStylePr>
   </w:style>
-  <w:style w:type="table" w:styleId="789">
+  <w:style w:type="table" w:styleId="791">
     <w:name w:val="List Table 4 - Accent 1"/>
-    <w:basedOn w:val="897"/>
+    <w:basedOn w:val="899"/>
     <w:uiPriority w:val="99"/>
     <w:pPr>
       <w:pBdr/>
@@ -19576,9 +20410,9 @@
       </w:tcPr>
     </w:tblStylePr>
   </w:style>
-  <w:style w:type="table" w:styleId="790">
+  <w:style w:type="table" w:styleId="792">
     <w:name w:val="List Table 4 - Accent 2"/>
-    <w:basedOn w:val="897"/>
+    <w:basedOn w:val="899"/>
     <w:uiPriority w:val="99"/>
     <w:pPr>
       <w:pBdr/>
@@ -19801,9 +20635,9 @@
       </w:tcPr>
     </w:tblStylePr>
   </w:style>
-  <w:style w:type="table" w:styleId="791">
+  <w:style w:type="table" w:styleId="793">
     <w:name w:val="List Table 4 - Accent 3"/>
-    <w:basedOn w:val="897"/>
+    <w:basedOn w:val="899"/>
     <w:uiPriority w:val="99"/>
     <w:pPr>
       <w:pBdr/>
@@ -20026,9 +20860,9 @@
       </w:tcPr>
     </w:tblStylePr>
   </w:style>
-  <w:style w:type="table" w:styleId="792">
+  <w:style w:type="table" w:styleId="794">
     <w:name w:val="List Table 4 - Accent 4"/>
-    <w:basedOn w:val="897"/>
+    <w:basedOn w:val="899"/>
     <w:uiPriority w:val="99"/>
     <w:pPr>
       <w:pBdr/>
@@ -20251,9 +21085,9 @@
       </w:tcPr>
     </w:tblStylePr>
   </w:style>
-  <w:style w:type="table" w:styleId="793">
+  <w:style w:type="table" w:styleId="795">
     <w:name w:val="List Table 4 - Accent 5"/>
-    <w:basedOn w:val="897"/>
+    <w:basedOn w:val="899"/>
     <w:uiPriority w:val="99"/>
     <w:pPr>
       <w:pBdr/>
@@ -20476,9 +21310,9 @@
       </w:tcPr>
     </w:tblStylePr>
   </w:style>
-  <w:style w:type="table" w:styleId="794">
+  <w:style w:type="table" w:styleId="796">
     <w:name w:val="List Table 4 - Accent 6"/>
-    <w:basedOn w:val="897"/>
+    <w:basedOn w:val="899"/>
     <w:uiPriority w:val="99"/>
     <w:pPr>
       <w:pBdr/>
@@ -20701,9 +21535,9 @@
       </w:tcPr>
     </w:tblStylePr>
   </w:style>
-  <w:style w:type="table" w:styleId="795">
+  <w:style w:type="table" w:styleId="797">
     <w:name w:val="List Table 5 Dark"/>
-    <w:basedOn w:val="897"/>
+    <w:basedOn w:val="899"/>
     <w:uiPriority w:val="99"/>
     <w:pPr>
       <w:pBdr/>
@@ -20943,9 +21777,9 @@
       </w:tcPr>
     </w:tblStylePr>
   </w:style>
-  <w:style w:type="table" w:styleId="796">
+  <w:style w:type="table" w:styleId="798">
     <w:name w:val="List Table 5 Dark - Accent 1"/>
-    <w:basedOn w:val="897"/>
+    <w:basedOn w:val="899"/>
     <w:uiPriority w:val="99"/>
     <w:pPr>
       <w:pBdr/>
@@ -21185,9 +22019,9 @@
       </w:tcPr>
     </w:tblStylePr>
   </w:style>
-  <w:style w:type="table" w:styleId="797">
+  <w:style w:type="table" w:styleId="799">
     <w:name w:val="List Table 5 Dark - Accent 2"/>
-    <w:basedOn w:val="897"/>
+    <w:basedOn w:val="899"/>
     <w:uiPriority w:val="99"/>
     <w:pPr>
       <w:pBdr/>
@@ -21427,9 +22261,9 @@
       </w:tcPr>
     </w:tblStylePr>
   </w:style>
-  <w:style w:type="table" w:styleId="798">
+  <w:style w:type="table" w:styleId="800">
     <w:name w:val="List Table 5 Dark - Accent 3"/>
-    <w:basedOn w:val="897"/>
+    <w:basedOn w:val="899"/>
     <w:uiPriority w:val="99"/>
     <w:pPr>
       <w:pBdr/>
@@ -21669,9 +22503,9 @@
       </w:tcPr>
     </w:tblStylePr>
   </w:style>
-  <w:style w:type="table" w:styleId="799">
+  <w:style w:type="table" w:styleId="801">
     <w:name w:val="List Table 5 Dark - Accent 4"/>
-    <w:basedOn w:val="897"/>
+    <w:basedOn w:val="899"/>
     <w:uiPriority w:val="99"/>
     <w:pPr>
       <w:pBdr/>
@@ -21911,9 +22745,9 @@
       </w:tcPr>
     </w:tblStylePr>
   </w:style>
-  <w:style w:type="table" w:styleId="800">
+  <w:style w:type="table" w:styleId="802">
     <w:name w:val="List Table 5 Dark - Accent 5"/>
-    <w:basedOn w:val="897"/>
+    <w:basedOn w:val="899"/>
     <w:uiPriority w:val="99"/>
     <w:pPr>
       <w:pBdr/>
@@ -22153,9 +22987,9 @@
       </w:tcPr>
     </w:tblStylePr>
   </w:style>
-  <w:style w:type="table" w:styleId="801">
+  <w:style w:type="table" w:styleId="803">
     <w:name w:val="List Table 5 Dark - Accent 6"/>
-    <w:basedOn w:val="897"/>
+    <w:basedOn w:val="899"/>
     <w:uiPriority w:val="99"/>
     <w:pPr>
       <w:pBdr/>
@@ -22395,9 +23229,9 @@
       </w:tcPr>
     </w:tblStylePr>
   </w:style>
-  <w:style w:type="table" w:styleId="802">
+  <w:style w:type="table" w:styleId="804">
     <w:name w:val="List Table 6 Colorful"/>
-    <w:basedOn w:val="897"/>
+    <w:basedOn w:val="899"/>
     <w:uiPriority w:val="99"/>
     <w:pPr>
       <w:pBdr/>
@@ -22618,9 +23452,9 @@
       </w:tcPr>
     </w:tblStylePr>
   </w:style>
-  <w:style w:type="table" w:styleId="803">
+  <w:style w:type="table" w:styleId="805">
     <w:name w:val="List Table 6 Colorful - Accent 1"/>
-    <w:basedOn w:val="897"/>
+    <w:basedOn w:val="899"/>
     <w:uiPriority w:val="99"/>
     <w:pPr>
       <w:pBdr/>
@@ -22841,9 +23675,9 @@
       </w:tcPr>
     </w:tblStylePr>
   </w:style>
-  <w:style w:type="table" w:styleId="804">
+  <w:style w:type="table" w:styleId="806">
     <w:name w:val="List Table 6 Colorful - Accent 2"/>
-    <w:basedOn w:val="897"/>
+    <w:basedOn w:val="899"/>
     <w:uiPriority w:val="99"/>
     <w:pPr>
       <w:pBdr/>
@@ -23064,9 +23898,9 @@
       </w:tcPr>
     </w:tblStylePr>
   </w:style>
-  <w:style w:type="table" w:styleId="805">
+  <w:style w:type="table" w:styleId="807">
     <w:name w:val="List Table 6 Colorful - Accent 3"/>
-    <w:basedOn w:val="897"/>
+    <w:basedOn w:val="899"/>
     <w:uiPriority w:val="99"/>
     <w:pPr>
       <w:pBdr/>
@@ -23287,9 +24121,9 @@
       </w:tcPr>
     </w:tblStylePr>
   </w:style>
-  <w:style w:type="table" w:styleId="806">
+  <w:style w:type="table" w:styleId="808">
     <w:name w:val="List Table 6 Colorful - Accent 4"/>
-    <w:basedOn w:val="897"/>
+    <w:basedOn w:val="899"/>
     <w:uiPriority w:val="99"/>
     <w:pPr>
       <w:pBdr/>
@@ -23510,9 +24344,9 @@
       </w:tcPr>
     </w:tblStylePr>
   </w:style>
-  <w:style w:type="table" w:styleId="807">
+  <w:style w:type="table" w:styleId="809">
     <w:name w:val="List Table 6 Colorful - Accent 5"/>
-    <w:basedOn w:val="897"/>
+    <w:basedOn w:val="899"/>
     <w:uiPriority w:val="99"/>
     <w:pPr>
       <w:pBdr/>
@@ -23733,9 +24567,9 @@
       </w:tcPr>
     </w:tblStylePr>
   </w:style>
-  <w:style w:type="table" w:styleId="808">
+  <w:style w:type="table" w:styleId="810">
     <w:name w:val="List Table 6 Colorful - Accent 6"/>
-    <w:basedOn w:val="897"/>
+    <w:basedOn w:val="899"/>
     <w:uiPriority w:val="99"/>
     <w:pPr>
       <w:pBdr/>
@@ -23956,9 +24790,9 @@
       </w:tcPr>
     </w:tblStylePr>
   </w:style>
-  <w:style w:type="table" w:styleId="809">
+  <w:style w:type="table" w:styleId="811">
     <w:name w:val="List Table 7 Colorful"/>
-    <w:basedOn w:val="897"/>
+    <w:basedOn w:val="899"/>
     <w:uiPriority w:val="99"/>
     <w:pPr>
       <w:pBdr/>
@@ -24212,9 +25046,9 @@
       </w:tcPr>
     </w:tblStylePr>
   </w:style>
-  <w:style w:type="table" w:styleId="810">
+  <w:style w:type="table" w:styleId="812">
     <w:name w:val="List Table 7 Colorful - Accent 1"/>
-    <w:basedOn w:val="897"/>
+    <w:basedOn w:val="899"/>
     <w:uiPriority w:val="99"/>
     <w:pPr>
       <w:pBdr/>
@@ -24468,9 +25302,9 @@
       </w:tcPr>
     </w:tblStylePr>
   </w:style>
-  <w:style w:type="table" w:styleId="811">
+  <w:style w:type="table" w:styleId="813">
     <w:name w:val="List Table 7 Colorful - Accent 2"/>
-    <w:basedOn w:val="897"/>
+    <w:basedOn w:val="899"/>
     <w:uiPriority w:val="99"/>
     <w:pPr>
       <w:pBdr/>
@@ -24724,9 +25558,9 @@
       </w:tcPr>
     </w:tblStylePr>
   </w:style>
-  <w:style w:type="table" w:styleId="812">
+  <w:style w:type="table" w:styleId="814">
     <w:name w:val="List Table 7 Colorful - Accent 3"/>
-    <w:basedOn w:val="897"/>
+    <w:basedOn w:val="899"/>
     <w:uiPriority w:val="99"/>
     <w:pPr>
       <w:pBdr/>
@@ -24980,9 +25814,9 @@
       </w:tcPr>
     </w:tblStylePr>
   </w:style>
-  <w:style w:type="table" w:styleId="813">
+  <w:style w:type="table" w:styleId="815">
     <w:name w:val="List Table 7 Colorful - Accent 4"/>
-    <w:basedOn w:val="897"/>
+    <w:basedOn w:val="899"/>
     <w:uiPriority w:val="99"/>
     <w:pPr>
       <w:pBdr/>
@@ -25236,9 +26070,9 @@
       </w:tcPr>
     </w:tblStylePr>
   </w:style>
-  <w:style w:type="table" w:styleId="814">
+  <w:style w:type="table" w:styleId="816">
     <w:name w:val="List Table 7 Colorful - Accent 5"/>
-    <w:basedOn w:val="897"/>
+    <w:basedOn w:val="899"/>
     <w:uiPriority w:val="99"/>
     <w:pPr>
       <w:pBdr/>
@@ -25492,9 +26326,9 @@
       </w:tcPr>
     </w:tblStylePr>
   </w:style>
-  <w:style w:type="table" w:styleId="815">
+  <w:style w:type="table" w:styleId="817">
     <w:name w:val="List Table 7 Colorful - Accent 6"/>
-    <w:basedOn w:val="897"/>
+    <w:basedOn w:val="899"/>
     <w:uiPriority w:val="99"/>
     <w:pPr>
       <w:pBdr/>
@@ -25748,9 +26582,9 @@
       </w:tcPr>
     </w:tblStylePr>
   </w:style>
-  <w:style w:type="table" w:styleId="816">
+  <w:style w:type="table" w:styleId="818">
     <w:name w:val="Lined - Accent"/>
-    <w:basedOn w:val="897"/>
+    <w:basedOn w:val="899"/>
     <w:uiPriority w:val="99"/>
     <w:pPr>
       <w:pBdr/>
@@ -25985,9 +26819,9 @@
       </w:tcPr>
     </w:tblStylePr>
   </w:style>
-  <w:style w:type="table" w:styleId="817">
+  <w:style w:type="table" w:styleId="819">
     <w:name w:val="Lined - Accent 1"/>
-    <w:basedOn w:val="897"/>
+    <w:basedOn w:val="899"/>
     <w:uiPriority w:val="99"/>
     <w:pPr>
       <w:pBdr/>
@@ -26222,9 +27056,9 @@
       </w:tcPr>
     </w:tblStylePr>
   </w:style>
-  <w:style w:type="table" w:styleId="818">
+  <w:style w:type="table" w:styleId="820">
     <w:name w:val="Lined - Accent 2"/>
-    <w:basedOn w:val="897"/>
+    <w:basedOn w:val="899"/>
     <w:uiPriority w:val="99"/>
     <w:pPr>
       <w:pBdr/>
@@ -26459,9 +27293,9 @@
       </w:tcPr>
     </w:tblStylePr>
   </w:style>
-  <w:style w:type="table" w:styleId="819">
+  <w:style w:type="table" w:styleId="821">
     <w:name w:val="Lined - Accent 3"/>
-    <w:basedOn w:val="897"/>
+    <w:basedOn w:val="899"/>
     <w:uiPriority w:val="99"/>
     <w:pPr>
       <w:pBdr/>
@@ -26696,9 +27530,9 @@
       </w:tcPr>
     </w:tblStylePr>
   </w:style>
-  <w:style w:type="table" w:styleId="820">
+  <w:style w:type="table" w:styleId="822">
     <w:name w:val="Lined - Accent 4"/>
-    <w:basedOn w:val="897"/>
+    <w:basedOn w:val="899"/>
     <w:uiPriority w:val="99"/>
     <w:pPr>
       <w:pBdr/>
@@ -26933,9 +27767,9 @@
       </w:tcPr>
     </w:tblStylePr>
   </w:style>
-  <w:style w:type="table" w:styleId="821">
+  <w:style w:type="table" w:styleId="823">
     <w:name w:val="Lined - Accent 5"/>
-    <w:basedOn w:val="897"/>
+    <w:basedOn w:val="899"/>
     <w:uiPriority w:val="99"/>
     <w:pPr>
       <w:pBdr/>
@@ -27170,9 +28004,9 @@
       </w:tcPr>
     </w:tblStylePr>
   </w:style>
-  <w:style w:type="table" w:styleId="822">
+  <w:style w:type="table" w:styleId="824">
     <w:name w:val="Lined - Accent 6"/>
-    <w:basedOn w:val="897"/>
+    <w:basedOn w:val="899"/>
     <w:uiPriority w:val="99"/>
     <w:pPr>
       <w:pBdr/>
@@ -27407,9 +28241,9 @@
       </w:tcPr>
     </w:tblStylePr>
   </w:style>
-  <w:style w:type="table" w:styleId="823">
+  <w:style w:type="table" w:styleId="825">
     <w:name w:val="Bordered &amp; Lined - Accent"/>
-    <w:basedOn w:val="897"/>
+    <w:basedOn w:val="899"/>
     <w:uiPriority w:val="99"/>
     <w:pPr>
       <w:pBdr/>
@@ -27651,9 +28485,9 @@
       </w:tcPr>
     </w:tblStylePr>
   </w:style>
-  <w:style w:type="table" w:styleId="824">
+  <w:style w:type="table" w:styleId="826">
     <w:name w:val="Bordered &amp; Lined - Accent 1"/>
-    <w:basedOn w:val="897"/>
+    <w:basedOn w:val="899"/>
     <w:uiPriority w:val="99"/>
     <w:pPr>
       <w:pBdr/>
@@ -27895,9 +28729,9 @@
       </w:tcPr>
     </w:tblStylePr>
   </w:style>
-  <w:style w:type="table" w:styleId="825">
+  <w:style w:type="table" w:styleId="827">
     <w:name w:val="Bordered &amp; Lined - Accent 2"/>
-    <w:basedOn w:val="897"/>
+    <w:basedOn w:val="899"/>
     <w:uiPriority w:val="99"/>
     <w:pPr>
       <w:pBdr/>
@@ -28139,9 +28973,9 @@
       </w:tcPr>
     </w:tblStylePr>
   </w:style>
-  <w:style w:type="table" w:styleId="826">
+  <w:style w:type="table" w:styleId="828">
     <w:name w:val="Bordered &amp; Lined - Accent 3"/>
-    <w:basedOn w:val="897"/>
+    <w:basedOn w:val="899"/>
     <w:uiPriority w:val="99"/>
     <w:pPr>
       <w:pBdr/>
@@ -28383,9 +29217,9 @@
       </w:tcPr>
     </w:tblStylePr>
   </w:style>
-  <w:style w:type="table" w:styleId="827">
+  <w:style w:type="table" w:styleId="829">
     <w:name w:val="Bordered &amp; Lined - Accent 4"/>
-    <w:basedOn w:val="897"/>
+    <w:basedOn w:val="899"/>
     <w:uiPriority w:val="99"/>
     <w:pPr>
       <w:pBdr/>
@@ -28627,9 +29461,9 @@
       </w:tcPr>
     </w:tblStylePr>
   </w:style>
-  <w:style w:type="table" w:styleId="828">
+  <w:style w:type="table" w:styleId="830">
     <w:name w:val="Bordered &amp; Lined - Accent 5"/>
-    <w:basedOn w:val="897"/>
+    <w:basedOn w:val="899"/>
     <w:uiPriority w:val="99"/>
     <w:pPr>
       <w:pBdr/>
@@ -28871,9 +29705,9 @@
       </w:tcPr>
     </w:tblStylePr>
   </w:style>
-  <w:style w:type="table" w:styleId="829">
+  <w:style w:type="table" w:styleId="831">
     <w:name w:val="Bordered &amp; Lined - Accent 6"/>
-    <w:basedOn w:val="897"/>
+    <w:basedOn w:val="899"/>
     <w:uiPriority w:val="99"/>
     <w:pPr>
       <w:pBdr/>
@@ -29115,9 +29949,9 @@
       </w:tcPr>
     </w:tblStylePr>
   </w:style>
-  <w:style w:type="table" w:styleId="830">
+  <w:style w:type="table" w:styleId="832">
     <w:name w:val="Bordered"/>
-    <w:basedOn w:val="897"/>
+    <w:basedOn w:val="899"/>
     <w:uiPriority w:val="99"/>
     <w:pPr>
       <w:pBdr/>
@@ -29346,9 +30180,9 @@
       </w:tcPr>
     </w:tblStylePr>
   </w:style>
-  <w:style w:type="table" w:styleId="831">
+  <w:style w:type="table" w:styleId="833">
     <w:name w:val="Bordered - Accent 1"/>
-    <w:basedOn w:val="897"/>
+    <w:basedOn w:val="899"/>
     <w:uiPriority w:val="99"/>
     <w:pPr>
       <w:pBdr/>
@@ -29577,9 +30411,9 @@
       </w:tcPr>
     </w:tblStylePr>
   </w:style>
-  <w:style w:type="table" w:styleId="832">
+  <w:style w:type="table" w:styleId="834">
     <w:name w:val="Bordered - Accent 2"/>
-    <w:basedOn w:val="897"/>
+    <w:basedOn w:val="899"/>
     <w:uiPriority w:val="99"/>
     <w:pPr>
       <w:pBdr/>
@@ -29808,9 +30642,9 @@
       </w:tcPr>
     </w:tblStylePr>
   </w:style>
-  <w:style w:type="table" w:styleId="833">
+  <w:style w:type="table" w:styleId="835">
     <w:name w:val="Bordered - Accent 3"/>
-    <w:basedOn w:val="897"/>
+    <w:basedOn w:val="899"/>
     <w:uiPriority w:val="99"/>
     <w:pPr>
       <w:pBdr/>
@@ -30039,9 +30873,9 @@
       </w:tcPr>
     </w:tblStylePr>
   </w:style>
-  <w:style w:type="table" w:styleId="834">
+  <w:style w:type="table" w:styleId="836">
     <w:name w:val="Bordered - Accent 4"/>
-    <w:basedOn w:val="897"/>
+    <w:basedOn w:val="899"/>
     <w:uiPriority w:val="99"/>
     <w:pPr>
       <w:pBdr/>
@@ -30270,9 +31104,9 @@
       </w:tcPr>
     </w:tblStylePr>
   </w:style>
-  <w:style w:type="table" w:styleId="835">
+  <w:style w:type="table" w:styleId="837">
     <w:name w:val="Bordered - Accent 5"/>
-    <w:basedOn w:val="897"/>
+    <w:basedOn w:val="899"/>
     <w:uiPriority w:val="99"/>
     <w:pPr>
       <w:pBdr/>
@@ -30501,9 +31335,9 @@
       </w:tcPr>
     </w:tblStylePr>
   </w:style>
-  <w:style w:type="table" w:styleId="836">
+  <w:style w:type="table" w:styleId="838">
     <w:name w:val="Bordered - Accent 6"/>
-    <w:basedOn w:val="897"/>
+    <w:basedOn w:val="899"/>
     <w:uiPriority w:val="99"/>
     <w:pPr>
       <w:pBdr/>
@@ -30732,11 +31566,11 @@
       </w:tcPr>
     </w:tblStylePr>
   </w:style>
-  <w:style w:type="paragraph" w:styleId="837">
+  <w:style w:type="paragraph" w:styleId="839">
     <w:name w:val="Heading 1"/>
-    <w:basedOn w:val="896"/>
-    <w:next w:val="896"/>
-    <w:link w:val="847"/>
+    <w:basedOn w:val="898"/>
+    <w:next w:val="898"/>
+    <w:link w:val="849"/>
     <w:uiPriority w:val="9"/>
     <w:qFormat/>
     <w:pPr>
@@ -30754,11 +31588,11 @@
       <w:szCs w:val="40"/>
     </w:rPr>
   </w:style>
-  <w:style w:type="paragraph" w:styleId="838">
+  <w:style w:type="paragraph" w:styleId="840">
     <w:name w:val="Heading 2"/>
-    <w:basedOn w:val="896"/>
-    <w:next w:val="896"/>
-    <w:link w:val="848"/>
+    <w:basedOn w:val="898"/>
+    <w:next w:val="898"/>
+    <w:link w:val="850"/>
     <w:uiPriority w:val="9"/>
     <w:unhideWhenUsed/>
     <w:qFormat/>
@@ -30777,11 +31611,11 @@
       <w:szCs w:val="32"/>
     </w:rPr>
   </w:style>
-  <w:style w:type="paragraph" w:styleId="839">
+  <w:style w:type="paragraph" w:styleId="841">
     <w:name w:val="Heading 3"/>
-    <w:basedOn w:val="896"/>
-    <w:next w:val="896"/>
-    <w:link w:val="849"/>
+    <w:basedOn w:val="898"/>
+    <w:next w:val="898"/>
+    <w:link w:val="851"/>
     <w:uiPriority w:val="9"/>
     <w:unhideWhenUsed/>
     <w:qFormat/>
@@ -30800,11 +31634,11 @@
       <w:szCs w:val="28"/>
     </w:rPr>
   </w:style>
-  <w:style w:type="paragraph" w:styleId="840">
+  <w:style w:type="paragraph" w:styleId="842">
     <w:name w:val="Heading 4"/>
-    <w:basedOn w:val="896"/>
-    <w:next w:val="896"/>
-    <w:link w:val="850"/>
+    <w:basedOn w:val="898"/>
+    <w:next w:val="898"/>
+    <w:link w:val="852"/>
     <w:uiPriority w:val="9"/>
     <w:unhideWhenUsed/>
     <w:qFormat/>
@@ -30823,11 +31657,11 @@
       <w:color w:val="0f4761" w:themeColor="accent1" w:themeShade="BF"/>
     </w:rPr>
   </w:style>
-  <w:style w:type="paragraph" w:styleId="841">
+  <w:style w:type="paragraph" w:styleId="843">
     <w:name w:val="Heading 5"/>
-    <w:basedOn w:val="896"/>
-    <w:next w:val="896"/>
-    <w:link w:val="851"/>
+    <w:basedOn w:val="898"/>
+    <w:next w:val="898"/>
+    <w:link w:val="853"/>
     <w:uiPriority w:val="9"/>
     <w:unhideWhenUsed/>
     <w:qFormat/>
@@ -30844,11 +31678,11 @@
       <w:color w:val="0f4761" w:themeColor="accent1" w:themeShade="BF"/>
     </w:rPr>
   </w:style>
-  <w:style w:type="paragraph" w:styleId="842">
+  <w:style w:type="paragraph" w:styleId="844">
     <w:name w:val="Heading 6"/>
-    <w:basedOn w:val="896"/>
-    <w:next w:val="896"/>
-    <w:link w:val="852"/>
+    <w:basedOn w:val="898"/>
+    <w:next w:val="898"/>
+    <w:link w:val="854"/>
     <w:uiPriority w:val="9"/>
     <w:unhideWhenUsed/>
     <w:qFormat/>
@@ -30867,11 +31701,11 @@
       <w:color w:val="595959" w:themeColor="text1" w:themeTint="A6"/>
     </w:rPr>
   </w:style>
-  <w:style w:type="paragraph" w:styleId="843">
+  <w:style w:type="paragraph" w:styleId="845">
     <w:name w:val="Heading 7"/>
-    <w:basedOn w:val="896"/>
-    <w:next w:val="896"/>
-    <w:link w:val="853"/>
+    <w:basedOn w:val="898"/>
+    <w:next w:val="898"/>
+    <w:link w:val="855"/>
     <w:uiPriority w:val="9"/>
     <w:unhideWhenUsed/>
     <w:qFormat/>
@@ -30888,11 +31722,11 @@
       <w:color w:val="595959" w:themeColor="text1" w:themeTint="A6"/>
     </w:rPr>
   </w:style>
-  <w:style w:type="paragraph" w:styleId="844">
+  <w:style w:type="paragraph" w:styleId="846">
     <w:name w:val="Heading 8"/>
-    <w:basedOn w:val="896"/>
-    <w:next w:val="896"/>
-    <w:link w:val="854"/>
+    <w:basedOn w:val="898"/>
+    <w:next w:val="898"/>
+    <w:link w:val="856"/>
     <w:uiPriority w:val="9"/>
     <w:unhideWhenUsed/>
     <w:qFormat/>
@@ -30911,11 +31745,11 @@
       <w:color w:val="272727" w:themeColor="text1" w:themeTint="D8"/>
     </w:rPr>
   </w:style>
-  <w:style w:type="paragraph" w:styleId="845">
+  <w:style w:type="paragraph" w:styleId="847">
     <w:name w:val="Heading 9"/>
-    <w:basedOn w:val="896"/>
-    <w:next w:val="896"/>
-    <w:link w:val="855"/>
+    <w:basedOn w:val="898"/>
+    <w:next w:val="898"/>
+    <w:link w:val="857"/>
     <w:uiPriority w:val="9"/>
     <w:unhideWhenUsed/>
     <w:qFormat/>
@@ -30934,7 +31768,7 @@
       <w:color w:val="272727" w:themeColor="text1" w:themeTint="D8"/>
     </w:rPr>
   </w:style>
-  <w:style w:type="character" w:styleId="846" w:default="1">
+  <w:style w:type="character" w:styleId="848" w:default="1">
     <w:name w:val="Default Paragraph Font"/>
     <w:uiPriority w:val="1"/>
     <w:semiHidden/>
@@ -30945,10 +31779,10 @@
       <w:ind/>
     </w:pPr>
   </w:style>
-  <w:style w:type="character" w:styleId="847">
+  <w:style w:type="character" w:styleId="849">
     <w:name w:val="Heading 1 Char"/>
-    <w:basedOn w:val="846"/>
-    <w:link w:val="837"/>
+    <w:basedOn w:val="848"/>
+    <w:link w:val="839"/>
     <w:uiPriority w:val="9"/>
     <w:pPr>
       <w:pBdr/>
@@ -30962,10 +31796,10 @@
       <w:szCs w:val="40"/>
     </w:rPr>
   </w:style>
-  <w:style w:type="character" w:styleId="848">
+  <w:style w:type="character" w:styleId="850">
     <w:name w:val="Heading 2 Char"/>
-    <w:basedOn w:val="846"/>
-    <w:link w:val="838"/>
+    <w:basedOn w:val="848"/>
+    <w:link w:val="840"/>
     <w:uiPriority w:val="9"/>
     <w:pPr>
       <w:pBdr/>
@@ -30979,10 +31813,10 @@
       <w:szCs w:val="32"/>
     </w:rPr>
   </w:style>
-  <w:style w:type="character" w:styleId="849">
+  <w:style w:type="character" w:styleId="851">
     <w:name w:val="Heading 3 Char"/>
-    <w:basedOn w:val="846"/>
-    <w:link w:val="839"/>
+    <w:basedOn w:val="848"/>
+    <w:link w:val="841"/>
     <w:uiPriority w:val="9"/>
     <w:pPr>
       <w:pBdr/>
@@ -30996,10 +31830,10 @@
       <w:szCs w:val="28"/>
     </w:rPr>
   </w:style>
-  <w:style w:type="character" w:styleId="850">
+  <w:style w:type="character" w:styleId="852">
     <w:name w:val="Heading 4 Char"/>
-    <w:basedOn w:val="846"/>
-    <w:link w:val="840"/>
+    <w:basedOn w:val="848"/>
+    <w:link w:val="842"/>
     <w:uiPriority w:val="9"/>
     <w:pPr>
       <w:pBdr/>
@@ -31013,10 +31847,10 @@
       <w:color w:val="0f4761" w:themeColor="accent1" w:themeShade="BF"/>
     </w:rPr>
   </w:style>
-  <w:style w:type="character" w:styleId="851">
+  <w:style w:type="character" w:styleId="853">
     <w:name w:val="Heading 5 Char"/>
-    <w:basedOn w:val="846"/>
-    <w:link w:val="841"/>
+    <w:basedOn w:val="848"/>
+    <w:link w:val="843"/>
     <w:uiPriority w:val="9"/>
     <w:pPr>
       <w:pBdr/>
@@ -31028,10 +31862,10 @@
       <w:color w:val="0f4761" w:themeColor="accent1" w:themeShade="BF"/>
     </w:rPr>
   </w:style>
-  <w:style w:type="character" w:styleId="852">
+  <w:style w:type="character" w:styleId="854">
     <w:name w:val="Heading 6 Char"/>
-    <w:basedOn w:val="846"/>
-    <w:link w:val="842"/>
+    <w:basedOn w:val="848"/>
+    <w:link w:val="844"/>
     <w:uiPriority w:val="9"/>
     <w:pPr>
       <w:pBdr/>
@@ -31045,10 +31879,10 @@
       <w:color w:val="595959" w:themeColor="text1" w:themeTint="A6"/>
     </w:rPr>
   </w:style>
-  <w:style w:type="character" w:styleId="853">
+  <w:style w:type="character" w:styleId="855">
     <w:name w:val="Heading 7 Char"/>
-    <w:basedOn w:val="846"/>
-    <w:link w:val="843"/>
+    <w:basedOn w:val="848"/>
+    <w:link w:val="845"/>
     <w:uiPriority w:val="9"/>
     <w:pPr>
       <w:pBdr/>
@@ -31060,10 +31894,10 @@
       <w:color w:val="595959" w:themeColor="text1" w:themeTint="A6"/>
     </w:rPr>
   </w:style>
-  <w:style w:type="character" w:styleId="854">
+  <w:style w:type="character" w:styleId="856">
     <w:name w:val="Heading 8 Char"/>
-    <w:basedOn w:val="846"/>
-    <w:link w:val="844"/>
+    <w:basedOn w:val="848"/>
+    <w:link w:val="846"/>
     <w:uiPriority w:val="9"/>
     <w:pPr>
       <w:pBdr/>
@@ -31077,10 +31911,10 @@
       <w:color w:val="272727" w:themeColor="text1" w:themeTint="D8"/>
     </w:rPr>
   </w:style>
-  <w:style w:type="character" w:styleId="855">
+  <w:style w:type="character" w:styleId="857">
     <w:name w:val="Heading 9 Char"/>
-    <w:basedOn w:val="846"/>
-    <w:link w:val="845"/>
+    <w:basedOn w:val="848"/>
+    <w:link w:val="847"/>
     <w:uiPriority w:val="9"/>
     <w:pPr>
       <w:pBdr/>
@@ -31094,11 +31928,11 @@
       <w:color w:val="272727" w:themeColor="text1" w:themeTint="D8"/>
     </w:rPr>
   </w:style>
-  <w:style w:type="paragraph" w:styleId="856">
+  <w:style w:type="paragraph" w:styleId="858">
     <w:name w:val="Title"/>
-    <w:basedOn w:val="896"/>
-    <w:next w:val="896"/>
-    <w:link w:val="857"/>
+    <w:basedOn w:val="898"/>
+    <w:next w:val="898"/>
+    <w:link w:val="859"/>
     <w:uiPriority w:val="10"/>
     <w:qFormat/>
     <w:pPr>
@@ -31114,10 +31948,10 @@
       <w:szCs w:val="56"/>
     </w:rPr>
   </w:style>
-  <w:style w:type="character" w:styleId="857">
+  <w:style w:type="character" w:styleId="859">
     <w:name w:val="Title Char"/>
-    <w:basedOn w:val="846"/>
-    <w:link w:val="856"/>
+    <w:basedOn w:val="848"/>
+    <w:link w:val="858"/>
     <w:uiPriority w:val="10"/>
     <w:pPr>
       <w:pBdr/>
@@ -31131,11 +31965,11 @@
       <w:szCs w:val="56"/>
     </w:rPr>
   </w:style>
-  <w:style w:type="paragraph" w:styleId="858">
+  <w:style w:type="paragraph" w:styleId="860">
     <w:name w:val="Subtitle"/>
-    <w:basedOn w:val="896"/>
-    <w:next w:val="896"/>
-    <w:link w:val="859"/>
+    <w:basedOn w:val="898"/>
+    <w:next w:val="898"/>
+    <w:link w:val="861"/>
     <w:uiPriority w:val="11"/>
     <w:qFormat/>
     <w:pPr>
@@ -31153,10 +31987,10 @@
       <w:szCs w:val="28"/>
     </w:rPr>
   </w:style>
-  <w:style w:type="character" w:styleId="859">
+  <w:style w:type="character" w:styleId="861">
     <w:name w:val="Subtitle Char"/>
-    <w:basedOn w:val="846"/>
-    <w:link w:val="858"/>
+    <w:basedOn w:val="848"/>
+    <w:link w:val="860"/>
     <w:uiPriority w:val="11"/>
     <w:pPr>
       <w:pBdr/>
@@ -31170,11 +32004,11 @@
       <w:szCs w:val="28"/>
     </w:rPr>
   </w:style>
-  <w:style w:type="paragraph" w:styleId="860">
+  <w:style w:type="paragraph" w:styleId="862">
     <w:name w:val="Quote"/>
-    <w:basedOn w:val="896"/>
-    <w:next w:val="896"/>
-    <w:link w:val="861"/>
+    <w:basedOn w:val="898"/>
+    <w:next w:val="898"/>
+    <w:link w:val="863"/>
     <w:uiPriority w:val="29"/>
     <w:qFormat/>
     <w:pPr>
@@ -31189,10 +32023,10 @@
       <w:color w:val="404040" w:themeColor="text1" w:themeTint="BF"/>
     </w:rPr>
   </w:style>
-  <w:style w:type="character" w:styleId="861">
+  <w:style w:type="character" w:styleId="863">
     <w:name w:val="Quote Char"/>
-    <w:basedOn w:val="846"/>
-    <w:link w:val="860"/>
+    <w:basedOn w:val="848"/>
+    <w:link w:val="862"/>
     <w:uiPriority w:val="29"/>
     <w:pPr>
       <w:pBdr/>
@@ -31205,9 +32039,9 @@
       <w:color w:val="404040" w:themeColor="text1" w:themeTint="BF"/>
     </w:rPr>
   </w:style>
-  <w:style w:type="character" w:styleId="862">
+  <w:style w:type="character" w:styleId="864">
     <w:name w:val="Intense Emphasis"/>
-    <w:basedOn w:val="846"/>
+    <w:basedOn w:val="848"/>
     <w:uiPriority w:val="21"/>
     <w:qFormat/>
     <w:pPr>
@@ -31221,11 +32055,11 @@
       <w:color w:val="0f4761" w:themeColor="accent1" w:themeShade="BF"/>
     </w:rPr>
   </w:style>
-  <w:style w:type="paragraph" w:styleId="863">
+  <w:style w:type="paragraph" w:styleId="865">
     <w:name w:val="Intense Quote"/>
-    <w:basedOn w:val="896"/>
-    <w:next w:val="896"/>
-    <w:link w:val="864"/>
+    <w:basedOn w:val="898"/>
+    <w:next w:val="898"/>
+    <w:link w:val="866"/>
     <w:uiPriority w:val="30"/>
     <w:qFormat/>
     <w:pPr>
@@ -31243,10 +32077,10 @@
       <w:color w:val="0f4761" w:themeColor="accent1" w:themeShade="BF"/>
     </w:rPr>
   </w:style>
-  <w:style w:type="character" w:styleId="864">
+  <w:style w:type="character" w:styleId="866">
     <w:name w:val="Intense Quote Char"/>
-    <w:basedOn w:val="846"/>
-    <w:link w:val="863"/>
+    <w:basedOn w:val="848"/>
+    <w:link w:val="865"/>
     <w:uiPriority w:val="30"/>
     <w:pPr>
       <w:pBdr/>
@@ -31259,9 +32093,9 @@
       <w:color w:val="0f4761" w:themeColor="accent1" w:themeShade="BF"/>
     </w:rPr>
   </w:style>
-  <w:style w:type="character" w:styleId="865">
+  <w:style w:type="character" w:styleId="867">
     <w:name w:val="Intense Reference"/>
-    <w:basedOn w:val="846"/>
+    <w:basedOn w:val="848"/>
     <w:uiPriority w:val="32"/>
     <w:qFormat/>
     <w:pPr>
@@ -31277,9 +32111,9 @@
       <w:spacing w:val="5"/>
     </w:rPr>
   </w:style>
-  <w:style w:type="character" w:styleId="866">
+  <w:style w:type="character" w:styleId="868">
     <w:name w:val="Subtle Emphasis"/>
-    <w:basedOn w:val="846"/>
+    <w:basedOn w:val="848"/>
     <w:uiPriority w:val="19"/>
     <w:qFormat/>
     <w:pPr>
@@ -31293,9 +32127,9 @@
       <w:color w:val="404040" w:themeColor="text1" w:themeTint="BF"/>
     </w:rPr>
   </w:style>
-  <w:style w:type="character" w:styleId="867">
+  <w:style w:type="character" w:styleId="869">
     <w:name w:val="Emphasis"/>
-    <w:basedOn w:val="846"/>
+    <w:basedOn w:val="848"/>
     <w:uiPriority w:val="20"/>
     <w:qFormat/>
     <w:pPr>
@@ -31308,9 +32142,9 @@
       <w:iCs/>
     </w:rPr>
   </w:style>
-  <w:style w:type="character" w:styleId="868">
+  <w:style w:type="character" w:styleId="870">
     <w:name w:val="Strong"/>
-    <w:basedOn w:val="846"/>
+    <w:basedOn w:val="848"/>
     <w:uiPriority w:val="22"/>
     <w:qFormat/>
     <w:pPr>
@@ -31323,9 +32157,9 @@
       <w:bCs/>
     </w:rPr>
   </w:style>
-  <w:style w:type="character" w:styleId="869">
+  <w:style w:type="character" w:styleId="871">
     <w:name w:val="Subtle Reference"/>
-    <w:basedOn w:val="846"/>
+    <w:basedOn w:val="848"/>
     <w:uiPriority w:val="31"/>
     <w:qFormat/>
     <w:pPr>
@@ -31338,9 +32172,9 @@
       <w:color w:val="5a5a5a" w:themeColor="text1" w:themeTint="A5"/>
     </w:rPr>
   </w:style>
-  <w:style w:type="character" w:styleId="870">
+  <w:style w:type="character" w:styleId="872">
     <w:name w:val="Book Title"/>
-    <w:basedOn w:val="846"/>
+    <w:basedOn w:val="848"/>
     <w:uiPriority w:val="33"/>
     <w:qFormat/>
     <w:pPr>
@@ -31356,36 +32190,9 @@
       <w:spacing w:val="5"/>
     </w:rPr>
   </w:style>
-  <w:style w:type="paragraph" w:styleId="871">
+  <w:style w:type="paragraph" w:styleId="873">
     <w:name w:val="Header"/>
-    <w:basedOn w:val="896"/>
-    <w:link w:val="872"/>
-    <w:uiPriority w:val="99"/>
-    <w:unhideWhenUsed/>
-    <w:pPr>
-      <w:pBdr/>
-      <w:tabs>
-        <w:tab w:val="center" w:leader="none" w:pos="4844"/>
-        <w:tab w:val="right" w:leader="none" w:pos="9689"/>
-      </w:tabs>
-      <w:spacing w:after="0" w:line="240" w:lineRule="auto"/>
-      <w:ind/>
-    </w:pPr>
-  </w:style>
-  <w:style w:type="character" w:styleId="872">
-    <w:name w:val="Header Char"/>
-    <w:basedOn w:val="846"/>
-    <w:link w:val="871"/>
-    <w:uiPriority w:val="99"/>
-    <w:pPr>
-      <w:pBdr/>
-      <w:spacing/>
-      <w:ind/>
-    </w:pPr>
-  </w:style>
-  <w:style w:type="paragraph" w:styleId="873">
-    <w:name w:val="Footer"/>
-    <w:basedOn w:val="896"/>
+    <w:basedOn w:val="898"/>
     <w:link w:val="874"/>
     <w:uiPriority w:val="99"/>
     <w:unhideWhenUsed/>
@@ -31400,8 +32207,8 @@
     </w:pPr>
   </w:style>
   <w:style w:type="character" w:styleId="874">
-    <w:name w:val="Footer Char"/>
-    <w:basedOn w:val="846"/>
+    <w:name w:val="Header Char"/>
+    <w:basedOn w:val="848"/>
     <w:link w:val="873"/>
     <w:uiPriority w:val="99"/>
     <w:pPr>
@@ -31411,9 +32218,36 @@
     </w:pPr>
   </w:style>
   <w:style w:type="paragraph" w:styleId="875">
+    <w:name w:val="Footer"/>
+    <w:basedOn w:val="898"/>
+    <w:link w:val="876"/>
+    <w:uiPriority w:val="99"/>
+    <w:unhideWhenUsed/>
+    <w:pPr>
+      <w:pBdr/>
+      <w:tabs>
+        <w:tab w:val="center" w:leader="none" w:pos="4844"/>
+        <w:tab w:val="right" w:leader="none" w:pos="9689"/>
+      </w:tabs>
+      <w:spacing w:after="0" w:line="240" w:lineRule="auto"/>
+      <w:ind/>
+    </w:pPr>
+  </w:style>
+  <w:style w:type="character" w:styleId="876">
+    <w:name w:val="Footer Char"/>
+    <w:basedOn w:val="848"/>
+    <w:link w:val="875"/>
+    <w:uiPriority w:val="99"/>
+    <w:pPr>
+      <w:pBdr/>
+      <w:spacing/>
+      <w:ind/>
+    </w:pPr>
+  </w:style>
+  <w:style w:type="paragraph" w:styleId="877">
     <w:name w:val="Caption"/>
-    <w:basedOn w:val="896"/>
-    <w:next w:val="896"/>
+    <w:basedOn w:val="898"/>
+    <w:next w:val="898"/>
     <w:uiPriority w:val="35"/>
     <w:unhideWhenUsed/>
     <w:qFormat/>
@@ -31430,10 +32264,10 @@
       <w:szCs w:val="18"/>
     </w:rPr>
   </w:style>
-  <w:style w:type="paragraph" w:styleId="876">
+  <w:style w:type="paragraph" w:styleId="878">
     <w:name w:val="footnote text"/>
-    <w:basedOn w:val="896"/>
-    <w:link w:val="877"/>
+    <w:basedOn w:val="898"/>
+    <w:link w:val="879"/>
     <w:uiPriority w:val="99"/>
     <w:semiHidden/>
     <w:unhideWhenUsed/>
@@ -31447,10 +32281,10 @@
       <w:szCs w:val="20"/>
     </w:rPr>
   </w:style>
-  <w:style w:type="character" w:styleId="877">
+  <w:style w:type="character" w:styleId="879">
     <w:name w:val="Footnote Text Char"/>
-    <w:basedOn w:val="846"/>
-    <w:link w:val="876"/>
+    <w:basedOn w:val="848"/>
+    <w:link w:val="878"/>
     <w:uiPriority w:val="99"/>
     <w:semiHidden/>
     <w:pPr>
@@ -31463,9 +32297,9 @@
       <w:szCs w:val="20"/>
     </w:rPr>
   </w:style>
-  <w:style w:type="character" w:styleId="878">
+  <w:style w:type="character" w:styleId="880">
     <w:name w:val="footnote reference"/>
-    <w:basedOn w:val="846"/>
+    <w:basedOn w:val="848"/>
     <w:uiPriority w:val="99"/>
     <w:semiHidden/>
     <w:unhideWhenUsed/>
@@ -31478,10 +32312,10 @@
       <w:vertAlign w:val="superscript"/>
     </w:rPr>
   </w:style>
-  <w:style w:type="paragraph" w:styleId="879">
+  <w:style w:type="paragraph" w:styleId="881">
     <w:name w:val="endnote text"/>
-    <w:basedOn w:val="896"/>
-    <w:link w:val="880"/>
+    <w:basedOn w:val="898"/>
+    <w:link w:val="882"/>
     <w:uiPriority w:val="99"/>
     <w:semiHidden/>
     <w:unhideWhenUsed/>
@@ -31495,10 +32329,10 @@
       <w:szCs w:val="20"/>
     </w:rPr>
   </w:style>
-  <w:style w:type="character" w:styleId="880">
+  <w:style w:type="character" w:styleId="882">
     <w:name w:val="Endnote Text Char"/>
-    <w:basedOn w:val="846"/>
-    <w:link w:val="879"/>
+    <w:basedOn w:val="848"/>
+    <w:link w:val="881"/>
     <w:uiPriority w:val="99"/>
     <w:semiHidden/>
     <w:pPr>
@@ -31511,9 +32345,9 @@
       <w:szCs w:val="20"/>
     </w:rPr>
   </w:style>
-  <w:style w:type="character" w:styleId="881">
+  <w:style w:type="character" w:styleId="883">
     <w:name w:val="endnote reference"/>
-    <w:basedOn w:val="846"/>
+    <w:basedOn w:val="848"/>
     <w:uiPriority w:val="99"/>
     <w:semiHidden/>
     <w:unhideWhenUsed/>
@@ -31526,9 +32360,9 @@
       <w:vertAlign w:val="superscript"/>
     </w:rPr>
   </w:style>
-  <w:style w:type="character" w:styleId="882">
+  <w:style w:type="character" w:styleId="884">
     <w:name w:val="Hyperlink"/>
-    <w:basedOn w:val="846"/>
+    <w:basedOn w:val="848"/>
     <w:uiPriority w:val="99"/>
     <w:unhideWhenUsed/>
     <w:pPr>
@@ -31541,9 +32375,9 @@
       <w:u w:val="single"/>
     </w:rPr>
   </w:style>
-  <w:style w:type="character" w:styleId="883">
+  <w:style w:type="character" w:styleId="885">
     <w:name w:val="FollowedHyperlink"/>
-    <w:basedOn w:val="846"/>
+    <w:basedOn w:val="848"/>
     <w:uiPriority w:val="99"/>
     <w:semiHidden/>
     <w:unhideWhenUsed/>
@@ -31557,10 +32391,10 @@
       <w:u w:val="single"/>
     </w:rPr>
   </w:style>
-  <w:style w:type="paragraph" w:styleId="884">
+  <w:style w:type="paragraph" w:styleId="886">
     <w:name w:val="toc 1"/>
-    <w:basedOn w:val="896"/>
-    <w:next w:val="896"/>
+    <w:basedOn w:val="898"/>
+    <w:next w:val="898"/>
     <w:uiPriority w:val="39"/>
     <w:unhideWhenUsed/>
     <w:pPr>
@@ -31569,10 +32403,10 @@
       <w:ind/>
     </w:pPr>
   </w:style>
-  <w:style w:type="paragraph" w:styleId="885">
+  <w:style w:type="paragraph" w:styleId="887">
     <w:name w:val="toc 2"/>
-    <w:basedOn w:val="896"/>
-    <w:next w:val="896"/>
+    <w:basedOn w:val="898"/>
+    <w:next w:val="898"/>
     <w:uiPriority w:val="39"/>
     <w:unhideWhenUsed/>
     <w:pPr>
@@ -31581,10 +32415,10 @@
       <w:ind w:left="220"/>
     </w:pPr>
   </w:style>
-  <w:style w:type="paragraph" w:styleId="886">
+  <w:style w:type="paragraph" w:styleId="888">
     <w:name w:val="toc 3"/>
-    <w:basedOn w:val="896"/>
-    <w:next w:val="896"/>
+    <w:basedOn w:val="898"/>
+    <w:next w:val="898"/>
     <w:uiPriority w:val="39"/>
     <w:unhideWhenUsed/>
     <w:pPr>
@@ -31593,10 +32427,10 @@
       <w:ind w:left="440"/>
     </w:pPr>
   </w:style>
-  <w:style w:type="paragraph" w:styleId="887">
+  <w:style w:type="paragraph" w:styleId="889">
     <w:name w:val="toc 4"/>
-    <w:basedOn w:val="896"/>
-    <w:next w:val="896"/>
+    <w:basedOn w:val="898"/>
+    <w:next w:val="898"/>
     <w:uiPriority w:val="39"/>
     <w:unhideWhenUsed/>
     <w:pPr>
@@ -31605,10 +32439,10 @@
       <w:ind w:left="660"/>
     </w:pPr>
   </w:style>
-  <w:style w:type="paragraph" w:styleId="888">
+  <w:style w:type="paragraph" w:styleId="890">
     <w:name w:val="toc 5"/>
-    <w:basedOn w:val="896"/>
-    <w:next w:val="896"/>
+    <w:basedOn w:val="898"/>
+    <w:next w:val="898"/>
     <w:uiPriority w:val="39"/>
     <w:unhideWhenUsed/>
     <w:pPr>
@@ -31617,10 +32451,10 @@
       <w:ind w:left="880"/>
     </w:pPr>
   </w:style>
-  <w:style w:type="paragraph" w:styleId="889">
+  <w:style w:type="paragraph" w:styleId="891">
     <w:name w:val="toc 6"/>
-    <w:basedOn w:val="896"/>
-    <w:next w:val="896"/>
+    <w:basedOn w:val="898"/>
+    <w:next w:val="898"/>
     <w:uiPriority w:val="39"/>
     <w:unhideWhenUsed/>
     <w:pPr>
@@ -31629,10 +32463,10 @@
       <w:ind w:left="1100"/>
     </w:pPr>
   </w:style>
-  <w:style w:type="paragraph" w:styleId="890">
+  <w:style w:type="paragraph" w:styleId="892">
     <w:name w:val="toc 7"/>
-    <w:basedOn w:val="896"/>
-    <w:next w:val="896"/>
+    <w:basedOn w:val="898"/>
+    <w:next w:val="898"/>
     <w:uiPriority w:val="39"/>
     <w:unhideWhenUsed/>
     <w:pPr>
@@ -31641,10 +32475,10 @@
       <w:ind w:left="1320"/>
     </w:pPr>
   </w:style>
-  <w:style w:type="paragraph" w:styleId="891">
+  <w:style w:type="paragraph" w:styleId="893">
     <w:name w:val="toc 8"/>
-    <w:basedOn w:val="896"/>
-    <w:next w:val="896"/>
+    <w:basedOn w:val="898"/>
+    <w:next w:val="898"/>
     <w:uiPriority w:val="39"/>
     <w:unhideWhenUsed/>
     <w:pPr>
@@ -31653,10 +32487,10 @@
       <w:ind w:left="1540"/>
     </w:pPr>
   </w:style>
-  <w:style w:type="paragraph" w:styleId="892">
+  <w:style w:type="paragraph" w:styleId="894">
     <w:name w:val="toc 9"/>
-    <w:basedOn w:val="896"/>
-    <w:next w:val="896"/>
+    <w:basedOn w:val="898"/>
+    <w:next w:val="898"/>
     <w:uiPriority w:val="39"/>
     <w:unhideWhenUsed/>
     <w:pPr>
@@ -31665,9 +32499,9 @@
       <w:ind w:left="1760"/>
     </w:pPr>
   </w:style>
-  <w:style w:type="character" w:styleId="893">
+  <w:style w:type="character" w:styleId="895">
     <w:name w:val="Placeholder Text"/>
-    <w:basedOn w:val="846"/>
+    <w:basedOn w:val="848"/>
     <w:uiPriority w:val="99"/>
     <w:semiHidden/>
     <w:pPr>
@@ -31679,7 +32513,7 @@
       <w:color w:val="666666"/>
     </w:rPr>
   </w:style>
-  <w:style w:type="paragraph" w:styleId="894">
+  <w:style w:type="paragraph" w:styleId="896">
     <w:name w:val="TOC Heading"/>
     <w:uiPriority w:val="39"/>
     <w:unhideWhenUsed/>
@@ -31689,10 +32523,10 @@
       <w:ind/>
     </w:pPr>
   </w:style>
-  <w:style w:type="paragraph" w:styleId="895">
+  <w:style w:type="paragraph" w:styleId="897">
     <w:name w:val="table of figures"/>
-    <w:basedOn w:val="896"/>
-    <w:next w:val="896"/>
+    <w:basedOn w:val="898"/>
+    <w:next w:val="898"/>
     <w:uiPriority w:val="99"/>
     <w:unhideWhenUsed/>
     <w:pPr>
@@ -31701,7 +32535,7 @@
       <w:ind/>
     </w:pPr>
   </w:style>
-  <w:style w:type="paragraph" w:styleId="896" w:default="1">
+  <w:style w:type="paragraph" w:styleId="898" w:default="1">
     <w:name w:val="Normal"/>
     <w:qFormat/>
     <w:pPr>
@@ -31710,7 +32544,7 @@
       <w:ind/>
     </w:pPr>
   </w:style>
-  <w:style w:type="table" w:styleId="897" w:default="1">
+  <w:style w:type="table" w:styleId="899" w:default="1">
     <w:name w:val="Normal Table"/>
     <w:uiPriority w:val="99"/>
     <w:semiHidden/>
@@ -31903,7 +32737,7 @@
       </w:tcPr>
     </w:tblStylePr>
   </w:style>
-  <w:style w:type="numbering" w:styleId="898" w:default="1">
+  <w:style w:type="numbering" w:styleId="900" w:default="1">
     <w:name w:val="No List"/>
     <w:uiPriority w:val="99"/>
     <w:semiHidden/>
@@ -31914,9 +32748,9 @@
       <w:ind/>
     </w:pPr>
   </w:style>
-  <w:style w:type="paragraph" w:styleId="899">
+  <w:style w:type="paragraph" w:styleId="901">
     <w:name w:val="No Spacing"/>
-    <w:basedOn w:val="896"/>
+    <w:basedOn w:val="898"/>
     <w:uiPriority w:val="1"/>
     <w:qFormat/>
     <w:pPr>
@@ -31925,9 +32759,9 @@
       <w:ind/>
     </w:pPr>
   </w:style>
-  <w:style w:type="paragraph" w:styleId="900">
+  <w:style w:type="paragraph" w:styleId="902">
     <w:name w:val="List Paragraph"/>
-    <w:basedOn w:val="896"/>
+    <w:basedOn w:val="898"/>
     <w:uiPriority w:val="34"/>
     <w:qFormat/>
     <w:pPr>
